--- a/public/cv_templates/free-resume-example-entry-level.docx
+++ b/public/cv_templates/free-resume-example-entry-level.docx
@@ -1,10 +1,7 @@
 
 <file path=word/document.xml><?xml version="1.0" encoding="utf-8"?>
-<w:document xmlns:ve="http://schemas.openxmlformats.org/markup-compatibility/2006" xmlns:o="urn:schemas-microsoft-com:office:office" xmlns:r="http://schemas.openxmlformats.org/officeDocument/2006/relationships" xmlns:m="http://schemas.openxmlformats.org/officeDocument/2006/math" xmlns:v="urn:schemas-microsoft-com:vml" xmlns:wp="http://schemas.openxmlformats.org/drawingml/2006/wordprocessingDrawing" xmlns:w10="urn:schemas-microsoft-com:office:word" xmlns:w="http://schemas.openxmlformats.org/wordprocessingml/2006/main" xmlns:wne="http://schemas.microsoft.com/office/word/2006/wordml">
-  <!-- Generated by Aspose.Words for .NET 23.2.0 -->
-  <w:background w:color="ffffff">
-    <v:background id="_x0000_s1025" filled="t" fillcolor="white"/>
-  </w:background>
+<w:document xmlns:wpc="http://schemas.microsoft.com/office/word/2010/wordprocessingCanvas" xmlns:cx="http://schemas.microsoft.com/office/drawing/2014/chartex" xmlns:cx1="http://schemas.microsoft.com/office/drawing/2015/9/8/chartex" xmlns:cx2="http://schemas.microsoft.com/office/drawing/2015/10/21/chartex" xmlns:cx3="http://schemas.microsoft.com/office/drawing/2016/5/9/chartex" xmlns:cx4="http://schemas.microsoft.com/office/drawing/2016/5/10/chartex" xmlns:cx5="http://schemas.microsoft.com/office/drawing/2016/5/11/chartex" xmlns:cx6="http://schemas.microsoft.com/office/drawing/2016/5/12/chartex" xmlns:cx7="http://schemas.microsoft.com/office/drawing/2016/5/13/chartex" xmlns:cx8="http://schemas.microsoft.com/office/drawing/2016/5/14/chartex" xmlns:mc="http://schemas.openxmlformats.org/markup-compatibility/2006" xmlns:aink="http://schemas.microsoft.com/office/drawing/2016/ink" xmlns:am3d="http://schemas.microsoft.com/office/drawing/2017/model3d" xmlns:o="urn:schemas-microsoft-com:office:office" xmlns:oel="http://schemas.microsoft.com/office/2019/extlst" xmlns:r="http://schemas.openxmlformats.org/officeDocument/2006/relationships" xmlns:m="http://schemas.openxmlformats.org/officeDocument/2006/math" xmlns:v="urn:schemas-microsoft-com:vml" xmlns:wp14="http://schemas.microsoft.com/office/word/2010/wordprocessingDrawing" xmlns:wp="http://schemas.openxmlformats.org/drawingml/2006/wordprocessingDrawing" xmlns:w10="urn:schemas-microsoft-com:office:word" xmlns:w="http://schemas.openxmlformats.org/wordprocessingml/2006/main" xmlns:w14="http://schemas.microsoft.com/office/word/2010/wordml" xmlns:w15="http://schemas.microsoft.com/office/word/2012/wordml" xmlns:w16cex="http://schemas.microsoft.com/office/word/2018/wordml/cex" xmlns:w16cid="http://schemas.microsoft.com/office/word/2016/wordml/cid" xmlns:w16="http://schemas.microsoft.com/office/word/2018/wordml" xmlns:w16du="http://schemas.microsoft.com/office/word/2023/wordml/word16du" xmlns:w16sdtdh="http://schemas.microsoft.com/office/word/2020/wordml/sdtdatahash" xmlns:w16sdtfl="http://schemas.microsoft.com/office/word/2024/wordml/sdtformatlock" xmlns:w16se="http://schemas.microsoft.com/office/word/2015/wordml/symex" xmlns:wpg="http://schemas.microsoft.com/office/word/2010/wordprocessingGroup" xmlns:wpi="http://schemas.microsoft.com/office/word/2010/wordprocessingInk" xmlns:wne="http://schemas.microsoft.com/office/word/2006/wordml" xmlns:wps="http://schemas.microsoft.com/office/word/2010/wordprocessingShape" mc:Ignorable="w14 w15 w16se w16cid w16 w16cex w16sdtdh w16sdtfl w16du wp14">
+  <w:background w:color="FFFFFF"/>
   <w:body>
     <w:tbl>
       <w:tblPr>
@@ -13,12 +10,10 @@
         <w:tblCellSpacing w:w="0" w:type="dxa"/>
         <w:tblLayout w:type="fixed"/>
         <w:tblCellMar>
-          <w:top w:w="0" w:type="dxa"/>
           <w:left w:w="0" w:type="dxa"/>
-          <w:bottom w:w="0" w:type="dxa"/>
           <w:right w:w="0" w:type="dxa"/>
         </w:tblCellMar>
-        <w:tblLook w:val="05E0"/>
+        <w:tblLook w:val="05E0" w:firstRow="1" w:lastRow="1" w:firstColumn="1" w:lastColumn="1" w:noHBand="0" w:noVBand="1"/>
       </w:tblPr>
       <w:tblGrid>
         <w:gridCol w:w="800"/>
@@ -27,18 +22,6 @@
         <w:gridCol w:w="800"/>
       </w:tblGrid>
       <w:tr>
-        <w:tblPrEx>
-          <w:tblW w:w="0" w:type="auto"/>
-          <w:tblCellSpacing w:w="0" w:type="dxa"/>
-          <w:tblLayout w:type="fixed"/>
-          <w:tblCellMar>
-            <w:top w:w="0" w:type="dxa"/>
-            <w:left w:w="0" w:type="dxa"/>
-            <w:bottom w:w="0" w:type="dxa"/>
-            <w:right w:w="0" w:type="dxa"/>
-          </w:tblCellMar>
-          <w:tblLook w:val="05E0"/>
-        </w:tblPrEx>
         <w:trPr>
           <w:tblCellSpacing w:w="0" w:type="dxa"/>
         </w:trPr>
@@ -46,33 +29,22 @@
           <w:tcPr>
             <w:tcW w:w="800" w:type="dxa"/>
             <w:shd w:val="clear" w:color="auto" w:fill="CCE1ED"/>
-            <w:noWrap w:val="0"/>
             <w:tcMar>
               <w:top w:w="800" w:type="dxa"/>
               <w:left w:w="0" w:type="dxa"/>
               <w:bottom w:w="360" w:type="dxa"/>
               <w:right w:w="0" w:type="dxa"/>
             </w:tcMar>
-            <w:vAlign w:val="top"/>
             <w:hideMark/>
           </w:tcPr>
           <w:p>
             <w:pPr>
-              <w:pBdr>
-                <w:top w:val="none" w:sz="0" w:space="0" w:color="auto"/>
-                <w:left w:val="none" w:sz="0" w:space="0" w:color="auto"/>
-                <w:bottom w:val="none" w:sz="0" w:space="0" w:color="auto"/>
-                <w:right w:val="none" w:sz="0" w:space="0" w:color="auto"/>
-                <w:between w:val="none" w:sz="0" w:space="0" w:color="auto"/>
-                <w:bar w:val="none" w:sz="0" w:space="0" w:color="auto"/>
-              </w:pBdr>
-              <w:rPr>
-                <w:rFonts w:ascii="Open Sans" w:eastAsia="Open Sans" w:hAnsi="Open Sans" w:cs="Open Sans"/>
-                <w:color w:val="000000"/>
-                <w:sz w:val="22"/>
-                <w:szCs w:val="22"/>
-                <w:bdr w:val="none" w:sz="0" w:space="0" w:color="auto"/>
-                <w:vertAlign w:val="baseline"/>
+              <w:rPr>
+                <w:rFonts w:asciiTheme="minorHAnsi" w:eastAsia="Open Sans" w:hAnsiTheme="minorHAnsi" w:cs="Open Sans"/>
+                <w:color w:val="000000"/>
+                <w:sz w:val="22"/>
+                <w:szCs w:val="22"/>
+                <w:lang w:val="ru-MD"/>
               </w:rPr>
             </w:pPr>
           </w:p>
@@ -81,30 +53,22 @@
           <w:tcPr>
             <w:tcW w:w="7395" w:type="dxa"/>
             <w:shd w:val="clear" w:color="auto" w:fill="CCE1ED"/>
-            <w:noWrap w:val="0"/>
             <w:tcMar>
               <w:top w:w="800" w:type="dxa"/>
               <w:left w:w="0" w:type="dxa"/>
               <w:bottom w:w="360" w:type="dxa"/>
               <w:right w:w="0" w:type="dxa"/>
             </w:tcMar>
-            <w:vAlign w:val="top"/>
             <w:hideMark/>
           </w:tcPr>
           <w:p>
             <w:pPr>
               <w:pStyle w:val="documentskn-slm1namediv"/>
-              <w:pBdr>
-                <w:top w:val="none" w:sz="0" w:space="0" w:color="auto"/>
-                <w:left w:val="none" w:sz="0" w:space="0" w:color="auto"/>
-                <w:bottom w:val="none" w:sz="0" w:space="0" w:color="auto"/>
-                <w:right w:val="none" w:sz="0" w:space="31" w:color="auto"/>
-              </w:pBdr>
-              <w:spacing w:before="0" w:after="0" w:line="480" w:lineRule="atLeast"/>
-              <w:ind w:left="0" w:right="1391"/>
+              <w:spacing w:line="480" w:lineRule="atLeast"/>
+              <w:ind w:right="1391"/>
               <w:rPr>
                 <w:rStyle w:val="documentskn-slm1nameSecparagraphname"/>
-                <w:rFonts w:ascii="Montserrat" w:eastAsia="Montserrat" w:hAnsi="Montserrat" w:cs="Montserrat"/>
+                <w:rFonts w:asciiTheme="minorHAnsi" w:eastAsia="Montserrat" w:hAnsiTheme="minorHAnsi" w:cs="Montserrat"/>
                 <w:b/>
                 <w:bCs/>
                 <w:caps/>
@@ -112,15 +76,13 @@
                 <w:spacing w:val="18"/>
                 <w:sz w:val="42"/>
                 <w:szCs w:val="42"/>
-                <w:bdr w:val="none" w:sz="0" w:space="0" w:color="auto"/>
                 <w:shd w:val="clear" w:color="auto" w:fill="auto"/>
-                <w:vertAlign w:val="baseline"/>
               </w:rPr>
             </w:pPr>
             <w:r>
               <w:rPr>
                 <w:rStyle w:val="span"/>
-                <w:rFonts w:ascii="Montserrat" w:eastAsia="Montserrat" w:hAnsi="Montserrat" w:cs="Montserrat"/>
+                <w:rFonts w:asciiTheme="minorHAnsi" w:eastAsia="Montserrat" w:hAnsiTheme="minorHAnsi" w:cs="Montserrat"/>
                 <w:b/>
                 <w:bCs/>
                 <w:caps/>
@@ -129,12 +91,11 @@
                 <w:sz w:val="42"/>
                 <w:szCs w:val="42"/>
               </w:rPr>
-              <w:t>Cheryl</w:t>
-            </w:r>
-            <w:r>
-              <w:rPr>
-                <w:rStyle w:val="span"/>
-                <w:rFonts w:ascii="Montserrat" w:eastAsia="Montserrat" w:hAnsi="Montserrat" w:cs="Montserrat"/>
+              <w:t>{{</w:t>
+            </w:r>
+            <w:r>
+              <w:rPr>
+                <w:rFonts w:asciiTheme="minorHAnsi" w:eastAsia="Montserrat" w:hAnsiTheme="minorHAnsi" w:cs="Montserrat"/>
                 <w:b/>
                 <w:bCs/>
                 <w:caps/>
@@ -143,12 +104,12 @@
                 <w:sz w:val="42"/>
                 <w:szCs w:val="42"/>
               </w:rPr>
-              <w:t xml:space="preserve"> </w:t>
-            </w:r>
-            <w:r>
-              <w:rPr>
-                <w:rStyle w:val="span"/>
-                <w:rFonts w:ascii="Montserrat" w:eastAsia="Montserrat" w:hAnsi="Montserrat" w:cs="Montserrat"/>
+              <w:t>firstName</w:t>
+            </w:r>
+            <w:proofErr w:type="gramStart"/>
+            <w:r>
+              <w:rPr>
+                <w:rFonts w:asciiTheme="minorHAnsi" w:eastAsia="Montserrat" w:hAnsiTheme="minorHAnsi" w:cs="Montserrat"/>
                 <w:b/>
                 <w:bCs/>
                 <w:caps/>
@@ -157,7 +118,47 @@
                 <w:sz w:val="42"/>
                 <w:szCs w:val="42"/>
               </w:rPr>
-              <w:t>Martin</w:t>
+              <w:t>}}{</w:t>
+            </w:r>
+            <w:proofErr w:type="gramEnd"/>
+            <w:r>
+              <w:rPr>
+                <w:rFonts w:asciiTheme="minorHAnsi" w:eastAsia="Montserrat" w:hAnsiTheme="minorHAnsi" w:cs="Montserrat"/>
+                <w:b/>
+                <w:bCs/>
+                <w:caps/>
+                <w:color w:val="000000"/>
+                <w:spacing w:val="18"/>
+                <w:sz w:val="42"/>
+                <w:szCs w:val="42"/>
+              </w:rPr>
+              <w:t>{</w:t>
+            </w:r>
+            <w:r>
+              <w:rPr>
+                <w:rFonts w:asciiTheme="minorHAnsi" w:eastAsia="Montserrat" w:hAnsiTheme="minorHAnsi" w:cs="Montserrat"/>
+                <w:b/>
+                <w:bCs/>
+                <w:caps/>
+                <w:color w:val="000000"/>
+                <w:spacing w:val="18"/>
+                <w:sz w:val="42"/>
+                <w:szCs w:val="42"/>
+              </w:rPr>
+              <w:t>lastName</w:t>
+            </w:r>
+            <w:r>
+              <w:rPr>
+                <w:rFonts w:asciiTheme="minorHAnsi" w:eastAsia="Montserrat" w:hAnsiTheme="minorHAnsi" w:cs="Montserrat"/>
+                <w:b/>
+                <w:bCs/>
+                <w:caps/>
+                <w:color w:val="000000"/>
+                <w:spacing w:val="18"/>
+                <w:sz w:val="42"/>
+                <w:szCs w:val="42"/>
+              </w:rPr>
+              <w:t>}}</w:t>
             </w:r>
           </w:p>
         </w:tc>
@@ -171,20 +172,13 @@
               <w:bottom w:w="360" w:type="dxa"/>
               <w:right w:w="0" w:type="dxa"/>
             </w:tcMar>
-            <w:vAlign w:val="top"/>
             <w:hideMark/>
           </w:tcPr>
           <w:p>
             <w:pPr>
               <w:pStyle w:val="documentskn-slm1namediv"/>
-              <w:pBdr>
-                <w:top w:val="none" w:sz="0" w:space="0" w:color="auto"/>
-                <w:left w:val="none" w:sz="0" w:space="0" w:color="auto"/>
-                <w:bottom w:val="none" w:sz="0" w:space="0" w:color="auto"/>
-                <w:right w:val="none" w:sz="0" w:space="31" w:color="auto"/>
-              </w:pBdr>
-              <w:spacing w:before="0" w:after="0" w:line="480" w:lineRule="atLeast"/>
-              <w:ind w:left="0" w:right="1391"/>
+              <w:spacing w:line="480" w:lineRule="atLeast"/>
+              <w:ind w:right="1391"/>
               <w:rPr>
                 <w:rStyle w:val="span"/>
                 <w:rFonts w:ascii="Montserrat" w:eastAsia="Montserrat" w:hAnsi="Montserrat" w:cs="Montserrat"/>
@@ -209,7 +203,6 @@
               <w:bottom w:w="360" w:type="dxa"/>
               <w:right w:w="0" w:type="dxa"/>
             </w:tcMar>
-            <w:vAlign w:val="top"/>
             <w:hideMark/>
           </w:tcPr>
           <w:p>
@@ -217,14 +210,8 @@
               <w:pStyle w:val="documentskn-slm1nameSecparagraphhmrgcellParagraph"/>
               <w:pBdr>
                 <w:top w:val="none" w:sz="0" w:space="0" w:color="auto"/>
-                <w:left w:val="none" w:sz="0" w:space="0" w:color="auto"/>
-                <w:bottom w:val="none" w:sz="0" w:space="0" w:color="auto"/>
-                <w:right w:val="none" w:sz="0" w:space="0" w:color="auto"/>
-                <w:between w:val="none" w:sz="0" w:space="0" w:color="auto"/>
-                <w:bar w:val="none" w:sz="0" w:space="0" w:color="auto"/>
               </w:pBdr>
               <w:spacing w:line="260" w:lineRule="atLeast"/>
-              <w:ind w:left="0" w:right="0"/>
               <w:textAlignment w:val="top"/>
               <w:rPr>
                 <w:rStyle w:val="documentskn-slm1nameSecparagraphhmrgcell"/>
@@ -232,8 +219,6 @@
                 <w:color w:val="000000"/>
                 <w:sz w:val="22"/>
                 <w:szCs w:val="22"/>
-                <w:bdr w:val="none" w:sz="0" w:space="0" w:color="auto"/>
-                <w:vertAlign w:val="baseline"/>
               </w:rPr>
             </w:pPr>
           </w:p>
@@ -241,17 +226,7 @@
       </w:tr>
       <w:tr>
         <w:tblPrEx>
-          <w:tblW w:w="0" w:type="auto"/>
-          <w:tblCellSpacing w:w="0" w:type="dxa"/>
           <w:shd w:val="clear" w:color="FFFFFF" w:fill="404040"/>
-          <w:tblLayout w:type="fixed"/>
-          <w:tblCellMar>
-            <w:top w:w="0" w:type="dxa"/>
-            <w:left w:w="0" w:type="dxa"/>
-            <w:bottom w:w="0" w:type="dxa"/>
-            <w:right w:w="0" w:type="dxa"/>
-          </w:tblCellMar>
-          <w:tblLook w:val="05E0"/>
         </w:tblPrEx>
         <w:trPr>
           <w:tblCellSpacing w:w="0" w:type="dxa"/>
@@ -266,7 +241,6 @@
               <w:bottom w:w="0" w:type="dxa"/>
               <w:right w:w="0" w:type="dxa"/>
             </w:tcMar>
-            <w:vAlign w:val="top"/>
             <w:hideMark/>
           </w:tcPr>
           <w:p>
@@ -274,24 +248,16 @@
               <w:pStyle w:val="documentskn-slm1CNTCSectionhmrgcellParagraph"/>
               <w:pBdr>
                 <w:top w:val="none" w:sz="0" w:space="0" w:color="auto"/>
-                <w:left w:val="none" w:sz="0" w:space="0" w:color="auto"/>
-                <w:bottom w:val="none" w:sz="0" w:space="0" w:color="auto"/>
-                <w:right w:val="none" w:sz="0" w:space="0" w:color="auto"/>
-                <w:between w:val="none" w:sz="0" w:space="0" w:color="auto"/>
-                <w:bar w:val="none" w:sz="0" w:space="0" w:color="auto"/>
               </w:pBdr>
               <w:shd w:val="clear" w:color="auto" w:fill="auto"/>
               <w:spacing w:line="20" w:lineRule="exact"/>
-              <w:ind w:left="0" w:right="0"/>
               <w:rPr>
                 <w:rStyle w:val="documentskn-slm1CNTCSectionhmrgcell"/>
                 <w:rFonts w:ascii="Open Sans" w:eastAsia="Open Sans" w:hAnsi="Open Sans" w:cs="Open Sans"/>
                 <w:color w:val="000000"/>
                 <w:sz w:val="22"/>
                 <w:szCs w:val="22"/>
-                <w:bdr w:val="none" w:sz="0" w:space="0" w:color="auto"/>
                 <w:shd w:val="clear" w:color="auto" w:fill="auto"/>
-                <w:vertAlign w:val="baseline"/>
               </w:rPr>
             </w:pPr>
           </w:p>
@@ -313,13 +279,8 @@
           <w:tbl>
             <w:tblPr>
               <w:tblW w:w="10771" w:type="dxa"/>
-              <w:jc w:val="left"/>
-              <w:tblInd w:w="0" w:type="dxa"/>
               <w:tblLayout w:type="fixed"/>
-              <w:tblCellMar>
-                <w:left w:w="108" w:type="dxa"/>
-                <w:right w:w="108" w:type="dxa"/>
-              </w:tblCellMar>
+              <w:tblLook w:val="04A0" w:firstRow="1" w:lastRow="0" w:firstColumn="1" w:lastColumn="0" w:noHBand="0" w:noVBand="1"/>
             </w:tblPr>
             <w:tblGrid>
               <w:gridCol w:w="3591"/>
@@ -327,19 +288,6 @@
               <w:gridCol w:w="3590"/>
             </w:tblGrid>
             <w:tr>
-              <w:tblPrEx>
-                <w:tblW w:w="10771" w:type="dxa"/>
-                <w:jc w:val="left"/>
-                <w:tblInd w:w="0" w:type="dxa"/>
-                <w:tblLayout w:type="fixed"/>
-                <w:tblCellMar>
-                  <w:left w:w="108" w:type="dxa"/>
-                  <w:right w:w="108" w:type="dxa"/>
-                </w:tblCellMar>
-              </w:tblPrEx>
-              <w:trPr>
-                <w:jc w:val="left"/>
-              </w:trPr>
               <w:tc>
                 <w:tcPr>
                   <w:tcW w:w="3590" w:type="dxa"/>
@@ -353,39 +301,29 @@
                 <w:p>
                   <w:pPr>
                     <w:pStyle w:val="div"/>
-                    <w:pBdr>
-                      <w:top w:val="none" w:sz="0" w:space="0" w:color="auto"/>
-                      <w:left w:val="none" w:sz="0" w:space="0" w:color="auto"/>
-                      <w:bottom w:val="none" w:sz="0" w:space="0" w:color="auto"/>
-                      <w:right w:val="none" w:sz="0" w:space="0" w:color="auto"/>
-                    </w:pBdr>
                     <w:tabs>
                       <w:tab w:val="left" w:pos="0"/>
                     </w:tabs>
-                    <w:spacing w:before="0" w:after="300" w:line="280" w:lineRule="exact"/>
-                    <w:ind w:left="0" w:right="0" w:firstLine="0"/>
+                    <w:spacing w:after="300" w:line="280" w:lineRule="exact"/>
                     <w:rPr>
                       <w:rStyle w:val="documentskn-slm1paragraph"/>
                       <w:rFonts w:ascii="Open Sans" w:eastAsia="Open Sans" w:hAnsi="Open Sans" w:cs="Open Sans"/>
-                      <w:color w:val="000000"/>
+                      <w:color w:val="FFFFFF" w:themeColor="background1"/>
                       <w:sz w:val="22"/>
                       <w:szCs w:val="22"/>
-                      <w:bdr w:val="none" w:sz="0" w:space="0" w:color="auto"/>
-                      <w:vertAlign w:val="baseline"/>
                     </w:rPr>
                   </w:pPr>
                   <w:r>
                     <w:rPr>
                       <w:rStyle w:val="documentskn-slm1paragraph"/>
                       <w:rFonts w:ascii="Open Sans" w:eastAsia="Open Sans" w:hAnsi="Open Sans" w:cs="Open Sans"/>
-                      <w:color w:val="000000"/>
+                      <w:noProof/>
+                      <w:color w:val="FFFFFF" w:themeColor="background1"/>
                       <w:sz w:val="22"/>
                       <w:szCs w:val="22"/>
-                      <w:bdr w:val="none" w:sz="0" w:space="0" w:color="auto"/>
-                      <w:vertAlign w:val="baseline"/>
                     </w:rPr>
                     <w:drawing>
-                      <wp:anchor simplePos="0" relativeHeight="251658240" behindDoc="0" locked="0" layoutInCell="1" allowOverlap="1">
+                      <wp:anchor distT="0" distB="0" distL="114300" distR="114300" simplePos="0" relativeHeight="251658240" behindDoc="0" locked="0" layoutInCell="1" allowOverlap="1" wp14:anchorId="088B758A" wp14:editId="6928ECA6">
                         <wp:simplePos x="0" y="0"/>
                         <wp:positionH relativeFrom="column">
                           <wp:posOffset>-254000</wp:posOffset>
@@ -394,10 +332,11 @@
                           <wp:posOffset>6350</wp:posOffset>
                         </wp:positionV>
                         <wp:extent cx="190500" cy="190500"/>
+                        <wp:effectExtent l="0" t="0" r="0" b="0"/>
                         <wp:wrapNone/>
-                        <wp:docPr id="100002" name=""/>
+                        <wp:docPr id="100002" name="Picture 100002"/>
                         <wp:cNvGraphicFramePr>
-                          <a:graphicFrameLocks xmlns:a="http://schemas.openxmlformats.org/drawingml/2006/main" noChangeAspect="0"/>
+                          <a:graphicFrameLocks xmlns:a="http://schemas.openxmlformats.org/drawingml/2006/main"/>
                         </wp:cNvGraphicFramePr>
                         <a:graphic xmlns:a="http://schemas.openxmlformats.org/drawingml/2006/main">
                           <a:graphicData uri="http://schemas.openxmlformats.org/drawingml/2006/picture">
@@ -405,11 +344,103 @@
                               <pic:nvPicPr>
                                 <pic:cNvPr id="100002" name=""/>
                                 <pic:cNvPicPr>
-                                  <a:picLocks noChangeAspect="0"/>
+                                  <a:picLocks/>
                                 </pic:cNvPicPr>
                               </pic:nvPicPr>
                               <pic:blipFill>
-                                <a:blip xmlns:r="http://schemas.openxmlformats.org/officeDocument/2006/relationships" r:embed="rId4"/>
+                                <a:blip r:embed="rId7"/>
+                                <a:stretch>
+                                  <a:fillRect/>
+                                </a:stretch>
+                              </pic:blipFill>
+                              <pic:spPr>
+                                <a:xfrm>
+                                  <a:off x="0" y="0"/>
+                                  <a:ext cx="190500" cy="190500"/>
+                                </a:xfrm>
+                                <a:prstGeom prst="rect">
+                                  <a:avLst/>
+                                </a:prstGeom>
+                              </pic:spPr>
+                            </pic:pic>
+                          </a:graphicData>
+                        </a:graphic>
+                      </wp:anchor>
+                    </w:drawing>
+                  </w:r>
+                  <w:r>
+                    <w:rPr>
+                      <w:rFonts w:ascii="Open Sans" w:eastAsia="Open Sans" w:hAnsi="Open Sans" w:cs="Open Sans"/>
+                      <w:noProof/>
+                      <w:color w:val="FFFFFF" w:themeColor="background1"/>
+                      <w:sz w:val="22"/>
+                      <w:szCs w:val="22"/>
+                    </w:rPr>
+                    <w:t>{{email}}</w:t>
+                  </w:r>
+                </w:p>
+              </w:tc>
+              <w:tc>
+                <w:tcPr>
+                  <w:tcW w:w="3590" w:type="dxa"/>
+                  <w:tcMar>
+                    <w:top w:w="100" w:type="dxa"/>
+                    <w:left w:w="400" w:type="dxa"/>
+                    <w:right w:w="300" w:type="dxa"/>
+                  </w:tcMar>
+                  <w:vAlign w:val="center"/>
+                </w:tcPr>
+                <w:p>
+                  <w:pPr>
+                    <w:pStyle w:val="div"/>
+                    <w:tabs>
+                      <w:tab w:val="left" w:pos="0"/>
+                    </w:tabs>
+                    <w:spacing w:after="300" w:line="280" w:lineRule="exact"/>
+                    <w:rPr>
+                      <w:rStyle w:val="documentskn-slm1paragraph"/>
+                      <w:rFonts w:ascii="Open Sans" w:eastAsia="Open Sans" w:hAnsi="Open Sans" w:cs="Open Sans"/>
+                      <w:color w:val="000000"/>
+                      <w:sz w:val="22"/>
+                      <w:szCs w:val="22"/>
+                    </w:rPr>
+                  </w:pPr>
+                  <w:r>
+                    <w:rPr>
+                      <w:rStyle w:val="documentskn-slm1paragraph"/>
+                      <w:rFonts w:ascii="Open Sans" w:eastAsia="Open Sans" w:hAnsi="Open Sans" w:cs="Open Sans"/>
+                      <w:noProof/>
+                      <w:color w:val="000000"/>
+                      <w:sz w:val="22"/>
+                      <w:szCs w:val="22"/>
+                    </w:rPr>
+                    <w:drawing>
+                      <wp:anchor distT="0" distB="0" distL="114300" distR="114300" simplePos="0" relativeHeight="251659264" behindDoc="0" locked="0" layoutInCell="1" allowOverlap="1" wp14:anchorId="620B7B03" wp14:editId="6D7B12B4">
+                        <wp:simplePos x="0" y="0"/>
+                        <wp:positionH relativeFrom="column">
+                          <wp:posOffset>-254000</wp:posOffset>
+                        </wp:positionH>
+                        <wp:positionV relativeFrom="paragraph">
+                          <wp:posOffset>6350</wp:posOffset>
+                        </wp:positionV>
+                        <wp:extent cx="190500" cy="190500"/>
+                        <wp:effectExtent l="0" t="0" r="0" b="0"/>
+                        <wp:wrapNone/>
+                        <wp:docPr id="100004" name="Picture 100004"/>
+                        <wp:cNvGraphicFramePr>
+                          <a:graphicFrameLocks xmlns:a="http://schemas.openxmlformats.org/drawingml/2006/main"/>
+                        </wp:cNvGraphicFramePr>
+                        <a:graphic xmlns:a="http://schemas.openxmlformats.org/drawingml/2006/main">
+                          <a:graphicData uri="http://schemas.openxmlformats.org/drawingml/2006/picture">
+                            <pic:pic xmlns:pic="http://schemas.openxmlformats.org/drawingml/2006/picture">
+                              <pic:nvPicPr>
+                                <pic:cNvPr id="100004" name=""/>
+                                <pic:cNvPicPr>
+                                  <a:picLocks/>
+                                </pic:cNvPicPr>
+                              </pic:nvPicPr>
+                              <pic:blipFill>
+                                <a:blip r:embed="rId8"/>
                                 <a:stretch>
                                   <a:fillRect/>
                                 </a:stretch>
@@ -436,7 +467,7 @@
                       <w:sz w:val="22"/>
                       <w:szCs w:val="22"/>
                     </w:rPr>
-                    <w:t>example@example.com</w:t>
+                    <w:t>{{number}}</w:t>
                   </w:r>
                 </w:p>
               </w:tc>
@@ -453,139 +484,29 @@
                 <w:p>
                   <w:pPr>
                     <w:pStyle w:val="div"/>
-                    <w:pBdr>
-                      <w:top w:val="none" w:sz="0" w:space="0" w:color="auto"/>
-                      <w:left w:val="none" w:sz="0" w:space="0" w:color="auto"/>
-                      <w:bottom w:val="none" w:sz="0" w:space="0" w:color="auto"/>
-                      <w:right w:val="none" w:sz="0" w:space="0" w:color="auto"/>
-                    </w:pBdr>
                     <w:tabs>
                       <w:tab w:val="left" w:pos="0"/>
                     </w:tabs>
-                    <w:spacing w:before="0" w:after="300" w:line="280" w:lineRule="exact"/>
-                    <w:ind w:left="0" w:right="0" w:firstLine="0"/>
+                    <w:spacing w:after="300" w:line="280" w:lineRule="exact"/>
                     <w:rPr>
                       <w:rStyle w:val="documentskn-slm1paragraph"/>
                       <w:rFonts w:ascii="Open Sans" w:eastAsia="Open Sans" w:hAnsi="Open Sans" w:cs="Open Sans"/>
                       <w:color w:val="000000"/>
                       <w:sz w:val="22"/>
                       <w:szCs w:val="22"/>
-                      <w:bdr w:val="none" w:sz="0" w:space="0" w:color="auto"/>
-                      <w:vertAlign w:val="baseline"/>
                     </w:rPr>
                   </w:pPr>
                   <w:r>
                     <w:rPr>
                       <w:rStyle w:val="documentskn-slm1paragraph"/>
                       <w:rFonts w:ascii="Open Sans" w:eastAsia="Open Sans" w:hAnsi="Open Sans" w:cs="Open Sans"/>
+                      <w:noProof/>
                       <w:color w:val="000000"/>
                       <w:sz w:val="22"/>
                       <w:szCs w:val="22"/>
-                      <w:bdr w:val="none" w:sz="0" w:space="0" w:color="auto"/>
-                      <w:vertAlign w:val="baseline"/>
                     </w:rPr>
                     <w:drawing>
-                      <wp:anchor simplePos="0" relativeHeight="251659264" behindDoc="0" locked="0" layoutInCell="1" allowOverlap="1">
-                        <wp:simplePos x="0" y="0"/>
-                        <wp:positionH relativeFrom="column">
-                          <wp:posOffset>-254000</wp:posOffset>
-                        </wp:positionH>
-                        <wp:positionV relativeFrom="paragraph">
-                          <wp:posOffset>6350</wp:posOffset>
-                        </wp:positionV>
-                        <wp:extent cx="190500" cy="190500"/>
-                        <wp:wrapNone/>
-                        <wp:docPr id="100004" name=""/>
-                        <wp:cNvGraphicFramePr>
-                          <a:graphicFrameLocks xmlns:a="http://schemas.openxmlformats.org/drawingml/2006/main" noChangeAspect="0"/>
-                        </wp:cNvGraphicFramePr>
-                        <a:graphic xmlns:a="http://schemas.openxmlformats.org/drawingml/2006/main">
-                          <a:graphicData uri="http://schemas.openxmlformats.org/drawingml/2006/picture">
-                            <pic:pic xmlns:pic="http://schemas.openxmlformats.org/drawingml/2006/picture">
-                              <pic:nvPicPr>
-                                <pic:cNvPr id="100004" name=""/>
-                                <pic:cNvPicPr>
-                                  <a:picLocks noChangeAspect="0"/>
-                                </pic:cNvPicPr>
-                              </pic:nvPicPr>
-                              <pic:blipFill>
-                                <a:blip xmlns:r="http://schemas.openxmlformats.org/officeDocument/2006/relationships" r:embed="rId5"/>
-                                <a:stretch>
-                                  <a:fillRect/>
-                                </a:stretch>
-                              </pic:blipFill>
-                              <pic:spPr>
-                                <a:xfrm>
-                                  <a:off x="0" y="0"/>
-                                  <a:ext cx="190500" cy="190500"/>
-                                </a:xfrm>
-                                <a:prstGeom prst="rect">
-                                  <a:avLst/>
-                                </a:prstGeom>
-                              </pic:spPr>
-                            </pic:pic>
-                          </a:graphicData>
-                        </a:graphic>
-                      </wp:anchor>
-                    </w:drawing>
-                  </w:r>
-                  <w:r>
-                    <w:rPr>
-                      <w:rStyle w:val="whiteTxt"/>
-                      <w:rFonts w:ascii="Open Sans" w:eastAsia="Open Sans" w:hAnsi="Open Sans" w:cs="Open Sans"/>
-                      <w:sz w:val="22"/>
-                      <w:szCs w:val="22"/>
-                    </w:rPr>
-                    <w:t>555-555-5555</w:t>
-                  </w:r>
-                </w:p>
-              </w:tc>
-              <w:tc>
-                <w:tcPr>
-                  <w:tcW w:w="3590" w:type="dxa"/>
-                  <w:tcMar>
-                    <w:top w:w="100" w:type="dxa"/>
-                    <w:left w:w="400" w:type="dxa"/>
-                    <w:right w:w="300" w:type="dxa"/>
-                  </w:tcMar>
-                  <w:vAlign w:val="center"/>
-                </w:tcPr>
-                <w:p>
-                  <w:pPr>
-                    <w:pStyle w:val="div"/>
-                    <w:pBdr>
-                      <w:top w:val="none" w:sz="0" w:space="0" w:color="auto"/>
-                      <w:left w:val="none" w:sz="0" w:space="0" w:color="auto"/>
-                      <w:bottom w:val="none" w:sz="0" w:space="0" w:color="auto"/>
-                      <w:right w:val="none" w:sz="0" w:space="0" w:color="auto"/>
-                    </w:pBdr>
-                    <w:tabs>
-                      <w:tab w:val="left" w:pos="0"/>
-                    </w:tabs>
-                    <w:spacing w:before="0" w:after="300" w:line="280" w:lineRule="exact"/>
-                    <w:ind w:left="0" w:right="0" w:firstLine="0"/>
-                    <w:rPr>
-                      <w:rStyle w:val="documentskn-slm1paragraph"/>
-                      <w:rFonts w:ascii="Open Sans" w:eastAsia="Open Sans" w:hAnsi="Open Sans" w:cs="Open Sans"/>
-                      <w:color w:val="000000"/>
-                      <w:sz w:val="22"/>
-                      <w:szCs w:val="22"/>
-                      <w:bdr w:val="none" w:sz="0" w:space="0" w:color="auto"/>
-                      <w:vertAlign w:val="baseline"/>
-                    </w:rPr>
-                  </w:pPr>
-                  <w:r>
-                    <w:rPr>
-                      <w:rStyle w:val="documentskn-slm1paragraph"/>
-                      <w:rFonts w:ascii="Open Sans" w:eastAsia="Open Sans" w:hAnsi="Open Sans" w:cs="Open Sans"/>
-                      <w:color w:val="000000"/>
-                      <w:sz w:val="22"/>
-                      <w:szCs w:val="22"/>
-                      <w:bdr w:val="none" w:sz="0" w:space="0" w:color="auto"/>
-                      <w:vertAlign w:val="baseline"/>
-                    </w:rPr>
-                    <w:drawing>
-                      <wp:anchor simplePos="0" relativeHeight="251660288" behindDoc="0" locked="0" layoutInCell="1" allowOverlap="1">
+                      <wp:anchor distT="0" distB="0" distL="114300" distR="114300" simplePos="0" relativeHeight="251660288" behindDoc="0" locked="0" layoutInCell="1" allowOverlap="1" wp14:anchorId="258983D2" wp14:editId="2792CFA7">
                         <wp:simplePos x="0" y="0"/>
                         <wp:positionH relativeFrom="column">
                           <wp:posOffset>-254000</wp:posOffset>
@@ -594,10 +515,11 @@
                           <wp:posOffset>95250</wp:posOffset>
                         </wp:positionV>
                         <wp:extent cx="190500" cy="190500"/>
+                        <wp:effectExtent l="0" t="0" r="0" b="0"/>
                         <wp:wrapNone/>
-                        <wp:docPr id="100006" name=""/>
+                        <wp:docPr id="100006" name="Picture 100006"/>
                         <wp:cNvGraphicFramePr>
-                          <a:graphicFrameLocks xmlns:a="http://schemas.openxmlformats.org/drawingml/2006/main" noChangeAspect="0"/>
+                          <a:graphicFrameLocks xmlns:a="http://schemas.openxmlformats.org/drawingml/2006/main"/>
                         </wp:cNvGraphicFramePr>
                         <a:graphic xmlns:a="http://schemas.openxmlformats.org/drawingml/2006/main">
                           <a:graphicData uri="http://schemas.openxmlformats.org/drawingml/2006/picture">
@@ -605,11 +527,11 @@
                               <pic:nvPicPr>
                                 <pic:cNvPr id="100006" name=""/>
                                 <pic:cNvPicPr>
-                                  <a:picLocks noChangeAspect="0"/>
+                                  <a:picLocks/>
                                 </pic:cNvPicPr>
                               </pic:nvPicPr>
                               <pic:blipFill>
-                                <a:blip xmlns:r="http://schemas.openxmlformats.org/officeDocument/2006/relationships" r:embed="rId6"/>
+                                <a:blip r:embed="rId9"/>
                                 <a:stretch>
                                   <a:fillRect/>
                                 </a:stretch>
@@ -664,7 +586,6 @@
               <w:bottom w:w="0" w:type="dxa"/>
               <w:right w:w="0" w:type="dxa"/>
             </w:tcMar>
-            <w:vAlign w:val="top"/>
             <w:hideMark/>
           </w:tcPr>
           <w:p>
@@ -672,24 +593,16 @@
               <w:pStyle w:val="documentskn-slm1CNTCSectionhmrgcellParagraph"/>
               <w:pBdr>
                 <w:top w:val="none" w:sz="0" w:space="0" w:color="auto"/>
-                <w:left w:val="none" w:sz="0" w:space="0" w:color="auto"/>
-                <w:bottom w:val="none" w:sz="0" w:space="0" w:color="auto"/>
-                <w:right w:val="none" w:sz="0" w:space="0" w:color="auto"/>
-                <w:between w:val="none" w:sz="0" w:space="0" w:color="auto"/>
-                <w:bar w:val="none" w:sz="0" w:space="0" w:color="auto"/>
               </w:pBdr>
               <w:shd w:val="clear" w:color="auto" w:fill="auto"/>
               <w:spacing w:line="20" w:lineRule="exact"/>
-              <w:ind w:left="0" w:right="0"/>
               <w:rPr>
                 <w:rStyle w:val="documentskn-slm1CNTCSectionhmrgcell"/>
                 <w:rFonts w:ascii="Open Sans" w:eastAsia="Open Sans" w:hAnsi="Open Sans" w:cs="Open Sans"/>
                 <w:color w:val="000000"/>
                 <w:sz w:val="22"/>
                 <w:szCs w:val="22"/>
-                <w:bdr w:val="none" w:sz="0" w:space="0" w:color="auto"/>
                 <w:shd w:val="clear" w:color="auto" w:fill="auto"/>
-                <w:vertAlign w:val="baseline"/>
               </w:rPr>
             </w:pPr>
           </w:p>
@@ -698,20 +611,12 @@
     </w:tbl>
     <w:p>
       <w:pPr>
-        <w:pBdr>
-          <w:top w:val="none" w:sz="0" w:space="0" w:color="auto"/>
-          <w:left w:val="none" w:sz="0" w:space="0" w:color="auto"/>
-          <w:bottom w:val="none" w:sz="0" w:space="0" w:color="auto"/>
-          <w:right w:val="none" w:sz="0" w:space="0" w:color="auto"/>
-          <w:between w:val="none" w:sz="0" w:space="0" w:color="auto"/>
-          <w:bar w:val="none" w:sz="0" w:space="0" w:color="auto"/>
-        </w:pBdr>
-        <w:spacing w:before="0" w:after="0" w:line="20" w:lineRule="auto"/>
+        <w:spacing w:line="20" w:lineRule="auto"/>
         <w:sectPr>
-          <w:headerReference w:type="default" r:id="rId7"/>
-          <w:footerReference w:type="default" r:id="rId8"/>
+          <w:headerReference w:type="default" r:id="rId10"/>
+          <w:footerReference w:type="default" r:id="rId11"/>
           <w:pgSz w:w="12240" w:h="15840"/>
-          <w:pgMar w:top="0" w:right="0" w:bottom="800" w:left="0" w:header="0" w:footer="0"/>
+          <w:pgMar w:top="0" w:right="0" w:bottom="800" w:left="0" w:header="0" w:footer="0" w:gutter="0"/>
           <w:cols w:space="720"/>
         </w:sectPr>
       </w:pPr>
@@ -738,51 +643,26 @@
     <w:p>
       <w:pPr>
         <w:pStyle w:val="div"/>
-        <w:pBdr>
-          <w:top w:val="none" w:sz="0" w:space="0" w:color="auto"/>
-          <w:left w:val="none" w:sz="0" w:space="0" w:color="auto"/>
-          <w:bottom w:val="none" w:sz="0" w:space="0" w:color="auto"/>
-          <w:right w:val="none" w:sz="0" w:space="0" w:color="auto"/>
-        </w:pBdr>
-        <w:spacing w:before="0" w:after="0" w:line="20" w:lineRule="exact"/>
-        <w:ind w:left="0" w:right="0"/>
+        <w:spacing w:line="20" w:lineRule="exact"/>
         <w:rPr>
           <w:rFonts w:ascii="Open Sans" w:eastAsia="Open Sans" w:hAnsi="Open Sans" w:cs="Open Sans"/>
           <w:color w:val="000000"/>
           <w:sz w:val="22"/>
           <w:szCs w:val="22"/>
-          <w:bdr w:val="none" w:sz="0" w:space="0" w:color="auto"/>
-          <w:vertAlign w:val="baseline"/>
         </w:rPr>
       </w:pPr>
     </w:p>
     <w:p>
       <w:pPr>
         <w:pStyle w:val="documentskn-slm1sectiontitle"/>
-        <w:pBdr>
-          <w:top w:val="none" w:sz="0" w:space="0" w:color="auto"/>
-          <w:left w:val="none" w:sz="0" w:space="0" w:color="auto"/>
-          <w:bottom w:val="none" w:sz="0" w:space="0" w:color="auto"/>
-          <w:right w:val="none" w:sz="0" w:space="0" w:color="auto"/>
-        </w:pBdr>
-        <w:spacing w:before="0" w:after="220"/>
-        <w:ind w:left="0" w:right="0"/>
-        <w:rPr>
-          <w:rFonts w:ascii="Montserrat" w:eastAsia="Montserrat" w:hAnsi="Montserrat" w:cs="Montserrat"/>
-          <w:b/>
-          <w:bCs/>
-          <w:caps/>
-          <w:color w:val="000000"/>
-          <w:spacing w:val="20"/>
-          <w:bdr w:val="none" w:sz="0" w:space="0" w:color="auto"/>
-          <w:vertAlign w:val="baseline"/>
+        <w:spacing w:after="220"/>
+        <w:rPr>
+          <w:color w:val="000000"/>
         </w:rPr>
       </w:pPr>
       <w:r>
         <w:rPr>
           <w:color w:val="000000"/>
-          <w:bdr w:val="none" w:sz="0" w:space="0" w:color="auto"/>
-          <w:vertAlign w:val="baseline"/>
         </w:rPr>
         <w:t>Career Objective</w:t>
       </w:r>
@@ -790,21 +670,12 @@
     <w:p>
       <w:pPr>
         <w:pStyle w:val="p"/>
-        <w:pBdr>
-          <w:top w:val="none" w:sz="0" w:space="0" w:color="auto"/>
-          <w:left w:val="none" w:sz="0" w:space="0" w:color="auto"/>
-          <w:bottom w:val="none" w:sz="0" w:space="0" w:color="auto"/>
-          <w:right w:val="none" w:sz="0" w:space="0" w:color="auto"/>
-        </w:pBdr>
-        <w:spacing w:before="0" w:after="0" w:line="260" w:lineRule="atLeast"/>
-        <w:ind w:left="0" w:right="0"/>
+        <w:spacing w:line="260" w:lineRule="atLeast"/>
         <w:rPr>
           <w:rFonts w:ascii="Open Sans" w:eastAsia="Open Sans" w:hAnsi="Open Sans" w:cs="Open Sans"/>
           <w:color w:val="000000"/>
           <w:sz w:val="22"/>
           <w:szCs w:val="22"/>
-          <w:bdr w:val="none" w:sz="0" w:space="0" w:color="auto"/>
-          <w:vertAlign w:val="baseline"/>
         </w:rPr>
       </w:pPr>
       <w:r>
@@ -813,8 +684,6 @@
           <w:color w:val="000000"/>
           <w:sz w:val="22"/>
           <w:szCs w:val="22"/>
-          <w:bdr w:val="none" w:sz="0" w:space="0" w:color="auto"/>
-          <w:vertAlign w:val="baseline"/>
         </w:rPr>
         <w:t xml:space="preserve">It's important that you provide the hiring manager with a short explanation of why you should be hired. In two or three sentences, highlight your top skills, position expertise, and most notable professional experience that aligns with the job you are seeking. See </w:t>
       </w:r>
@@ -835,8 +704,6 @@
           <w:color w:val="000000"/>
           <w:sz w:val="22"/>
           <w:szCs w:val="22"/>
-          <w:bdr w:val="none" w:sz="0" w:space="0" w:color="auto"/>
-          <w:vertAlign w:val="baseline"/>
         </w:rPr>
         <w:t xml:space="preserve"> for more writing tips.</w:t>
       </w:r>
@@ -844,30 +711,14 @@
     <w:p>
       <w:pPr>
         <w:pStyle w:val="documentskn-slm1sectiontitle"/>
-        <w:pBdr>
-          <w:top w:val="none" w:sz="0" w:space="0" w:color="auto"/>
-          <w:left w:val="none" w:sz="0" w:space="0" w:color="auto"/>
-          <w:bottom w:val="none" w:sz="0" w:space="0" w:color="auto"/>
-          <w:right w:val="none" w:sz="0" w:space="0" w:color="auto"/>
-        </w:pBdr>
         <w:spacing w:before="500" w:after="220"/>
-        <w:ind w:left="0" w:right="0"/>
-        <w:rPr>
-          <w:rFonts w:ascii="Montserrat" w:eastAsia="Montserrat" w:hAnsi="Montserrat" w:cs="Montserrat"/>
-          <w:b/>
-          <w:bCs/>
-          <w:caps/>
-          <w:color w:val="000000"/>
-          <w:spacing w:val="20"/>
-          <w:bdr w:val="none" w:sz="0" w:space="0" w:color="auto"/>
-          <w:vertAlign w:val="baseline"/>
+        <w:rPr>
+          <w:color w:val="000000"/>
         </w:rPr>
       </w:pPr>
       <w:r>
         <w:rPr>
           <w:color w:val="000000"/>
-          <w:bdr w:val="none" w:sz="0" w:space="0" w:color="auto"/>
-          <w:vertAlign w:val="baseline"/>
         </w:rPr>
         <w:t>Summary of Qualifications</w:t>
       </w:r>
@@ -875,21 +726,12 @@
     <w:p>
       <w:pPr>
         <w:pStyle w:val="p"/>
-        <w:pBdr>
-          <w:top w:val="none" w:sz="0" w:space="0" w:color="auto"/>
-          <w:left w:val="none" w:sz="0" w:space="0" w:color="auto"/>
-          <w:bottom w:val="none" w:sz="0" w:space="0" w:color="auto"/>
-          <w:right w:val="none" w:sz="0" w:space="0" w:color="auto"/>
-        </w:pBdr>
-        <w:spacing w:before="0" w:after="0" w:line="260" w:lineRule="atLeast"/>
-        <w:ind w:left="0" w:right="0"/>
+        <w:spacing w:line="260" w:lineRule="atLeast"/>
         <w:rPr>
           <w:rFonts w:ascii="Open Sans" w:eastAsia="Open Sans" w:hAnsi="Open Sans" w:cs="Open Sans"/>
           <w:color w:val="000000"/>
           <w:sz w:val="22"/>
           <w:szCs w:val="22"/>
-          <w:bdr w:val="none" w:sz="0" w:space="0" w:color="auto"/>
-          <w:vertAlign w:val="baseline"/>
         </w:rPr>
       </w:pPr>
       <w:r>
@@ -898,8 +740,6 @@
           <w:color w:val="000000"/>
           <w:sz w:val="22"/>
           <w:szCs w:val="22"/>
-          <w:bdr w:val="none" w:sz="0" w:space="0" w:color="auto"/>
-          <w:vertAlign w:val="baseline"/>
         </w:rPr>
         <w:t>This section is your first opportunity to highlight your skills by creating a three-bullet sentence list of your highlights that most qualify you for the job while providing critical information.</w:t>
       </w:r>
@@ -907,30 +747,14 @@
     <w:p>
       <w:pPr>
         <w:pStyle w:val="documentskn-slm1sectiontitle"/>
-        <w:pBdr>
-          <w:top w:val="none" w:sz="0" w:space="0" w:color="auto"/>
-          <w:left w:val="none" w:sz="0" w:space="0" w:color="auto"/>
-          <w:bottom w:val="none" w:sz="0" w:space="0" w:color="auto"/>
-          <w:right w:val="none" w:sz="0" w:space="0" w:color="auto"/>
-        </w:pBdr>
         <w:spacing w:before="500" w:after="220"/>
-        <w:ind w:left="0" w:right="0"/>
-        <w:rPr>
-          <w:rFonts w:ascii="Montserrat" w:eastAsia="Montserrat" w:hAnsi="Montserrat" w:cs="Montserrat"/>
-          <w:b/>
-          <w:bCs/>
-          <w:caps/>
-          <w:color w:val="000000"/>
-          <w:spacing w:val="20"/>
-          <w:bdr w:val="none" w:sz="0" w:space="0" w:color="auto"/>
-          <w:vertAlign w:val="baseline"/>
+        <w:rPr>
+          <w:color w:val="000000"/>
         </w:rPr>
       </w:pPr>
       <w:r>
         <w:rPr>
           <w:color w:val="000000"/>
-          <w:bdr w:val="none" w:sz="0" w:space="0" w:color="auto"/>
-          <w:vertAlign w:val="baseline"/>
         </w:rPr>
         <w:t>Professional Skills</w:t>
       </w:r>
@@ -938,21 +762,12 @@
     <w:p>
       <w:pPr>
         <w:pStyle w:val="p"/>
-        <w:pBdr>
-          <w:top w:val="none" w:sz="0" w:space="0" w:color="auto"/>
-          <w:left w:val="none" w:sz="0" w:space="0" w:color="auto"/>
-          <w:bottom w:val="none" w:sz="0" w:space="0" w:color="auto"/>
-          <w:right w:val="none" w:sz="0" w:space="0" w:color="auto"/>
-        </w:pBdr>
-        <w:spacing w:before="0" w:after="0" w:line="260" w:lineRule="atLeast"/>
-        <w:ind w:left="0" w:right="0"/>
+        <w:spacing w:line="260" w:lineRule="atLeast"/>
         <w:rPr>
           <w:rFonts w:ascii="Open Sans" w:eastAsia="Open Sans" w:hAnsi="Open Sans" w:cs="Open Sans"/>
           <w:color w:val="000000"/>
           <w:sz w:val="22"/>
           <w:szCs w:val="22"/>
-          <w:bdr w:val="none" w:sz="0" w:space="0" w:color="auto"/>
-          <w:vertAlign w:val="baseline"/>
         </w:rPr>
       </w:pPr>
       <w:r>
@@ -961,8 +776,6 @@
           <w:color w:val="000000"/>
           <w:sz w:val="22"/>
           <w:szCs w:val="22"/>
-          <w:bdr w:val="none" w:sz="0" w:space="0" w:color="auto"/>
-          <w:vertAlign w:val="baseline"/>
         </w:rPr>
         <w:t>Review the job posting for the skills sought by the employer. Feature skills of your own that match these key skills and are valuable in your profession. Present three of your more important skills that are aligned to the job description. Make sure you use quantifiable metrics to show your achievements related to that skills set.</w:t>
       </w:r>
@@ -970,20 +783,17 @@
     <w:p>
       <w:pPr>
         <w:pStyle w:val="p"/>
-        <w:spacing w:before="0" w:after="0" w:line="260" w:lineRule="atLeast"/>
-        <w:ind w:left="0" w:right="0"/>
+        <w:spacing w:line="260" w:lineRule="atLeast"/>
         <w:rPr>
           <w:rFonts w:ascii="Open Sans" w:eastAsia="Open Sans" w:hAnsi="Open Sans" w:cs="Open Sans"/>
           <w:color w:val="000000"/>
           <w:sz w:val="22"/>
           <w:szCs w:val="22"/>
-          <w:bdr w:val="none" w:sz="0" w:space="0" w:color="auto"/>
-          <w:vertAlign w:val="baseline"/>
         </w:rPr>
       </w:pPr>
       <w:r>
         <w:rPr>
-          <w:rStyle w:val="strong"/>
+          <w:rStyle w:val="Strong1"/>
           <w:rFonts w:ascii="Open Sans" w:eastAsia="Open Sans" w:hAnsi="Open Sans" w:cs="Open Sans"/>
           <w:b/>
           <w:bCs/>
@@ -1001,15 +811,13 @@
           <w:ilvl w:val="0"/>
           <w:numId w:val="1"/>
         </w:numPr>
-        <w:spacing w:before="0" w:after="0" w:line="260" w:lineRule="atLeast"/>
-        <w:ind w:left="240" w:right="0" w:hanging="201"/>
+        <w:spacing w:line="260" w:lineRule="atLeast"/>
+        <w:ind w:left="240" w:hanging="201"/>
         <w:rPr>
           <w:rFonts w:ascii="Open Sans" w:eastAsia="Open Sans" w:hAnsi="Open Sans" w:cs="Open Sans"/>
           <w:color w:val="000000"/>
           <w:sz w:val="22"/>
           <w:szCs w:val="22"/>
-          <w:bdr w:val="none" w:sz="0" w:space="0" w:color="auto"/>
-          <w:vertAlign w:val="baseline"/>
         </w:rPr>
       </w:pPr>
       <w:r>
@@ -1018,8 +826,6 @@
           <w:color w:val="000000"/>
           <w:sz w:val="22"/>
           <w:szCs w:val="22"/>
-          <w:bdr w:val="none" w:sz="0" w:space="0" w:color="auto"/>
-          <w:vertAlign w:val="baseline"/>
         </w:rPr>
         <w:t>Feature your top achievements, responsibilities or job stats here</w:t>
       </w:r>
@@ -1031,15 +837,13 @@
           <w:ilvl w:val="0"/>
           <w:numId w:val="1"/>
         </w:numPr>
-        <w:spacing w:after="0" w:line="260" w:lineRule="atLeast"/>
-        <w:ind w:left="240" w:right="0" w:hanging="201"/>
+        <w:spacing w:line="260" w:lineRule="atLeast"/>
+        <w:ind w:left="240" w:hanging="201"/>
         <w:rPr>
           <w:rFonts w:ascii="Open Sans" w:eastAsia="Open Sans" w:hAnsi="Open Sans" w:cs="Open Sans"/>
           <w:color w:val="000000"/>
           <w:sz w:val="22"/>
           <w:szCs w:val="22"/>
-          <w:bdr w:val="none" w:sz="0" w:space="0" w:color="auto"/>
-          <w:vertAlign w:val="baseline"/>
         </w:rPr>
       </w:pPr>
       <w:r>
@@ -1048,8 +852,6 @@
           <w:color w:val="000000"/>
           <w:sz w:val="22"/>
           <w:szCs w:val="22"/>
-          <w:bdr w:val="none" w:sz="0" w:space="0" w:color="auto"/>
-          <w:vertAlign w:val="baseline"/>
         </w:rPr>
         <w:t>Use past verb tense and active language!</w:t>
       </w:r>
@@ -1061,15 +863,13 @@
           <w:ilvl w:val="0"/>
           <w:numId w:val="1"/>
         </w:numPr>
-        <w:spacing w:after="0" w:line="260" w:lineRule="atLeast"/>
-        <w:ind w:left="240" w:right="0" w:hanging="201"/>
+        <w:spacing w:line="260" w:lineRule="atLeast"/>
+        <w:ind w:left="240" w:hanging="201"/>
         <w:rPr>
           <w:rFonts w:ascii="Open Sans" w:eastAsia="Open Sans" w:hAnsi="Open Sans" w:cs="Open Sans"/>
           <w:color w:val="000000"/>
           <w:sz w:val="22"/>
           <w:szCs w:val="22"/>
-          <w:bdr w:val="none" w:sz="0" w:space="0" w:color="auto"/>
-          <w:vertAlign w:val="baseline"/>
         </w:rPr>
       </w:pPr>
       <w:r>
@@ -1078,8 +878,6 @@
           <w:color w:val="000000"/>
           <w:sz w:val="22"/>
           <w:szCs w:val="22"/>
-          <w:bdr w:val="none" w:sz="0" w:space="0" w:color="auto"/>
-          <w:vertAlign w:val="baseline"/>
         </w:rPr>
         <w:t>Write snappy, clear blurbs about your tasks and developments.</w:t>
       </w:r>
@@ -1091,15 +889,13 @@
           <w:ilvl w:val="0"/>
           <w:numId w:val="1"/>
         </w:numPr>
-        <w:spacing w:after="0" w:line="260" w:lineRule="atLeast"/>
-        <w:ind w:left="240" w:right="0" w:hanging="201"/>
+        <w:spacing w:line="260" w:lineRule="atLeast"/>
+        <w:ind w:left="240" w:hanging="201"/>
         <w:rPr>
           <w:rFonts w:ascii="Open Sans" w:eastAsia="Open Sans" w:hAnsi="Open Sans" w:cs="Open Sans"/>
           <w:color w:val="000000"/>
           <w:sz w:val="22"/>
           <w:szCs w:val="22"/>
-          <w:bdr w:val="none" w:sz="0" w:space="0" w:color="auto"/>
-          <w:vertAlign w:val="baseline"/>
         </w:rPr>
       </w:pPr>
       <w:r>
@@ -1108,8 +904,6 @@
           <w:color w:val="000000"/>
           <w:sz w:val="22"/>
           <w:szCs w:val="22"/>
-          <w:bdr w:val="none" w:sz="0" w:space="0" w:color="auto"/>
-          <w:vertAlign w:val="baseline"/>
         </w:rPr>
         <w:t>Include metrics whenever possible</w:t>
       </w:r>
@@ -1117,20 +911,17 @@
     <w:p>
       <w:pPr>
         <w:pStyle w:val="p"/>
-        <w:spacing w:before="0" w:after="0" w:line="260" w:lineRule="atLeast"/>
-        <w:ind w:left="0" w:right="0"/>
+        <w:spacing w:line="260" w:lineRule="atLeast"/>
         <w:rPr>
           <w:rFonts w:ascii="Open Sans" w:eastAsia="Open Sans" w:hAnsi="Open Sans" w:cs="Open Sans"/>
           <w:color w:val="000000"/>
           <w:sz w:val="22"/>
           <w:szCs w:val="22"/>
-          <w:bdr w:val="none" w:sz="0" w:space="0" w:color="auto"/>
-          <w:vertAlign w:val="baseline"/>
         </w:rPr>
       </w:pPr>
       <w:r>
         <w:rPr>
-          <w:rStyle w:val="strong"/>
+          <w:rStyle w:val="Strong1"/>
           <w:rFonts w:ascii="Open Sans" w:eastAsia="Open Sans" w:hAnsi="Open Sans" w:cs="Open Sans"/>
           <w:b/>
           <w:bCs/>
@@ -1148,15 +939,13 @@
           <w:ilvl w:val="0"/>
           <w:numId w:val="2"/>
         </w:numPr>
-        <w:spacing w:before="0" w:after="0" w:line="260" w:lineRule="atLeast"/>
-        <w:ind w:left="240" w:right="0" w:hanging="201"/>
+        <w:spacing w:line="260" w:lineRule="atLeast"/>
+        <w:ind w:left="240" w:hanging="201"/>
         <w:rPr>
           <w:rFonts w:ascii="Open Sans" w:eastAsia="Open Sans" w:hAnsi="Open Sans" w:cs="Open Sans"/>
           <w:color w:val="000000"/>
           <w:sz w:val="22"/>
           <w:szCs w:val="22"/>
-          <w:bdr w:val="none" w:sz="0" w:space="0" w:color="auto"/>
-          <w:vertAlign w:val="baseline"/>
         </w:rPr>
       </w:pPr>
       <w:r>
@@ -1165,8 +954,6 @@
           <w:color w:val="000000"/>
           <w:sz w:val="22"/>
           <w:szCs w:val="22"/>
-          <w:bdr w:val="none" w:sz="0" w:space="0" w:color="auto"/>
-          <w:vertAlign w:val="baseline"/>
         </w:rPr>
         <w:t>Give focus to what you have accomplished and been able to do during your experience</w:t>
       </w:r>
@@ -1178,15 +965,13 @@
           <w:ilvl w:val="0"/>
           <w:numId w:val="2"/>
         </w:numPr>
-        <w:spacing w:after="0" w:line="260" w:lineRule="atLeast"/>
-        <w:ind w:left="240" w:right="0" w:hanging="201"/>
+        <w:spacing w:line="260" w:lineRule="atLeast"/>
+        <w:ind w:left="240" w:hanging="201"/>
         <w:rPr>
           <w:rFonts w:ascii="Open Sans" w:eastAsia="Open Sans" w:hAnsi="Open Sans" w:cs="Open Sans"/>
           <w:color w:val="000000"/>
           <w:sz w:val="22"/>
           <w:szCs w:val="22"/>
-          <w:bdr w:val="none" w:sz="0" w:space="0" w:color="auto"/>
-          <w:vertAlign w:val="baseline"/>
         </w:rPr>
       </w:pPr>
       <w:r>
@@ -1195,8 +980,6 @@
           <w:color w:val="000000"/>
           <w:sz w:val="22"/>
           <w:szCs w:val="22"/>
-          <w:bdr w:val="none" w:sz="0" w:space="0" w:color="auto"/>
-          <w:vertAlign w:val="baseline"/>
         </w:rPr>
         <w:t>This section highlights your disciplines and how you've practiced your skills to the best of your abilities during internships or part-time positions.</w:t>
       </w:r>
@@ -1204,20 +987,17 @@
     <w:p>
       <w:pPr>
         <w:pStyle w:val="p"/>
-        <w:spacing w:before="0" w:after="0" w:line="260" w:lineRule="atLeast"/>
-        <w:ind w:left="0" w:right="0"/>
+        <w:spacing w:line="260" w:lineRule="atLeast"/>
         <w:rPr>
           <w:rFonts w:ascii="Open Sans" w:eastAsia="Open Sans" w:hAnsi="Open Sans" w:cs="Open Sans"/>
           <w:color w:val="000000"/>
           <w:sz w:val="22"/>
           <w:szCs w:val="22"/>
-          <w:bdr w:val="none" w:sz="0" w:space="0" w:color="auto"/>
-          <w:vertAlign w:val="baseline"/>
         </w:rPr>
       </w:pPr>
       <w:r>
         <w:rPr>
-          <w:rStyle w:val="strong"/>
+          <w:rStyle w:val="Strong1"/>
           <w:rFonts w:ascii="Open Sans" w:eastAsia="Open Sans" w:hAnsi="Open Sans" w:cs="Open Sans"/>
           <w:b/>
           <w:bCs/>
@@ -1235,15 +1015,13 @@
           <w:ilvl w:val="0"/>
           <w:numId w:val="3"/>
         </w:numPr>
-        <w:spacing w:before="0" w:after="0" w:line="260" w:lineRule="atLeast"/>
-        <w:ind w:left="240" w:right="0" w:hanging="201"/>
+        <w:spacing w:line="260" w:lineRule="atLeast"/>
+        <w:ind w:left="240" w:hanging="201"/>
         <w:rPr>
           <w:rFonts w:ascii="Open Sans" w:eastAsia="Open Sans" w:hAnsi="Open Sans" w:cs="Open Sans"/>
           <w:color w:val="000000"/>
           <w:sz w:val="22"/>
           <w:szCs w:val="22"/>
-          <w:bdr w:val="none" w:sz="0" w:space="0" w:color="auto"/>
-          <w:vertAlign w:val="baseline"/>
         </w:rPr>
       </w:pPr>
       <w:r>
@@ -1252,8 +1030,6 @@
           <w:color w:val="000000"/>
           <w:sz w:val="22"/>
           <w:szCs w:val="22"/>
-          <w:bdr w:val="none" w:sz="0" w:space="0" w:color="auto"/>
-          <w:vertAlign w:val="baseline"/>
         </w:rPr>
         <w:t>This format is used for people with only a few years of experience and should fit into one page.</w:t>
       </w:r>
@@ -1265,15 +1041,13 @@
           <w:ilvl w:val="0"/>
           <w:numId w:val="3"/>
         </w:numPr>
-        <w:spacing w:after="0" w:line="260" w:lineRule="atLeast"/>
-        <w:ind w:left="240" w:right="0" w:hanging="201"/>
+        <w:spacing w:line="260" w:lineRule="atLeast"/>
+        <w:ind w:left="240" w:hanging="201"/>
         <w:rPr>
           <w:rFonts w:ascii="Open Sans" w:eastAsia="Open Sans" w:hAnsi="Open Sans" w:cs="Open Sans"/>
           <w:color w:val="000000"/>
           <w:sz w:val="22"/>
           <w:szCs w:val="22"/>
-          <w:bdr w:val="none" w:sz="0" w:space="0" w:color="auto"/>
-          <w:vertAlign w:val="baseline"/>
         </w:rPr>
       </w:pPr>
       <w:r>
@@ -1282,8 +1056,6 @@
           <w:color w:val="000000"/>
           <w:sz w:val="22"/>
           <w:szCs w:val="22"/>
-          <w:bdr w:val="none" w:sz="0" w:space="0" w:color="auto"/>
-          <w:vertAlign w:val="baseline"/>
         </w:rPr>
         <w:t>This resume is great for changing careers as it is a brilliant format to showcase transferable skills.</w:t>
       </w:r>
@@ -1291,30 +1063,14 @@
     <w:p>
       <w:pPr>
         <w:pStyle w:val="documentskn-slm1sectiontitle"/>
-        <w:pBdr>
-          <w:top w:val="none" w:sz="0" w:space="0" w:color="auto"/>
-          <w:left w:val="none" w:sz="0" w:space="0" w:color="auto"/>
-          <w:bottom w:val="none" w:sz="0" w:space="0" w:color="auto"/>
-          <w:right w:val="none" w:sz="0" w:space="0" w:color="auto"/>
-        </w:pBdr>
         <w:spacing w:before="500" w:after="220"/>
-        <w:ind w:left="0" w:right="0"/>
-        <w:rPr>
-          <w:rFonts w:ascii="Montserrat" w:eastAsia="Montserrat" w:hAnsi="Montserrat" w:cs="Montserrat"/>
-          <w:b/>
-          <w:bCs/>
-          <w:caps/>
-          <w:color w:val="000000"/>
-          <w:spacing w:val="20"/>
-          <w:bdr w:val="none" w:sz="0" w:space="0" w:color="auto"/>
-          <w:vertAlign w:val="baseline"/>
+        <w:rPr>
+          <w:color w:val="000000"/>
         </w:rPr>
       </w:pPr>
       <w:r>
         <w:rPr>
           <w:color w:val="000000"/>
-          <w:bdr w:val="none" w:sz="0" w:space="0" w:color="auto"/>
-          <w:vertAlign w:val="baseline"/>
         </w:rPr>
         <w:t>Work History</w:t>
       </w:r>
@@ -1326,12 +1082,10 @@
         <w:tblCellSpacing w:w="0" w:type="dxa"/>
         <w:tblLayout w:type="fixed"/>
         <w:tblCellMar>
-          <w:top w:w="0" w:type="dxa"/>
           <w:left w:w="0" w:type="dxa"/>
-          <w:bottom w:w="0" w:type="dxa"/>
           <w:right w:w="0" w:type="dxa"/>
         </w:tblCellMar>
-        <w:tblLook w:val="05E0"/>
+        <w:tblLook w:val="05E0" w:firstRow="1" w:lastRow="1" w:firstColumn="1" w:lastColumn="1" w:noHBand="0" w:noVBand="1"/>
       </w:tblPr>
       <w:tblGrid>
         <w:gridCol w:w="1800"/>
@@ -1339,32 +1093,18 @@
         <w:gridCol w:w="8640"/>
       </w:tblGrid>
       <w:tr>
-        <w:tblPrEx>
-          <w:tblW w:w="0" w:type="auto"/>
-          <w:tblCellSpacing w:w="0" w:type="dxa"/>
-          <w:tblLayout w:type="fixed"/>
-          <w:tblCellMar>
-            <w:top w:w="0" w:type="dxa"/>
-            <w:left w:w="0" w:type="dxa"/>
-            <w:bottom w:w="0" w:type="dxa"/>
-            <w:right w:w="0" w:type="dxa"/>
-          </w:tblCellMar>
-          <w:tblLook w:val="05E0"/>
-        </w:tblPrEx>
         <w:trPr>
           <w:tblCellSpacing w:w="0" w:type="dxa"/>
         </w:trPr>
         <w:tc>
           <w:tcPr>
             <w:tcW w:w="1800" w:type="dxa"/>
-            <w:noWrap w:val="0"/>
             <w:tcMar>
               <w:top w:w="0" w:type="dxa"/>
               <w:left w:w="0" w:type="dxa"/>
               <w:bottom w:w="0" w:type="dxa"/>
               <w:right w:w="0" w:type="dxa"/>
             </w:tcMar>
-            <w:vAlign w:val="top"/>
             <w:hideMark/>
           </w:tcPr>
           <w:p>
@@ -1374,15 +1114,12 @@
                 <w:color w:val="000000"/>
                 <w:sz w:val="22"/>
                 <w:szCs w:val="22"/>
-                <w:bdr w:val="none" w:sz="0" w:space="0" w:color="auto"/>
-                <w:vertAlign w:val="baseline"/>
               </w:rPr>
             </w:pPr>
             <w:r>
               <w:rPr>
                 <w:rStyle w:val="span"/>
                 <w:rFonts w:ascii="Open Sans" w:eastAsia="Open Sans" w:hAnsi="Open Sans" w:cs="Open Sans"/>
-                <w:caps w:val="0"/>
                 <w:color w:val="666666"/>
                 <w:sz w:val="22"/>
                 <w:szCs w:val="22"/>
@@ -1393,12 +1130,9 @@
               <w:rPr>
                 <w:rStyle w:val="documentskn-slm1twocolparatabledateswrapper"/>
                 <w:rFonts w:ascii="Open Sans" w:eastAsia="Open Sans" w:hAnsi="Open Sans" w:cs="Open Sans"/>
-                <w:caps w:val="0"/>
                 <w:color w:val="666666"/>
                 <w:sz w:val="22"/>
                 <w:szCs w:val="22"/>
-                <w:bdr w:val="none" w:sz="0" w:space="0" w:color="auto"/>
-                <w:vertAlign w:val="baseline"/>
               </w:rPr>
               <w:t xml:space="preserve"> </w:t>
             </w:r>
@@ -1406,37 +1140,23 @@
               <w:rPr>
                 <w:rStyle w:val="span"/>
                 <w:rFonts w:ascii="Open Sans" w:eastAsia="Open Sans" w:hAnsi="Open Sans" w:cs="Open Sans"/>
-                <w:caps w:val="0"/>
                 <w:color w:val="666666"/>
                 <w:sz w:val="22"/>
                 <w:szCs w:val="22"/>
               </w:rPr>
-              <w:t xml:space="preserve">- </w:t>
-            </w:r>
-            <w:r>
-              <w:rPr>
-                <w:rStyle w:val="span"/>
-                <w:rFonts w:ascii="Open Sans" w:eastAsia="Open Sans" w:hAnsi="Open Sans" w:cs="Open Sans"/>
-                <w:caps w:val="0"/>
-                <w:color w:val="666666"/>
-                <w:sz w:val="22"/>
-                <w:szCs w:val="22"/>
-              </w:rPr>
-              <w:t>Current</w:t>
+              <w:t>- Current</w:t>
             </w:r>
           </w:p>
         </w:tc>
         <w:tc>
           <w:tcPr>
             <w:tcW w:w="200" w:type="dxa"/>
-            <w:noWrap w:val="0"/>
             <w:tcMar>
               <w:top w:w="0" w:type="dxa"/>
               <w:left w:w="0" w:type="dxa"/>
               <w:bottom w:w="0" w:type="dxa"/>
               <w:right w:w="0" w:type="dxa"/>
             </w:tcMar>
-            <w:vAlign w:val="top"/>
             <w:hideMark/>
           </w:tcPr>
           <w:p>
@@ -1444,7 +1164,6 @@
               <w:rPr>
                 <w:rStyle w:val="span"/>
                 <w:rFonts w:ascii="Open Sans" w:eastAsia="Open Sans" w:hAnsi="Open Sans" w:cs="Open Sans"/>
-                <w:caps w:val="0"/>
                 <w:color w:val="666666"/>
                 <w:sz w:val="22"/>
                 <w:szCs w:val="22"/>
@@ -1461,7 +1180,6 @@
               <w:bottom w:w="0" w:type="dxa"/>
               <w:right w:w="0" w:type="dxa"/>
             </w:tcMar>
-            <w:vAlign w:val="top"/>
             <w:hideMark/>
           </w:tcPr>
           <w:p>
@@ -1469,7 +1187,6 @@
               <w:rPr>
                 <w:rStyle w:val="span"/>
                 <w:rFonts w:ascii="Open Sans" w:eastAsia="Open Sans" w:hAnsi="Open Sans" w:cs="Open Sans"/>
-                <w:caps w:val="0"/>
                 <w:color w:val="666666"/>
                 <w:sz w:val="22"/>
                 <w:szCs w:val="22"/>
@@ -1483,12 +1200,11 @@
                 <w:bCs/>
                 <w:i/>
                 <w:iCs/>
-                <w:caps w:val="0"/>
-                <w:color w:val="000000"/>
-                <w:sz w:val="22"/>
-                <w:szCs w:val="22"/>
-              </w:rPr>
-              <w:t>Current Position</w:t>
+                <w:color w:val="000000"/>
+                <w:sz w:val="22"/>
+                <w:szCs w:val="22"/>
+              </w:rPr>
+              <w:t xml:space="preserve">Current Position, </w:t>
             </w:r>
             <w:r>
               <w:rPr>
@@ -1496,87 +1212,16 @@
                 <w:rFonts w:ascii="Open Sans" w:eastAsia="Open Sans" w:hAnsi="Open Sans" w:cs="Open Sans"/>
                 <w:b/>
                 <w:bCs/>
-                <w:i/>
-                <w:iCs/>
-                <w:caps w:val="0"/>
-                <w:color w:val="000000"/>
-                <w:sz w:val="22"/>
-                <w:szCs w:val="22"/>
-              </w:rPr>
-              <w:t xml:space="preserve">, </w:t>
-            </w:r>
-            <w:r>
-              <w:rPr>
-                <w:rStyle w:val="span"/>
-                <w:rFonts w:ascii="Open Sans" w:eastAsia="Open Sans" w:hAnsi="Open Sans" w:cs="Open Sans"/>
-                <w:b/>
-                <w:bCs/>
-                <w:caps w:val="0"/>
-                <w:color w:val="000000"/>
-                <w:sz w:val="22"/>
-                <w:szCs w:val="22"/>
-              </w:rPr>
-              <w:t>Company</w:t>
-            </w:r>
-            <w:r>
-              <w:rPr>
-                <w:rStyle w:val="span"/>
-                <w:rFonts w:ascii="Open Sans" w:eastAsia="Open Sans" w:hAnsi="Open Sans" w:cs="Open Sans"/>
-                <w:b/>
-                <w:bCs/>
-                <w:caps w:val="0"/>
-                <w:color w:val="000000"/>
-                <w:sz w:val="22"/>
-                <w:szCs w:val="22"/>
-              </w:rPr>
-              <w:t xml:space="preserve">, </w:t>
-            </w:r>
-            <w:r>
-              <w:rPr>
-                <w:rStyle w:val="span"/>
-                <w:rFonts w:ascii="Open Sans" w:eastAsia="Open Sans" w:hAnsi="Open Sans" w:cs="Open Sans"/>
-                <w:b/>
-                <w:bCs/>
-                <w:caps w:val="0"/>
-                <w:color w:val="000000"/>
-                <w:sz w:val="22"/>
-                <w:szCs w:val="22"/>
-              </w:rPr>
-              <w:t>Company City</w:t>
-            </w:r>
-            <w:r>
-              <w:rPr>
-                <w:rStyle w:val="span"/>
-                <w:rFonts w:ascii="Open Sans" w:eastAsia="Open Sans" w:hAnsi="Open Sans" w:cs="Open Sans"/>
-                <w:b/>
-                <w:bCs/>
-                <w:caps w:val="0"/>
-                <w:color w:val="000000"/>
-                <w:sz w:val="22"/>
-                <w:szCs w:val="22"/>
-              </w:rPr>
-              <w:t xml:space="preserve">, </w:t>
-            </w:r>
-            <w:r>
-              <w:rPr>
-                <w:rStyle w:val="span"/>
-                <w:rFonts w:ascii="Open Sans" w:eastAsia="Open Sans" w:hAnsi="Open Sans" w:cs="Open Sans"/>
-                <w:b/>
-                <w:bCs/>
-                <w:caps w:val="0"/>
-                <w:color w:val="000000"/>
-                <w:sz w:val="22"/>
-                <w:szCs w:val="22"/>
-              </w:rPr>
-              <w:t>State</w:t>
+                <w:color w:val="000000"/>
+                <w:sz w:val="22"/>
+                <w:szCs w:val="22"/>
+              </w:rPr>
+              <w:t>Company, Company City, State</w:t>
             </w:r>
             <w:r>
               <w:rPr>
                 <w:rStyle w:val="documentskn-slm1txtBold"/>
                 <w:rFonts w:ascii="Open Sans" w:eastAsia="Open Sans" w:hAnsi="Open Sans" w:cs="Open Sans"/>
-                <w:b/>
-                <w:bCs/>
-                <w:caps w:val="0"/>
                 <w:color w:val="000000"/>
                 <w:sz w:val="22"/>
                 <w:szCs w:val="22"/>
@@ -1591,29 +1236,23 @@
                 <w:ilvl w:val="0"/>
                 <w:numId w:val="4"/>
               </w:numPr>
-              <w:spacing w:before="80" w:after="0" w:line="260" w:lineRule="atLeast"/>
-              <w:ind w:left="340" w:right="0" w:hanging="201"/>
+              <w:spacing w:before="80" w:line="260" w:lineRule="atLeast"/>
+              <w:ind w:left="340" w:hanging="201"/>
               <w:rPr>
                 <w:rStyle w:val="span"/>
                 <w:rFonts w:ascii="Open Sans" w:eastAsia="Open Sans" w:hAnsi="Open Sans" w:cs="Open Sans"/>
-                <w:caps w:val="0"/>
-                <w:color w:val="000000"/>
-                <w:sz w:val="22"/>
-                <w:szCs w:val="22"/>
-                <w:bdr w:val="none" w:sz="0" w:space="0" w:color="auto"/>
-                <w:vertAlign w:val="baseline"/>
+                <w:color w:val="000000"/>
+                <w:sz w:val="22"/>
+                <w:szCs w:val="22"/>
               </w:rPr>
             </w:pPr>
             <w:r>
               <w:rPr>
                 <w:rStyle w:val="span"/>
                 <w:rFonts w:ascii="Open Sans" w:eastAsia="Open Sans" w:hAnsi="Open Sans" w:cs="Open Sans"/>
-                <w:caps w:val="0"/>
-                <w:color w:val="000000"/>
-                <w:sz w:val="22"/>
-                <w:szCs w:val="22"/>
-                <w:bdr w:val="none" w:sz="0" w:space="0" w:color="auto"/>
-                <w:vertAlign w:val="baseline"/>
+                <w:color w:val="000000"/>
+                <w:sz w:val="22"/>
+                <w:szCs w:val="22"/>
               </w:rPr>
               <w:t>Start with your current or most recent job title.</w:t>
             </w:r>
@@ -1625,37 +1264,31 @@
                 <w:ilvl w:val="0"/>
                 <w:numId w:val="4"/>
               </w:numPr>
-              <w:spacing w:after="0" w:line="260" w:lineRule="atLeast"/>
-              <w:ind w:left="340" w:right="0" w:hanging="201"/>
+              <w:spacing w:line="260" w:lineRule="atLeast"/>
+              <w:ind w:left="340" w:hanging="201"/>
               <w:rPr>
                 <w:rStyle w:val="span"/>
                 <w:rFonts w:ascii="Open Sans" w:eastAsia="Open Sans" w:hAnsi="Open Sans" w:cs="Open Sans"/>
-                <w:caps w:val="0"/>
-                <w:color w:val="000000"/>
-                <w:sz w:val="22"/>
-                <w:szCs w:val="22"/>
-                <w:bdr w:val="none" w:sz="0" w:space="0" w:color="auto"/>
-                <w:vertAlign w:val="baseline"/>
+                <w:color w:val="000000"/>
+                <w:sz w:val="22"/>
+                <w:szCs w:val="22"/>
               </w:rPr>
             </w:pPr>
             <w:r>
               <w:rPr>
                 <w:rStyle w:val="span"/>
                 <w:rFonts w:ascii="Open Sans" w:eastAsia="Open Sans" w:hAnsi="Open Sans" w:cs="Open Sans"/>
-                <w:caps w:val="0"/>
-                <w:color w:val="000000"/>
-                <w:sz w:val="22"/>
-                <w:szCs w:val="22"/>
-                <w:bdr w:val="none" w:sz="0" w:space="0" w:color="auto"/>
-                <w:vertAlign w:val="baseline"/>
-              </w:rPr>
+                <w:color w:val="000000"/>
+                <w:sz w:val="22"/>
+                <w:szCs w:val="22"/>
+              </w:rPr>
+              <w:lastRenderedPageBreak/>
               <w:t xml:space="preserve">See </w:t>
             </w:r>
             <w:r>
               <w:rPr>
                 <w:rStyle w:val="u"/>
                 <w:rFonts w:ascii="Open Sans" w:eastAsia="Open Sans" w:hAnsi="Open Sans" w:cs="Open Sans"/>
-                <w:caps w:val="0"/>
                 <w:color w:val="000000"/>
                 <w:sz w:val="22"/>
                 <w:szCs w:val="22"/>
@@ -1667,12 +1300,9 @@
               <w:rPr>
                 <w:rStyle w:val="span"/>
                 <w:rFonts w:ascii="Open Sans" w:eastAsia="Open Sans" w:hAnsi="Open Sans" w:cs="Open Sans"/>
-                <w:caps w:val="0"/>
-                <w:color w:val="000000"/>
-                <w:sz w:val="22"/>
-                <w:szCs w:val="22"/>
-                <w:bdr w:val="none" w:sz="0" w:space="0" w:color="auto"/>
-                <w:vertAlign w:val="baseline"/>
+                <w:color w:val="000000"/>
+                <w:sz w:val="22"/>
+                <w:szCs w:val="22"/>
               </w:rPr>
               <w:t xml:space="preserve"> for more writing tips.</w:t>
             </w:r>
@@ -1694,12 +1324,10 @@
         <w:tblCellSpacing w:w="0" w:type="dxa"/>
         <w:tblLayout w:type="fixed"/>
         <w:tblCellMar>
-          <w:top w:w="0" w:type="dxa"/>
           <w:left w:w="0" w:type="dxa"/>
-          <w:bottom w:w="0" w:type="dxa"/>
           <w:right w:w="0" w:type="dxa"/>
         </w:tblCellMar>
-        <w:tblLook w:val="05E0"/>
+        <w:tblLook w:val="05E0" w:firstRow="1" w:lastRow="1" w:firstColumn="1" w:lastColumn="1" w:noHBand="0" w:noVBand="1"/>
       </w:tblPr>
       <w:tblGrid>
         <w:gridCol w:w="1800"/>
@@ -1707,32 +1335,18 @@
         <w:gridCol w:w="8640"/>
       </w:tblGrid>
       <w:tr>
-        <w:tblPrEx>
-          <w:tblW w:w="0" w:type="auto"/>
-          <w:tblCellSpacing w:w="0" w:type="dxa"/>
-          <w:tblLayout w:type="fixed"/>
-          <w:tblCellMar>
-            <w:top w:w="0" w:type="dxa"/>
-            <w:left w:w="0" w:type="dxa"/>
-            <w:bottom w:w="0" w:type="dxa"/>
-            <w:right w:w="0" w:type="dxa"/>
-          </w:tblCellMar>
-          <w:tblLook w:val="05E0"/>
-        </w:tblPrEx>
         <w:trPr>
           <w:tblCellSpacing w:w="0" w:type="dxa"/>
         </w:trPr>
         <w:tc>
           <w:tcPr>
             <w:tcW w:w="1800" w:type="dxa"/>
-            <w:noWrap w:val="0"/>
             <w:tcMar>
               <w:top w:w="300" w:type="dxa"/>
               <w:left w:w="0" w:type="dxa"/>
               <w:bottom w:w="0" w:type="dxa"/>
               <w:right w:w="0" w:type="dxa"/>
             </w:tcMar>
-            <w:vAlign w:val="top"/>
             <w:hideMark/>
           </w:tcPr>
           <w:p>
@@ -1742,15 +1356,12 @@
                 <w:color w:val="000000"/>
                 <w:sz w:val="22"/>
                 <w:szCs w:val="22"/>
-                <w:bdr w:val="none" w:sz="0" w:space="0" w:color="auto"/>
-                <w:vertAlign w:val="baseline"/>
               </w:rPr>
             </w:pPr>
             <w:r>
               <w:rPr>
                 <w:rStyle w:val="span"/>
                 <w:rFonts w:ascii="Open Sans" w:eastAsia="Open Sans" w:hAnsi="Open Sans" w:cs="Open Sans"/>
-                <w:caps w:val="0"/>
                 <w:color w:val="666666"/>
                 <w:sz w:val="22"/>
                 <w:szCs w:val="22"/>
@@ -1761,12 +1372,9 @@
               <w:rPr>
                 <w:rStyle w:val="documentskn-slm1twocolparatabledateswrapper"/>
                 <w:rFonts w:ascii="Open Sans" w:eastAsia="Open Sans" w:hAnsi="Open Sans" w:cs="Open Sans"/>
-                <w:caps w:val="0"/>
                 <w:color w:val="666666"/>
                 <w:sz w:val="22"/>
                 <w:szCs w:val="22"/>
-                <w:bdr w:val="none" w:sz="0" w:space="0" w:color="auto"/>
-                <w:vertAlign w:val="baseline"/>
               </w:rPr>
               <w:t xml:space="preserve"> </w:t>
             </w:r>
@@ -1774,37 +1382,23 @@
               <w:rPr>
                 <w:rStyle w:val="span"/>
                 <w:rFonts w:ascii="Open Sans" w:eastAsia="Open Sans" w:hAnsi="Open Sans" w:cs="Open Sans"/>
-                <w:caps w:val="0"/>
                 <w:color w:val="666666"/>
                 <w:sz w:val="22"/>
                 <w:szCs w:val="22"/>
               </w:rPr>
-              <w:t xml:space="preserve">- </w:t>
-            </w:r>
-            <w:r>
-              <w:rPr>
-                <w:rStyle w:val="span"/>
-                <w:rFonts w:ascii="Open Sans" w:eastAsia="Open Sans" w:hAnsi="Open Sans" w:cs="Open Sans"/>
-                <w:caps w:val="0"/>
-                <w:color w:val="666666"/>
-                <w:sz w:val="22"/>
-                <w:szCs w:val="22"/>
-              </w:rPr>
-              <w:t>02/2013</w:t>
+              <w:t>- 02/2013</w:t>
             </w:r>
           </w:p>
         </w:tc>
         <w:tc>
           <w:tcPr>
             <w:tcW w:w="200" w:type="dxa"/>
-            <w:noWrap w:val="0"/>
             <w:tcMar>
               <w:top w:w="300" w:type="dxa"/>
               <w:left w:w="0" w:type="dxa"/>
               <w:bottom w:w="0" w:type="dxa"/>
               <w:right w:w="0" w:type="dxa"/>
             </w:tcMar>
-            <w:vAlign w:val="top"/>
             <w:hideMark/>
           </w:tcPr>
           <w:p>
@@ -1812,7 +1406,6 @@
               <w:rPr>
                 <w:rStyle w:val="span"/>
                 <w:rFonts w:ascii="Open Sans" w:eastAsia="Open Sans" w:hAnsi="Open Sans" w:cs="Open Sans"/>
-                <w:caps w:val="0"/>
                 <w:color w:val="666666"/>
                 <w:sz w:val="22"/>
                 <w:szCs w:val="22"/>
@@ -1829,7 +1422,6 @@
               <w:bottom w:w="0" w:type="dxa"/>
               <w:right w:w="0" w:type="dxa"/>
             </w:tcMar>
-            <w:vAlign w:val="top"/>
             <w:hideMark/>
           </w:tcPr>
           <w:p>
@@ -1837,7 +1429,6 @@
               <w:rPr>
                 <w:rStyle w:val="span"/>
                 <w:rFonts w:ascii="Open Sans" w:eastAsia="Open Sans" w:hAnsi="Open Sans" w:cs="Open Sans"/>
-                <w:caps w:val="0"/>
                 <w:color w:val="666666"/>
                 <w:sz w:val="22"/>
                 <w:szCs w:val="22"/>
@@ -1851,12 +1442,11 @@
                 <w:bCs/>
                 <w:i/>
                 <w:iCs/>
-                <w:caps w:val="0"/>
-                <w:color w:val="000000"/>
-                <w:sz w:val="22"/>
-                <w:szCs w:val="22"/>
-              </w:rPr>
-              <w:t>Previous Position</w:t>
+                <w:color w:val="000000"/>
+                <w:sz w:val="22"/>
+                <w:szCs w:val="22"/>
+              </w:rPr>
+              <w:t xml:space="preserve">Previous Position, </w:t>
             </w:r>
             <w:r>
               <w:rPr>
@@ -1864,87 +1454,16 @@
                 <w:rFonts w:ascii="Open Sans" w:eastAsia="Open Sans" w:hAnsi="Open Sans" w:cs="Open Sans"/>
                 <w:b/>
                 <w:bCs/>
-                <w:i/>
-                <w:iCs/>
-                <w:caps w:val="0"/>
-                <w:color w:val="000000"/>
-                <w:sz w:val="22"/>
-                <w:szCs w:val="22"/>
-              </w:rPr>
-              <w:t xml:space="preserve">, </w:t>
-            </w:r>
-            <w:r>
-              <w:rPr>
-                <w:rStyle w:val="span"/>
-                <w:rFonts w:ascii="Open Sans" w:eastAsia="Open Sans" w:hAnsi="Open Sans" w:cs="Open Sans"/>
-                <w:b/>
-                <w:bCs/>
-                <w:caps w:val="0"/>
-                <w:color w:val="000000"/>
-                <w:sz w:val="22"/>
-                <w:szCs w:val="22"/>
-              </w:rPr>
-              <w:t>Company</w:t>
-            </w:r>
-            <w:r>
-              <w:rPr>
-                <w:rStyle w:val="span"/>
-                <w:rFonts w:ascii="Open Sans" w:eastAsia="Open Sans" w:hAnsi="Open Sans" w:cs="Open Sans"/>
-                <w:b/>
-                <w:bCs/>
-                <w:caps w:val="0"/>
-                <w:color w:val="000000"/>
-                <w:sz w:val="22"/>
-                <w:szCs w:val="22"/>
-              </w:rPr>
-              <w:t xml:space="preserve">, </w:t>
-            </w:r>
-            <w:r>
-              <w:rPr>
-                <w:rStyle w:val="span"/>
-                <w:rFonts w:ascii="Open Sans" w:eastAsia="Open Sans" w:hAnsi="Open Sans" w:cs="Open Sans"/>
-                <w:b/>
-                <w:bCs/>
-                <w:caps w:val="0"/>
-                <w:color w:val="000000"/>
-                <w:sz w:val="22"/>
-                <w:szCs w:val="22"/>
-              </w:rPr>
-              <w:t>Company City</w:t>
-            </w:r>
-            <w:r>
-              <w:rPr>
-                <w:rStyle w:val="span"/>
-                <w:rFonts w:ascii="Open Sans" w:eastAsia="Open Sans" w:hAnsi="Open Sans" w:cs="Open Sans"/>
-                <w:b/>
-                <w:bCs/>
-                <w:caps w:val="0"/>
-                <w:color w:val="000000"/>
-                <w:sz w:val="22"/>
-                <w:szCs w:val="22"/>
-              </w:rPr>
-              <w:t xml:space="preserve">, </w:t>
-            </w:r>
-            <w:r>
-              <w:rPr>
-                <w:rStyle w:val="span"/>
-                <w:rFonts w:ascii="Open Sans" w:eastAsia="Open Sans" w:hAnsi="Open Sans" w:cs="Open Sans"/>
-                <w:b/>
-                <w:bCs/>
-                <w:caps w:val="0"/>
-                <w:color w:val="000000"/>
-                <w:sz w:val="22"/>
-                <w:szCs w:val="22"/>
-              </w:rPr>
-              <w:t>State</w:t>
+                <w:color w:val="000000"/>
+                <w:sz w:val="22"/>
+                <w:szCs w:val="22"/>
+              </w:rPr>
+              <w:t>Company, Company City, State</w:t>
             </w:r>
             <w:r>
               <w:rPr>
                 <w:rStyle w:val="documentskn-slm1txtBold"/>
                 <w:rFonts w:ascii="Open Sans" w:eastAsia="Open Sans" w:hAnsi="Open Sans" w:cs="Open Sans"/>
-                <w:b/>
-                <w:bCs/>
-                <w:caps w:val="0"/>
                 <w:color w:val="000000"/>
                 <w:sz w:val="22"/>
                 <w:szCs w:val="22"/>
@@ -1955,17 +1474,14 @@
           <w:p>
             <w:pPr>
               <w:pStyle w:val="documentskn-slm1marleftul"/>
-              <w:spacing w:before="0" w:after="0" w:line="260" w:lineRule="atLeast"/>
-              <w:ind w:left="100" w:right="0"/>
+              <w:spacing w:line="260" w:lineRule="atLeast"/>
+              <w:ind w:left="100"/>
               <w:rPr>
                 <w:rStyle w:val="documentskn-slm1twocolparatablesinglecolumndategap"/>
                 <w:rFonts w:ascii="Open Sans" w:eastAsia="Open Sans" w:hAnsi="Open Sans" w:cs="Open Sans"/>
-                <w:caps w:val="0"/>
-                <w:color w:val="000000"/>
-                <w:sz w:val="22"/>
-                <w:szCs w:val="22"/>
-                <w:bdr w:val="none" w:sz="0" w:space="0" w:color="auto"/>
-                <w:vertAlign w:val="baseline"/>
+                <w:color w:val="000000"/>
+                <w:sz w:val="22"/>
+                <w:szCs w:val="22"/>
               </w:rPr>
             </w:pPr>
           </w:p>
@@ -1975,30 +1491,14 @@
     <w:p>
       <w:pPr>
         <w:pStyle w:val="documentskn-slm1sectiontitle"/>
-        <w:pBdr>
-          <w:top w:val="none" w:sz="0" w:space="0" w:color="auto"/>
-          <w:left w:val="none" w:sz="0" w:space="0" w:color="auto"/>
-          <w:bottom w:val="none" w:sz="0" w:space="0" w:color="auto"/>
-          <w:right w:val="none" w:sz="0" w:space="0" w:color="auto"/>
-        </w:pBdr>
         <w:spacing w:before="500" w:after="220"/>
-        <w:ind w:left="0" w:right="0"/>
-        <w:rPr>
-          <w:rFonts w:ascii="Montserrat" w:eastAsia="Montserrat" w:hAnsi="Montserrat" w:cs="Montserrat"/>
-          <w:b/>
-          <w:bCs/>
-          <w:caps/>
-          <w:color w:val="000000"/>
-          <w:spacing w:val="20"/>
-          <w:bdr w:val="none" w:sz="0" w:space="0" w:color="auto"/>
-          <w:vertAlign w:val="baseline"/>
+        <w:rPr>
+          <w:color w:val="000000"/>
         </w:rPr>
       </w:pPr>
       <w:r>
         <w:rPr>
           <w:color w:val="000000"/>
-          <w:bdr w:val="none" w:sz="0" w:space="0" w:color="auto"/>
-          <w:vertAlign w:val="baseline"/>
         </w:rPr>
         <w:t>Awards and Honors</w:t>
       </w:r>
@@ -2006,21 +1506,12 @@
     <w:p>
       <w:pPr>
         <w:pStyle w:val="p"/>
-        <w:pBdr>
-          <w:top w:val="none" w:sz="0" w:space="0" w:color="auto"/>
-          <w:left w:val="none" w:sz="0" w:space="0" w:color="auto"/>
-          <w:bottom w:val="none" w:sz="0" w:space="0" w:color="auto"/>
-          <w:right w:val="none" w:sz="0" w:space="0" w:color="auto"/>
-        </w:pBdr>
-        <w:spacing w:before="0" w:after="0" w:line="260" w:lineRule="atLeast"/>
-        <w:ind w:left="0" w:right="0"/>
+        <w:spacing w:line="260" w:lineRule="atLeast"/>
         <w:rPr>
           <w:rFonts w:ascii="Open Sans" w:eastAsia="Open Sans" w:hAnsi="Open Sans" w:cs="Open Sans"/>
           <w:color w:val="000000"/>
           <w:sz w:val="22"/>
           <w:szCs w:val="22"/>
-          <w:bdr w:val="none" w:sz="0" w:space="0" w:color="auto"/>
-          <w:vertAlign w:val="baseline"/>
         </w:rPr>
       </w:pPr>
       <w:r>
@@ -2029,8 +1520,6 @@
           <w:color w:val="000000"/>
           <w:sz w:val="22"/>
           <w:szCs w:val="22"/>
-          <w:bdr w:val="none" w:sz="0" w:space="0" w:color="auto"/>
-          <w:vertAlign w:val="baseline"/>
         </w:rPr>
         <w:t>This section is important for entry-level workers and for those who have received significant awards in their chosen field.</w:t>
       </w:r>
@@ -2042,15 +1531,13 @@
           <w:ilvl w:val="0"/>
           <w:numId w:val="5"/>
         </w:numPr>
-        <w:spacing w:before="0" w:after="0" w:line="260" w:lineRule="atLeast"/>
-        <w:ind w:left="240" w:right="0" w:hanging="201"/>
+        <w:spacing w:line="260" w:lineRule="atLeast"/>
+        <w:ind w:left="240" w:hanging="201"/>
         <w:rPr>
           <w:rFonts w:ascii="Open Sans" w:eastAsia="Open Sans" w:hAnsi="Open Sans" w:cs="Open Sans"/>
           <w:color w:val="000000"/>
           <w:sz w:val="22"/>
           <w:szCs w:val="22"/>
-          <w:bdr w:val="none" w:sz="0" w:space="0" w:color="auto"/>
-          <w:vertAlign w:val="baseline"/>
         </w:rPr>
       </w:pPr>
       <w:r>
@@ -2059,8 +1546,6 @@
           <w:color w:val="000000"/>
           <w:sz w:val="22"/>
           <w:szCs w:val="22"/>
-          <w:bdr w:val="none" w:sz="0" w:space="0" w:color="auto"/>
-          <w:vertAlign w:val="baseline"/>
         </w:rPr>
         <w:t>School, Institution, Company or Organization l Certification or Training Obtained - Year</w:t>
       </w:r>
@@ -2072,20 +1557,18 @@
           <w:ilvl w:val="0"/>
           <w:numId w:val="5"/>
         </w:numPr>
-        <w:spacing w:after="0" w:line="260" w:lineRule="atLeast"/>
-        <w:ind w:left="240" w:right="0" w:hanging="201"/>
+        <w:spacing w:line="260" w:lineRule="atLeast"/>
+        <w:ind w:left="240" w:hanging="201"/>
         <w:rPr>
           <w:rFonts w:ascii="Open Sans" w:eastAsia="Open Sans" w:hAnsi="Open Sans" w:cs="Open Sans"/>
           <w:color w:val="000000"/>
           <w:sz w:val="22"/>
           <w:szCs w:val="22"/>
-          <w:bdr w:val="none" w:sz="0" w:space="0" w:color="auto"/>
-          <w:vertAlign w:val="baseline"/>
         </w:rPr>
       </w:pPr>
       <w:r>
         <w:rPr>
-          <w:rStyle w:val="strong"/>
+          <w:rStyle w:val="Strong1"/>
           <w:rFonts w:ascii="Open Sans" w:eastAsia="Open Sans" w:hAnsi="Open Sans" w:cs="Open Sans"/>
           <w:b/>
           <w:bCs/>
@@ -2101,8 +1584,6 @@
           <w:color w:val="000000"/>
           <w:sz w:val="22"/>
           <w:szCs w:val="22"/>
-          <w:bdr w:val="none" w:sz="0" w:space="0" w:color="auto"/>
-          <w:vertAlign w:val="baseline"/>
         </w:rPr>
         <w:t>Sally Kalson Courage Journalism Award, Pittsburgh Post-Gazette - 2020</w:t>
       </w:r>
@@ -2110,30 +1591,14 @@
     <w:p>
       <w:pPr>
         <w:pStyle w:val="documentskn-slm1sectiontitle"/>
-        <w:pBdr>
-          <w:top w:val="none" w:sz="0" w:space="0" w:color="auto"/>
-          <w:left w:val="none" w:sz="0" w:space="0" w:color="auto"/>
-          <w:bottom w:val="none" w:sz="0" w:space="0" w:color="auto"/>
-          <w:right w:val="none" w:sz="0" w:space="0" w:color="auto"/>
-        </w:pBdr>
         <w:spacing w:before="500" w:after="220"/>
-        <w:ind w:left="0" w:right="0"/>
-        <w:rPr>
-          <w:rFonts w:ascii="Montserrat" w:eastAsia="Montserrat" w:hAnsi="Montserrat" w:cs="Montserrat"/>
-          <w:b/>
-          <w:bCs/>
-          <w:caps/>
-          <w:color w:val="000000"/>
-          <w:spacing w:val="20"/>
-          <w:bdr w:val="none" w:sz="0" w:space="0" w:color="auto"/>
-          <w:vertAlign w:val="baseline"/>
+        <w:rPr>
+          <w:color w:val="000000"/>
         </w:rPr>
       </w:pPr>
       <w:r>
         <w:rPr>
           <w:color w:val="000000"/>
-          <w:bdr w:val="none" w:sz="0" w:space="0" w:color="auto"/>
-          <w:vertAlign w:val="baseline"/>
         </w:rPr>
         <w:t>Education</w:t>
       </w:r>
@@ -2145,12 +1610,10 @@
         <w:tblCellSpacing w:w="0" w:type="dxa"/>
         <w:tblLayout w:type="fixed"/>
         <w:tblCellMar>
-          <w:top w:w="0" w:type="dxa"/>
           <w:left w:w="0" w:type="dxa"/>
-          <w:bottom w:w="0" w:type="dxa"/>
           <w:right w:w="0" w:type="dxa"/>
         </w:tblCellMar>
-        <w:tblLook w:val="05E0"/>
+        <w:tblLook w:val="05E0" w:firstRow="1" w:lastRow="1" w:firstColumn="1" w:lastColumn="1" w:noHBand="0" w:noVBand="1"/>
       </w:tblPr>
       <w:tblGrid>
         <w:gridCol w:w="1800"/>
@@ -2158,32 +1621,18 @@
         <w:gridCol w:w="8640"/>
       </w:tblGrid>
       <w:tr>
-        <w:tblPrEx>
-          <w:tblW w:w="0" w:type="auto"/>
-          <w:tblCellSpacing w:w="0" w:type="dxa"/>
-          <w:tblLayout w:type="fixed"/>
-          <w:tblCellMar>
-            <w:top w:w="0" w:type="dxa"/>
-            <w:left w:w="0" w:type="dxa"/>
-            <w:bottom w:w="0" w:type="dxa"/>
-            <w:right w:w="0" w:type="dxa"/>
-          </w:tblCellMar>
-          <w:tblLook w:val="05E0"/>
-        </w:tblPrEx>
         <w:trPr>
           <w:tblCellSpacing w:w="0" w:type="dxa"/>
         </w:trPr>
         <w:tc>
           <w:tcPr>
             <w:tcW w:w="1800" w:type="dxa"/>
-            <w:noWrap w:val="0"/>
             <w:tcMar>
               <w:top w:w="0" w:type="dxa"/>
               <w:left w:w="0" w:type="dxa"/>
               <w:bottom w:w="0" w:type="dxa"/>
               <w:right w:w="0" w:type="dxa"/>
             </w:tcMar>
-            <w:vAlign w:val="top"/>
             <w:hideMark/>
           </w:tcPr>
           <w:p>
@@ -2193,15 +1642,12 @@
                 <w:color w:val="000000"/>
                 <w:sz w:val="22"/>
                 <w:szCs w:val="22"/>
-                <w:bdr w:val="none" w:sz="0" w:space="0" w:color="auto"/>
-                <w:vertAlign w:val="baseline"/>
               </w:rPr>
             </w:pPr>
             <w:r>
               <w:rPr>
                 <w:rStyle w:val="span"/>
                 <w:rFonts w:ascii="Open Sans" w:eastAsia="Open Sans" w:hAnsi="Open Sans" w:cs="Open Sans"/>
-                <w:caps w:val="0"/>
                 <w:color w:val="666666"/>
                 <w:sz w:val="22"/>
                 <w:szCs w:val="22"/>
@@ -2212,12 +1658,9 @@
               <w:rPr>
                 <w:rStyle w:val="documentskn-slm1twocolparatabledateswrapper"/>
                 <w:rFonts w:ascii="Open Sans" w:eastAsia="Open Sans" w:hAnsi="Open Sans" w:cs="Open Sans"/>
-                <w:caps w:val="0"/>
                 <w:color w:val="666666"/>
                 <w:sz w:val="22"/>
                 <w:szCs w:val="22"/>
-                <w:bdr w:val="none" w:sz="0" w:space="0" w:color="auto"/>
-                <w:vertAlign w:val="baseline"/>
               </w:rPr>
               <w:t xml:space="preserve"> </w:t>
             </w:r>
@@ -2225,7 +1668,6 @@
               <w:rPr>
                 <w:rStyle w:val="span"/>
                 <w:rFonts w:ascii="Open Sans" w:eastAsia="Open Sans" w:hAnsi="Open Sans" w:cs="Open Sans"/>
-                <w:caps w:val="0"/>
                 <w:color w:val="666666"/>
                 <w:sz w:val="22"/>
                 <w:szCs w:val="22"/>
@@ -2237,14 +1679,12 @@
         <w:tc>
           <w:tcPr>
             <w:tcW w:w="200" w:type="dxa"/>
-            <w:noWrap w:val="0"/>
             <w:tcMar>
               <w:top w:w="0" w:type="dxa"/>
               <w:left w:w="0" w:type="dxa"/>
               <w:bottom w:w="0" w:type="dxa"/>
               <w:right w:w="0" w:type="dxa"/>
             </w:tcMar>
-            <w:vAlign w:val="top"/>
             <w:hideMark/>
           </w:tcPr>
           <w:p>
@@ -2252,7 +1692,6 @@
               <w:rPr>
                 <w:rStyle w:val="span"/>
                 <w:rFonts w:ascii="Open Sans" w:eastAsia="Open Sans" w:hAnsi="Open Sans" w:cs="Open Sans"/>
-                <w:caps w:val="0"/>
                 <w:color w:val="666666"/>
                 <w:sz w:val="22"/>
                 <w:szCs w:val="22"/>
@@ -2269,32 +1708,24 @@
               <w:bottom w:w="0" w:type="dxa"/>
               <w:right w:w="0" w:type="dxa"/>
             </w:tcMar>
-            <w:vAlign w:val="top"/>
             <w:hideMark/>
           </w:tcPr>
           <w:p>
             <w:pPr>
               <w:pStyle w:val="documentskn-slm1dispBlk"/>
-              <w:spacing w:before="0" w:after="0" w:line="260" w:lineRule="atLeast"/>
-              <w:ind w:left="0" w:right="0"/>
+              <w:spacing w:line="260" w:lineRule="atLeast"/>
               <w:rPr>
                 <w:rStyle w:val="documentskn-slm1twocolparatablesinglecolumndategap"/>
                 <w:rFonts w:ascii="Open Sans" w:eastAsia="Open Sans" w:hAnsi="Open Sans" w:cs="Open Sans"/>
-                <w:caps w:val="0"/>
-                <w:color w:val="000000"/>
-                <w:sz w:val="22"/>
-                <w:szCs w:val="22"/>
-                <w:bdr w:val="none" w:sz="0" w:space="0" w:color="auto"/>
-                <w:vertAlign w:val="baseline"/>
+                <w:color w:val="000000"/>
+                <w:sz w:val="22"/>
+                <w:szCs w:val="22"/>
               </w:rPr>
             </w:pPr>
             <w:r>
               <w:rPr>
                 <w:rStyle w:val="documentskn-slm1txtBold"/>
                 <w:rFonts w:ascii="Open Sans" w:eastAsia="Open Sans" w:hAnsi="Open Sans" w:cs="Open Sans"/>
-                <w:b/>
-                <w:bCs/>
-                <w:caps w:val="0"/>
                 <w:color w:val="000000"/>
                 <w:sz w:val="22"/>
                 <w:szCs w:val="22"/>
@@ -2305,7 +1736,6 @@
               <w:rPr>
                 <w:rStyle w:val="span"/>
                 <w:rFonts w:ascii="Open Sans" w:eastAsia="Open Sans" w:hAnsi="Open Sans" w:cs="Open Sans"/>
-                <w:caps w:val="0"/>
                 <w:color w:val="000000"/>
                 <w:sz w:val="22"/>
                 <w:szCs w:val="22"/>
@@ -2316,9 +1746,6 @@
               <w:rPr>
                 <w:rStyle w:val="documentskn-slm1txtBold"/>
                 <w:rFonts w:ascii="Open Sans" w:eastAsia="Open Sans" w:hAnsi="Open Sans" w:cs="Open Sans"/>
-                <w:b/>
-                <w:bCs/>
-                <w:caps w:val="0"/>
                 <w:color w:val="000000"/>
                 <w:sz w:val="22"/>
                 <w:szCs w:val="22"/>
@@ -2329,12 +1756,9 @@
               <w:rPr>
                 <w:rStyle w:val="documentskn-slm1twocolparatablesinglecolumndategap"/>
                 <w:rFonts w:ascii="Open Sans" w:eastAsia="Open Sans" w:hAnsi="Open Sans" w:cs="Open Sans"/>
-                <w:caps w:val="0"/>
-                <w:color w:val="000000"/>
-                <w:sz w:val="22"/>
-                <w:szCs w:val="22"/>
-                <w:bdr w:val="none" w:sz="0" w:space="0" w:color="auto"/>
-                <w:vertAlign w:val="baseline"/>
+                <w:color w:val="000000"/>
+                <w:sz w:val="22"/>
+                <w:szCs w:val="22"/>
               </w:rPr>
               <w:t xml:space="preserve"> </w:t>
             </w:r>
@@ -2342,28 +1766,21 @@
           <w:p>
             <w:pPr>
               <w:pStyle w:val="documentskn-slm1dispBlk"/>
-              <w:spacing w:before="0" w:after="0" w:line="260" w:lineRule="atLeast"/>
-              <w:ind w:left="0" w:right="0"/>
+              <w:spacing w:line="260" w:lineRule="atLeast"/>
               <w:rPr>
                 <w:rStyle w:val="documentskn-slm1twocolparatablesinglecolumndategap"/>
                 <w:rFonts w:ascii="Open Sans" w:eastAsia="Open Sans" w:hAnsi="Open Sans" w:cs="Open Sans"/>
-                <w:caps w:val="0"/>
-                <w:color w:val="000000"/>
-                <w:sz w:val="22"/>
-                <w:szCs w:val="22"/>
-                <w:bdr w:val="none" w:sz="0" w:space="0" w:color="auto"/>
-                <w:vertAlign w:val="baseline"/>
+                <w:color w:val="000000"/>
+                <w:sz w:val="22"/>
+                <w:szCs w:val="22"/>
               </w:rPr>
             </w:pPr>
             <w:r>
               <w:rPr>
                 <w:rStyle w:val="documentskn-slm1txtBold"/>
                 <w:rFonts w:ascii="Open Sans" w:eastAsia="Open Sans" w:hAnsi="Open Sans" w:cs="Open Sans"/>
-                <w:b/>
-                <w:bCs/>
                 <w:i/>
                 <w:iCs/>
-                <w:caps w:val="0"/>
                 <w:color w:val="000000"/>
                 <w:sz w:val="22"/>
                 <w:szCs w:val="22"/>
@@ -2374,34 +1791,19 @@
               <w:rPr>
                 <w:rStyle w:val="span"/>
                 <w:rFonts w:ascii="Open Sans" w:eastAsia="Open Sans" w:hAnsi="Open Sans" w:cs="Open Sans"/>
-                <w:caps w:val="0"/>
-                <w:color w:val="000000"/>
-                <w:sz w:val="22"/>
-                <w:szCs w:val="22"/>
-              </w:rPr>
-              <w:t xml:space="preserve">, </w:t>
-            </w:r>
-            <w:r>
-              <w:rPr>
-                <w:rStyle w:val="span"/>
-                <w:rFonts w:ascii="Open Sans" w:eastAsia="Open Sans" w:hAnsi="Open Sans" w:cs="Open Sans"/>
-                <w:caps w:val="0"/>
-                <w:color w:val="000000"/>
-                <w:sz w:val="22"/>
-                <w:szCs w:val="22"/>
-              </w:rPr>
-              <w:t>School Location</w:t>
+                <w:color w:val="000000"/>
+                <w:sz w:val="22"/>
+                <w:szCs w:val="22"/>
+              </w:rPr>
+              <w:t>, School Location</w:t>
             </w:r>
             <w:r>
               <w:rPr>
                 <w:rStyle w:val="documentskn-slm1twocolparatablesinglecolumndategap"/>
                 <w:rFonts w:ascii="Open Sans" w:eastAsia="Open Sans" w:hAnsi="Open Sans" w:cs="Open Sans"/>
-                <w:caps w:val="0"/>
-                <w:color w:val="000000"/>
-                <w:sz w:val="22"/>
-                <w:szCs w:val="22"/>
-                <w:bdr w:val="none" w:sz="0" w:space="0" w:color="auto"/>
-                <w:vertAlign w:val="baseline"/>
+                <w:color w:val="000000"/>
+                <w:sz w:val="22"/>
+                <w:szCs w:val="22"/>
               </w:rPr>
               <w:t xml:space="preserve"> </w:t>
             </w:r>
@@ -2413,29 +1815,23 @@
                 <w:ilvl w:val="0"/>
                 <w:numId w:val="6"/>
               </w:numPr>
-              <w:spacing w:before="80" w:after="0" w:line="260" w:lineRule="atLeast"/>
-              <w:ind w:left="240" w:right="0" w:hanging="201"/>
+              <w:spacing w:before="80" w:line="260" w:lineRule="atLeast"/>
+              <w:ind w:left="240" w:hanging="201"/>
               <w:rPr>
                 <w:rStyle w:val="span"/>
                 <w:rFonts w:ascii="Open Sans" w:eastAsia="Open Sans" w:hAnsi="Open Sans" w:cs="Open Sans"/>
-                <w:caps w:val="0"/>
-                <w:color w:val="000000"/>
-                <w:sz w:val="22"/>
-                <w:szCs w:val="22"/>
-                <w:bdr w:val="none" w:sz="0" w:space="0" w:color="auto"/>
-                <w:vertAlign w:val="baseline"/>
+                <w:color w:val="000000"/>
+                <w:sz w:val="22"/>
+                <w:szCs w:val="22"/>
               </w:rPr>
             </w:pPr>
             <w:r>
               <w:rPr>
                 <w:rStyle w:val="span"/>
                 <w:rFonts w:ascii="Open Sans" w:eastAsia="Open Sans" w:hAnsi="Open Sans" w:cs="Open Sans"/>
-                <w:caps w:val="0"/>
-                <w:color w:val="000000"/>
-                <w:sz w:val="22"/>
-                <w:szCs w:val="22"/>
-                <w:bdr w:val="none" w:sz="0" w:space="0" w:color="auto"/>
-                <w:vertAlign w:val="baseline"/>
+                <w:color w:val="000000"/>
+                <w:sz w:val="22"/>
+                <w:szCs w:val="22"/>
               </w:rPr>
               <w:t>Start with your current or most recent degree and go backward.</w:t>
             </w:r>
@@ -2447,26 +1843,22 @@
                 <w:ilvl w:val="0"/>
                 <w:numId w:val="6"/>
               </w:numPr>
-              <w:spacing w:after="0" w:line="260" w:lineRule="atLeast"/>
-              <w:ind w:left="240" w:right="0" w:hanging="201"/>
+              <w:spacing w:line="260" w:lineRule="atLeast"/>
+              <w:ind w:left="240" w:hanging="201"/>
               <w:rPr>
                 <w:rStyle w:val="span"/>
                 <w:rFonts w:ascii="Open Sans" w:eastAsia="Open Sans" w:hAnsi="Open Sans" w:cs="Open Sans"/>
-                <w:caps w:val="0"/>
-                <w:color w:val="000000"/>
-                <w:sz w:val="22"/>
-                <w:szCs w:val="22"/>
-                <w:bdr w:val="none" w:sz="0" w:space="0" w:color="auto"/>
-                <w:vertAlign w:val="baseline"/>
+                <w:color w:val="000000"/>
+                <w:sz w:val="22"/>
+                <w:szCs w:val="22"/>
               </w:rPr>
             </w:pPr>
             <w:r>
               <w:rPr>
-                <w:rStyle w:val="strong"/>
+                <w:rStyle w:val="Strong1"/>
                 <w:rFonts w:ascii="Open Sans" w:eastAsia="Open Sans" w:hAnsi="Open Sans" w:cs="Open Sans"/>
                 <w:b/>
                 <w:bCs/>
-                <w:caps w:val="0"/>
                 <w:color w:val="000000"/>
                 <w:sz w:val="22"/>
                 <w:szCs w:val="22"/>
@@ -2477,12 +1869,9 @@
               <w:rPr>
                 <w:rStyle w:val="span"/>
                 <w:rFonts w:ascii="Open Sans" w:eastAsia="Open Sans" w:hAnsi="Open Sans" w:cs="Open Sans"/>
-                <w:caps w:val="0"/>
-                <w:color w:val="000000"/>
-                <w:sz w:val="22"/>
-                <w:szCs w:val="22"/>
-                <w:bdr w:val="none" w:sz="0" w:space="0" w:color="auto"/>
-                <w:vertAlign w:val="baseline"/>
+                <w:color w:val="000000"/>
+                <w:sz w:val="22"/>
+                <w:szCs w:val="22"/>
               </w:rPr>
               <w:t>Master of Science in Veterinary Technology</w:t>
             </w:r>
@@ -2490,52 +1879,22 @@
               <w:rPr>
                 <w:rStyle w:val="span"/>
                 <w:rFonts w:ascii="Open Sans" w:eastAsia="Open Sans" w:hAnsi="Open Sans" w:cs="Open Sans"/>
-                <w:caps w:val="0"/>
-                <w:color w:val="000000"/>
-                <w:sz w:val="22"/>
-                <w:szCs w:val="22"/>
-                <w:bdr w:val="none" w:sz="0" w:space="0" w:color="auto"/>
-                <w:vertAlign w:val="baseline"/>
+                <w:color w:val="000000"/>
+                <w:sz w:val="22"/>
+                <w:szCs w:val="22"/>
               </w:rPr>
               <w:br/>
+              <w:t>University of California - Davis, CA</w:t>
             </w:r>
             <w:r>
               <w:rPr>
                 <w:rStyle w:val="span"/>
                 <w:rFonts w:ascii="Open Sans" w:eastAsia="Open Sans" w:hAnsi="Open Sans" w:cs="Open Sans"/>
-                <w:caps w:val="0"/>
-                <w:color w:val="000000"/>
-                <w:sz w:val="22"/>
-                <w:szCs w:val="22"/>
-                <w:bdr w:val="none" w:sz="0" w:space="0" w:color="auto"/>
-                <w:vertAlign w:val="baseline"/>
-              </w:rPr>
-              <w:t>University of California - Davis, CA</w:t>
-            </w:r>
-            <w:r>
-              <w:rPr>
-                <w:rStyle w:val="span"/>
-                <w:rFonts w:ascii="Open Sans" w:eastAsia="Open Sans" w:hAnsi="Open Sans" w:cs="Open Sans"/>
-                <w:caps w:val="0"/>
-                <w:color w:val="000000"/>
-                <w:sz w:val="22"/>
-                <w:szCs w:val="22"/>
-                <w:bdr w:val="none" w:sz="0" w:space="0" w:color="auto"/>
-                <w:vertAlign w:val="baseline"/>
+                <w:color w:val="000000"/>
+                <w:sz w:val="22"/>
+                <w:szCs w:val="22"/>
               </w:rPr>
               <w:br/>
-            </w:r>
-            <w:r>
-              <w:rPr>
-                <w:rStyle w:val="span"/>
-                <w:rFonts w:ascii="Open Sans" w:eastAsia="Open Sans" w:hAnsi="Open Sans" w:cs="Open Sans"/>
-                <w:caps w:val="0"/>
-                <w:color w:val="000000"/>
-                <w:sz w:val="22"/>
-                <w:szCs w:val="22"/>
-                <w:bdr w:val="none" w:sz="0" w:space="0" w:color="auto"/>
-                <w:vertAlign w:val="baseline"/>
-              </w:rPr>
               <w:t>June 2017</w:t>
             </w:r>
           </w:p>
@@ -2556,12 +1915,10 @@
         <w:tblCellSpacing w:w="0" w:type="dxa"/>
         <w:tblLayout w:type="fixed"/>
         <w:tblCellMar>
-          <w:top w:w="0" w:type="dxa"/>
           <w:left w:w="0" w:type="dxa"/>
-          <w:bottom w:w="0" w:type="dxa"/>
           <w:right w:w="0" w:type="dxa"/>
         </w:tblCellMar>
-        <w:tblLook w:val="05E0"/>
+        <w:tblLook w:val="05E0" w:firstRow="1" w:lastRow="1" w:firstColumn="1" w:lastColumn="1" w:noHBand="0" w:noVBand="1"/>
       </w:tblPr>
       <w:tblGrid>
         <w:gridCol w:w="1800"/>
@@ -2569,32 +1926,18 @@
         <w:gridCol w:w="8640"/>
       </w:tblGrid>
       <w:tr>
-        <w:tblPrEx>
-          <w:tblW w:w="0" w:type="auto"/>
-          <w:tblCellSpacing w:w="0" w:type="dxa"/>
-          <w:tblLayout w:type="fixed"/>
-          <w:tblCellMar>
-            <w:top w:w="0" w:type="dxa"/>
-            <w:left w:w="0" w:type="dxa"/>
-            <w:bottom w:w="0" w:type="dxa"/>
-            <w:right w:w="0" w:type="dxa"/>
-          </w:tblCellMar>
-          <w:tblLook w:val="05E0"/>
-        </w:tblPrEx>
         <w:trPr>
           <w:tblCellSpacing w:w="0" w:type="dxa"/>
         </w:trPr>
         <w:tc>
           <w:tcPr>
             <w:tcW w:w="1800" w:type="dxa"/>
-            <w:noWrap w:val="0"/>
             <w:tcMar>
               <w:top w:w="300" w:type="dxa"/>
               <w:left w:w="0" w:type="dxa"/>
               <w:bottom w:w="0" w:type="dxa"/>
               <w:right w:w="0" w:type="dxa"/>
             </w:tcMar>
-            <w:vAlign w:val="top"/>
             <w:hideMark/>
           </w:tcPr>
           <w:p>
@@ -2604,15 +1947,12 @@
                 <w:color w:val="000000"/>
                 <w:sz w:val="22"/>
                 <w:szCs w:val="22"/>
-                <w:bdr w:val="none" w:sz="0" w:space="0" w:color="auto"/>
-                <w:vertAlign w:val="baseline"/>
               </w:rPr>
             </w:pPr>
             <w:r>
               <w:rPr>
                 <w:rStyle w:val="span"/>
                 <w:rFonts w:ascii="Open Sans" w:eastAsia="Open Sans" w:hAnsi="Open Sans" w:cs="Open Sans"/>
-                <w:caps w:val="0"/>
                 <w:color w:val="666666"/>
                 <w:sz w:val="22"/>
                 <w:szCs w:val="22"/>
@@ -2624,14 +1964,12 @@
         <w:tc>
           <w:tcPr>
             <w:tcW w:w="200" w:type="dxa"/>
-            <w:noWrap w:val="0"/>
             <w:tcMar>
               <w:top w:w="300" w:type="dxa"/>
               <w:left w:w="0" w:type="dxa"/>
               <w:bottom w:w="0" w:type="dxa"/>
               <w:right w:w="0" w:type="dxa"/>
             </w:tcMar>
-            <w:vAlign w:val="top"/>
             <w:hideMark/>
           </w:tcPr>
           <w:p>
@@ -2639,7 +1977,6 @@
               <w:rPr>
                 <w:rStyle w:val="span"/>
                 <w:rFonts w:ascii="Open Sans" w:eastAsia="Open Sans" w:hAnsi="Open Sans" w:cs="Open Sans"/>
-                <w:caps w:val="0"/>
                 <w:color w:val="666666"/>
                 <w:sz w:val="22"/>
                 <w:szCs w:val="22"/>
@@ -2656,32 +1993,24 @@
               <w:bottom w:w="0" w:type="dxa"/>
               <w:right w:w="0" w:type="dxa"/>
             </w:tcMar>
-            <w:vAlign w:val="top"/>
             <w:hideMark/>
           </w:tcPr>
           <w:p>
             <w:pPr>
               <w:pStyle w:val="documentskn-slm1dispBlk"/>
-              <w:spacing w:before="0" w:after="0" w:line="260" w:lineRule="atLeast"/>
-              <w:ind w:left="0" w:right="0"/>
+              <w:spacing w:line="260" w:lineRule="atLeast"/>
               <w:rPr>
                 <w:rStyle w:val="documentskn-slm1twocolparatablesinglecolumndategap"/>
                 <w:rFonts w:ascii="Open Sans" w:eastAsia="Open Sans" w:hAnsi="Open Sans" w:cs="Open Sans"/>
-                <w:caps w:val="0"/>
-                <w:color w:val="000000"/>
-                <w:sz w:val="22"/>
-                <w:szCs w:val="22"/>
-                <w:bdr w:val="none" w:sz="0" w:space="0" w:color="auto"/>
-                <w:vertAlign w:val="baseline"/>
+                <w:color w:val="000000"/>
+                <w:sz w:val="22"/>
+                <w:szCs w:val="22"/>
               </w:rPr>
             </w:pPr>
             <w:r>
               <w:rPr>
                 <w:rStyle w:val="documentskn-slm1txtBold"/>
                 <w:rFonts w:ascii="Open Sans" w:eastAsia="Open Sans" w:hAnsi="Open Sans" w:cs="Open Sans"/>
-                <w:b/>
-                <w:bCs/>
-                <w:caps w:val="0"/>
                 <w:color w:val="000000"/>
                 <w:sz w:val="22"/>
                 <w:szCs w:val="22"/>
@@ -2692,7 +2021,6 @@
               <w:rPr>
                 <w:rStyle w:val="span"/>
                 <w:rFonts w:ascii="Open Sans" w:eastAsia="Open Sans" w:hAnsi="Open Sans" w:cs="Open Sans"/>
-                <w:caps w:val="0"/>
                 <w:color w:val="000000"/>
                 <w:sz w:val="22"/>
                 <w:szCs w:val="22"/>
@@ -2703,9 +2031,6 @@
               <w:rPr>
                 <w:rStyle w:val="documentskn-slm1txtBold"/>
                 <w:rFonts w:ascii="Open Sans" w:eastAsia="Open Sans" w:hAnsi="Open Sans" w:cs="Open Sans"/>
-                <w:b/>
-                <w:bCs/>
-                <w:caps w:val="0"/>
                 <w:color w:val="000000"/>
                 <w:sz w:val="22"/>
                 <w:szCs w:val="22"/>
@@ -2716,12 +2041,9 @@
               <w:rPr>
                 <w:rStyle w:val="documentskn-slm1twocolparatablesinglecolumndategap"/>
                 <w:rFonts w:ascii="Open Sans" w:eastAsia="Open Sans" w:hAnsi="Open Sans" w:cs="Open Sans"/>
-                <w:caps w:val="0"/>
-                <w:color w:val="000000"/>
-                <w:sz w:val="22"/>
-                <w:szCs w:val="22"/>
-                <w:bdr w:val="none" w:sz="0" w:space="0" w:color="auto"/>
-                <w:vertAlign w:val="baseline"/>
+                <w:color w:val="000000"/>
+                <w:sz w:val="22"/>
+                <w:szCs w:val="22"/>
               </w:rPr>
               <w:t xml:space="preserve"> </w:t>
             </w:r>
@@ -2729,28 +2051,21 @@
           <w:p>
             <w:pPr>
               <w:pStyle w:val="documentskn-slm1dispBlk"/>
-              <w:spacing w:before="0" w:after="0" w:line="260" w:lineRule="atLeast"/>
-              <w:ind w:left="0" w:right="0"/>
+              <w:spacing w:line="260" w:lineRule="atLeast"/>
               <w:rPr>
                 <w:rStyle w:val="documentskn-slm1twocolparatablesinglecolumndategap"/>
                 <w:rFonts w:ascii="Open Sans" w:eastAsia="Open Sans" w:hAnsi="Open Sans" w:cs="Open Sans"/>
-                <w:caps w:val="0"/>
-                <w:color w:val="000000"/>
-                <w:sz w:val="22"/>
-                <w:szCs w:val="22"/>
-                <w:bdr w:val="none" w:sz="0" w:space="0" w:color="auto"/>
-                <w:vertAlign w:val="baseline"/>
+                <w:color w:val="000000"/>
+                <w:sz w:val="22"/>
+                <w:szCs w:val="22"/>
               </w:rPr>
             </w:pPr>
             <w:r>
               <w:rPr>
                 <w:rStyle w:val="documentskn-slm1txtBold"/>
                 <w:rFonts w:ascii="Open Sans" w:eastAsia="Open Sans" w:hAnsi="Open Sans" w:cs="Open Sans"/>
-                <w:b/>
-                <w:bCs/>
                 <w:i/>
                 <w:iCs/>
-                <w:caps w:val="0"/>
                 <w:color w:val="000000"/>
                 <w:sz w:val="22"/>
                 <w:szCs w:val="22"/>
@@ -2761,34 +2076,19 @@
               <w:rPr>
                 <w:rStyle w:val="span"/>
                 <w:rFonts w:ascii="Open Sans" w:eastAsia="Open Sans" w:hAnsi="Open Sans" w:cs="Open Sans"/>
-                <w:caps w:val="0"/>
-                <w:color w:val="000000"/>
-                <w:sz w:val="22"/>
-                <w:szCs w:val="22"/>
-              </w:rPr>
-              <w:t xml:space="preserve">, </w:t>
-            </w:r>
-            <w:r>
-              <w:rPr>
-                <w:rStyle w:val="span"/>
-                <w:rFonts w:ascii="Open Sans" w:eastAsia="Open Sans" w:hAnsi="Open Sans" w:cs="Open Sans"/>
-                <w:caps w:val="0"/>
-                <w:color w:val="000000"/>
-                <w:sz w:val="22"/>
-                <w:szCs w:val="22"/>
-              </w:rPr>
-              <w:t>School Location</w:t>
+                <w:color w:val="000000"/>
+                <w:sz w:val="22"/>
+                <w:szCs w:val="22"/>
+              </w:rPr>
+              <w:t>, School Location</w:t>
             </w:r>
             <w:r>
               <w:rPr>
                 <w:rStyle w:val="documentskn-slm1twocolparatablesinglecolumndategap"/>
                 <w:rFonts w:ascii="Open Sans" w:eastAsia="Open Sans" w:hAnsi="Open Sans" w:cs="Open Sans"/>
-                <w:caps w:val="0"/>
-                <w:color w:val="000000"/>
-                <w:sz w:val="22"/>
-                <w:szCs w:val="22"/>
-                <w:bdr w:val="none" w:sz="0" w:space="0" w:color="auto"/>
-                <w:vertAlign w:val="baseline"/>
+                <w:color w:val="000000"/>
+                <w:sz w:val="22"/>
+                <w:szCs w:val="22"/>
               </w:rPr>
               <w:t xml:space="preserve"> </w:t>
             </w:r>
@@ -2796,26 +2096,21 @@
           <w:p>
             <w:pPr>
               <w:pStyle w:val="p"/>
-              <w:spacing w:before="80" w:after="0" w:line="260" w:lineRule="atLeast"/>
-              <w:ind w:left="0" w:right="0"/>
+              <w:spacing w:before="80" w:line="260" w:lineRule="atLeast"/>
               <w:rPr>
                 <w:rStyle w:val="span"/>
                 <w:rFonts w:ascii="Open Sans" w:eastAsia="Open Sans" w:hAnsi="Open Sans" w:cs="Open Sans"/>
-                <w:caps w:val="0"/>
-                <w:color w:val="000000"/>
-                <w:sz w:val="22"/>
-                <w:szCs w:val="22"/>
-                <w:bdr w:val="none" w:sz="0" w:space="0" w:color="auto"/>
-                <w:vertAlign w:val="baseline"/>
+                <w:color w:val="000000"/>
+                <w:sz w:val="22"/>
+                <w:szCs w:val="22"/>
               </w:rPr>
             </w:pPr>
             <w:r>
               <w:rPr>
-                <w:rStyle w:val="strong"/>
+                <w:rStyle w:val="Strong1"/>
                 <w:rFonts w:ascii="Open Sans" w:eastAsia="Open Sans" w:hAnsi="Open Sans" w:cs="Open Sans"/>
                 <w:b/>
                 <w:bCs/>
-                <w:caps w:val="0"/>
                 <w:color w:val="000000"/>
                 <w:sz w:val="22"/>
                 <w:szCs w:val="22"/>
@@ -2826,29 +2121,22 @@
           <w:p>
             <w:pPr>
               <w:pStyle w:val="p"/>
-              <w:spacing w:before="0" w:after="0" w:line="260" w:lineRule="atLeast"/>
-              <w:ind w:left="0" w:right="0"/>
+              <w:spacing w:line="260" w:lineRule="atLeast"/>
               <w:rPr>
                 <w:rStyle w:val="span"/>
                 <w:rFonts w:ascii="Open Sans" w:eastAsia="Open Sans" w:hAnsi="Open Sans" w:cs="Open Sans"/>
-                <w:caps w:val="0"/>
-                <w:color w:val="000000"/>
-                <w:sz w:val="22"/>
-                <w:szCs w:val="22"/>
-                <w:bdr w:val="none" w:sz="0" w:space="0" w:color="auto"/>
-                <w:vertAlign w:val="baseline"/>
+                <w:color w:val="000000"/>
+                <w:sz w:val="22"/>
+                <w:szCs w:val="22"/>
               </w:rPr>
             </w:pPr>
             <w:r>
               <w:rPr>
                 <w:rStyle w:val="span"/>
                 <w:rFonts w:ascii="Open Sans" w:eastAsia="Open Sans" w:hAnsi="Open Sans" w:cs="Open Sans"/>
-                <w:caps w:val="0"/>
-                <w:color w:val="000000"/>
-                <w:sz w:val="22"/>
-                <w:szCs w:val="22"/>
-                <w:bdr w:val="none" w:sz="0" w:space="0" w:color="auto"/>
-                <w:vertAlign w:val="baseline"/>
+                <w:color w:val="000000"/>
+                <w:sz w:val="22"/>
+                <w:szCs w:val="22"/>
               </w:rPr>
               <w:t>Bachelor of Science in Pre-Vet</w:t>
             </w:r>
@@ -2856,52 +2144,22 @@
               <w:rPr>
                 <w:rStyle w:val="span"/>
                 <w:rFonts w:ascii="Open Sans" w:eastAsia="Open Sans" w:hAnsi="Open Sans" w:cs="Open Sans"/>
-                <w:caps w:val="0"/>
-                <w:color w:val="000000"/>
-                <w:sz w:val="22"/>
-                <w:szCs w:val="22"/>
-                <w:bdr w:val="none" w:sz="0" w:space="0" w:color="auto"/>
-                <w:vertAlign w:val="baseline"/>
+                <w:color w:val="000000"/>
+                <w:sz w:val="22"/>
+                <w:szCs w:val="22"/>
               </w:rPr>
               <w:br/>
+              <w:t>University of California- Davis, CA</w:t>
             </w:r>
             <w:r>
               <w:rPr>
                 <w:rStyle w:val="span"/>
                 <w:rFonts w:ascii="Open Sans" w:eastAsia="Open Sans" w:hAnsi="Open Sans" w:cs="Open Sans"/>
-                <w:caps w:val="0"/>
-                <w:color w:val="000000"/>
-                <w:sz w:val="22"/>
-                <w:szCs w:val="22"/>
-                <w:bdr w:val="none" w:sz="0" w:space="0" w:color="auto"/>
-                <w:vertAlign w:val="baseline"/>
-              </w:rPr>
-              <w:t>University of California- Davis, CA</w:t>
-            </w:r>
-            <w:r>
-              <w:rPr>
-                <w:rStyle w:val="span"/>
-                <w:rFonts w:ascii="Open Sans" w:eastAsia="Open Sans" w:hAnsi="Open Sans" w:cs="Open Sans"/>
-                <w:caps w:val="0"/>
-                <w:color w:val="000000"/>
-                <w:sz w:val="22"/>
-                <w:szCs w:val="22"/>
-                <w:bdr w:val="none" w:sz="0" w:space="0" w:color="auto"/>
-                <w:vertAlign w:val="baseline"/>
+                <w:color w:val="000000"/>
+                <w:sz w:val="22"/>
+                <w:szCs w:val="22"/>
               </w:rPr>
               <w:br/>
-            </w:r>
-            <w:r>
-              <w:rPr>
-                <w:rStyle w:val="span"/>
-                <w:rFonts w:ascii="Open Sans" w:eastAsia="Open Sans" w:hAnsi="Open Sans" w:cs="Open Sans"/>
-                <w:caps w:val="0"/>
-                <w:color w:val="000000"/>
-                <w:sz w:val="22"/>
-                <w:szCs w:val="22"/>
-                <w:bdr w:val="none" w:sz="0" w:space="0" w:color="auto"/>
-                <w:vertAlign w:val="baseline"/>
-              </w:rPr>
               <w:t>June 2017</w:t>
             </w:r>
           </w:p>
@@ -2922,12 +2180,10 @@
         <w:tblCellSpacing w:w="0" w:type="dxa"/>
         <w:tblLayout w:type="fixed"/>
         <w:tblCellMar>
-          <w:top w:w="0" w:type="dxa"/>
           <w:left w:w="0" w:type="dxa"/>
-          <w:bottom w:w="0" w:type="dxa"/>
           <w:right w:w="0" w:type="dxa"/>
         </w:tblCellMar>
-        <w:tblLook w:val="05E0"/>
+        <w:tblLook w:val="05E0" w:firstRow="1" w:lastRow="1" w:firstColumn="1" w:lastColumn="1" w:noHBand="0" w:noVBand="1"/>
       </w:tblPr>
       <w:tblGrid>
         <w:gridCol w:w="1800"/>
@@ -2935,32 +2191,18 @@
         <w:gridCol w:w="8640"/>
       </w:tblGrid>
       <w:tr>
-        <w:tblPrEx>
-          <w:tblW w:w="0" w:type="auto"/>
-          <w:tblCellSpacing w:w="0" w:type="dxa"/>
-          <w:tblLayout w:type="fixed"/>
-          <w:tblCellMar>
-            <w:top w:w="0" w:type="dxa"/>
-            <w:left w:w="0" w:type="dxa"/>
-            <w:bottom w:w="0" w:type="dxa"/>
-            <w:right w:w="0" w:type="dxa"/>
-          </w:tblCellMar>
-          <w:tblLook w:val="05E0"/>
-        </w:tblPrEx>
         <w:trPr>
           <w:tblCellSpacing w:w="0" w:type="dxa"/>
         </w:trPr>
         <w:tc>
           <w:tcPr>
             <w:tcW w:w="1800" w:type="dxa"/>
-            <w:noWrap w:val="0"/>
             <w:tcMar>
               <w:top w:w="300" w:type="dxa"/>
               <w:left w:w="0" w:type="dxa"/>
               <w:bottom w:w="0" w:type="dxa"/>
               <w:right w:w="0" w:type="dxa"/>
             </w:tcMar>
-            <w:vAlign w:val="top"/>
             <w:hideMark/>
           </w:tcPr>
           <w:p>
@@ -2970,15 +2212,12 @@
                 <w:color w:val="000000"/>
                 <w:sz w:val="22"/>
                 <w:szCs w:val="22"/>
-                <w:bdr w:val="none" w:sz="0" w:space="0" w:color="auto"/>
-                <w:vertAlign w:val="baseline"/>
               </w:rPr>
             </w:pPr>
             <w:r>
               <w:rPr>
                 <w:rStyle w:val="span"/>
                 <w:rFonts w:ascii="Open Sans" w:eastAsia="Open Sans" w:hAnsi="Open Sans" w:cs="Open Sans"/>
-                <w:caps w:val="0"/>
                 <w:color w:val="666666"/>
                 <w:sz w:val="22"/>
                 <w:szCs w:val="22"/>
@@ -2990,14 +2229,12 @@
         <w:tc>
           <w:tcPr>
             <w:tcW w:w="200" w:type="dxa"/>
-            <w:noWrap w:val="0"/>
             <w:tcMar>
               <w:top w:w="300" w:type="dxa"/>
               <w:left w:w="0" w:type="dxa"/>
               <w:bottom w:w="0" w:type="dxa"/>
               <w:right w:w="0" w:type="dxa"/>
             </w:tcMar>
-            <w:vAlign w:val="top"/>
             <w:hideMark/>
           </w:tcPr>
           <w:p>
@@ -3005,7 +2242,6 @@
               <w:rPr>
                 <w:rStyle w:val="span"/>
                 <w:rFonts w:ascii="Open Sans" w:eastAsia="Open Sans" w:hAnsi="Open Sans" w:cs="Open Sans"/>
-                <w:caps w:val="0"/>
                 <w:color w:val="666666"/>
                 <w:sz w:val="22"/>
                 <w:szCs w:val="22"/>
@@ -3022,32 +2258,24 @@
               <w:bottom w:w="0" w:type="dxa"/>
               <w:right w:w="0" w:type="dxa"/>
             </w:tcMar>
-            <w:vAlign w:val="top"/>
             <w:hideMark/>
           </w:tcPr>
           <w:p>
             <w:pPr>
               <w:pStyle w:val="documentskn-slm1dispBlk"/>
-              <w:spacing w:before="0" w:after="0" w:line="260" w:lineRule="atLeast"/>
-              <w:ind w:left="0" w:right="0"/>
+              <w:spacing w:line="260" w:lineRule="atLeast"/>
               <w:rPr>
                 <w:rStyle w:val="documentskn-slm1twocolparatablesinglecolumndategap"/>
                 <w:rFonts w:ascii="Open Sans" w:eastAsia="Open Sans" w:hAnsi="Open Sans" w:cs="Open Sans"/>
-                <w:caps w:val="0"/>
-                <w:color w:val="000000"/>
-                <w:sz w:val="22"/>
-                <w:szCs w:val="22"/>
-                <w:bdr w:val="none" w:sz="0" w:space="0" w:color="auto"/>
-                <w:vertAlign w:val="baseline"/>
+                <w:color w:val="000000"/>
+                <w:sz w:val="22"/>
+                <w:szCs w:val="22"/>
               </w:rPr>
             </w:pPr>
             <w:r>
               <w:rPr>
                 <w:rStyle w:val="documentskn-slm1txtBold"/>
                 <w:rFonts w:ascii="Open Sans" w:eastAsia="Open Sans" w:hAnsi="Open Sans" w:cs="Open Sans"/>
-                <w:b/>
-                <w:bCs/>
-                <w:caps w:val="0"/>
                 <w:color w:val="000000"/>
                 <w:sz w:val="22"/>
                 <w:szCs w:val="22"/>
@@ -3058,12 +2286,9 @@
               <w:rPr>
                 <w:rStyle w:val="documentskn-slm1twocolparatablesinglecolumndategap"/>
                 <w:rFonts w:ascii="Open Sans" w:eastAsia="Open Sans" w:hAnsi="Open Sans" w:cs="Open Sans"/>
-                <w:caps w:val="0"/>
-                <w:color w:val="000000"/>
-                <w:sz w:val="22"/>
-                <w:szCs w:val="22"/>
-                <w:bdr w:val="none" w:sz="0" w:space="0" w:color="auto"/>
-                <w:vertAlign w:val="baseline"/>
+                <w:color w:val="000000"/>
+                <w:sz w:val="22"/>
+                <w:szCs w:val="22"/>
               </w:rPr>
               <w:t xml:space="preserve"> </w:t>
             </w:r>
@@ -3071,28 +2296,21 @@
           <w:p>
             <w:pPr>
               <w:pStyle w:val="documentskn-slm1dispBlk"/>
-              <w:spacing w:before="0" w:after="0" w:line="260" w:lineRule="atLeast"/>
-              <w:ind w:left="0" w:right="0"/>
+              <w:spacing w:line="260" w:lineRule="atLeast"/>
               <w:rPr>
                 <w:rStyle w:val="documentskn-slm1twocolparatablesinglecolumndategap"/>
                 <w:rFonts w:ascii="Open Sans" w:eastAsia="Open Sans" w:hAnsi="Open Sans" w:cs="Open Sans"/>
-                <w:caps w:val="0"/>
-                <w:color w:val="000000"/>
-                <w:sz w:val="22"/>
-                <w:szCs w:val="22"/>
-                <w:bdr w:val="none" w:sz="0" w:space="0" w:color="auto"/>
-                <w:vertAlign w:val="baseline"/>
+                <w:color w:val="000000"/>
+                <w:sz w:val="22"/>
+                <w:szCs w:val="22"/>
               </w:rPr>
             </w:pPr>
             <w:r>
               <w:rPr>
                 <w:rStyle w:val="documentskn-slm1txtBold"/>
                 <w:rFonts w:ascii="Open Sans" w:eastAsia="Open Sans" w:hAnsi="Open Sans" w:cs="Open Sans"/>
-                <w:b/>
-                <w:bCs/>
                 <w:i/>
                 <w:iCs/>
-                <w:caps w:val="0"/>
                 <w:color w:val="000000"/>
                 <w:sz w:val="22"/>
                 <w:szCs w:val="22"/>
@@ -3103,34 +2321,19 @@
               <w:rPr>
                 <w:rStyle w:val="span"/>
                 <w:rFonts w:ascii="Open Sans" w:eastAsia="Open Sans" w:hAnsi="Open Sans" w:cs="Open Sans"/>
-                <w:caps w:val="0"/>
-                <w:color w:val="000000"/>
-                <w:sz w:val="22"/>
-                <w:szCs w:val="22"/>
-              </w:rPr>
-              <w:t xml:space="preserve">, </w:t>
-            </w:r>
-            <w:r>
-              <w:rPr>
-                <w:rStyle w:val="span"/>
-                <w:rFonts w:ascii="Open Sans" w:eastAsia="Open Sans" w:hAnsi="Open Sans" w:cs="Open Sans"/>
-                <w:caps w:val="0"/>
-                <w:color w:val="000000"/>
-                <w:sz w:val="22"/>
-                <w:szCs w:val="22"/>
-              </w:rPr>
-              <w:t>School Location</w:t>
+                <w:color w:val="000000"/>
+                <w:sz w:val="22"/>
+                <w:szCs w:val="22"/>
+              </w:rPr>
+              <w:t>, School Location</w:t>
             </w:r>
             <w:r>
               <w:rPr>
                 <w:rStyle w:val="documentskn-slm1twocolparatablesinglecolumndategap"/>
                 <w:rFonts w:ascii="Open Sans" w:eastAsia="Open Sans" w:hAnsi="Open Sans" w:cs="Open Sans"/>
-                <w:caps w:val="0"/>
-                <w:color w:val="000000"/>
-                <w:sz w:val="22"/>
-                <w:szCs w:val="22"/>
-                <w:bdr w:val="none" w:sz="0" w:space="0" w:color="auto"/>
-                <w:vertAlign w:val="baseline"/>
+                <w:color w:val="000000"/>
+                <w:sz w:val="22"/>
+                <w:szCs w:val="22"/>
               </w:rPr>
               <w:t xml:space="preserve"> </w:t>
             </w:r>
@@ -3142,26 +2345,22 @@
                 <w:ilvl w:val="0"/>
                 <w:numId w:val="7"/>
               </w:numPr>
-              <w:spacing w:before="80" w:after="0" w:line="260" w:lineRule="atLeast"/>
-              <w:ind w:left="240" w:right="0" w:hanging="201"/>
+              <w:spacing w:before="80" w:line="260" w:lineRule="atLeast"/>
+              <w:ind w:left="240" w:hanging="201"/>
               <w:rPr>
                 <w:rStyle w:val="span"/>
                 <w:rFonts w:ascii="Open Sans" w:eastAsia="Open Sans" w:hAnsi="Open Sans" w:cs="Open Sans"/>
-                <w:caps w:val="0"/>
-                <w:color w:val="000000"/>
-                <w:sz w:val="22"/>
-                <w:szCs w:val="22"/>
-                <w:bdr w:val="none" w:sz="0" w:space="0" w:color="auto"/>
-                <w:vertAlign w:val="baseline"/>
+                <w:color w:val="000000"/>
+                <w:sz w:val="22"/>
+                <w:szCs w:val="22"/>
               </w:rPr>
             </w:pPr>
             <w:r>
               <w:rPr>
-                <w:rStyle w:val="strong"/>
+                <w:rStyle w:val="Strong1"/>
                 <w:rFonts w:ascii="Open Sans" w:eastAsia="Open Sans" w:hAnsi="Open Sans" w:cs="Open Sans"/>
                 <w:b/>
                 <w:bCs/>
-                <w:caps w:val="0"/>
                 <w:color w:val="000000"/>
                 <w:sz w:val="22"/>
                 <w:szCs w:val="22"/>
@@ -3172,12 +2371,9 @@
               <w:rPr>
                 <w:rStyle w:val="span"/>
                 <w:rFonts w:ascii="Open Sans" w:eastAsia="Open Sans" w:hAnsi="Open Sans" w:cs="Open Sans"/>
-                <w:caps w:val="0"/>
-                <w:color w:val="000000"/>
-                <w:sz w:val="22"/>
-                <w:szCs w:val="22"/>
-                <w:bdr w:val="none" w:sz="0" w:space="0" w:color="auto"/>
-                <w:vertAlign w:val="baseline"/>
+                <w:color w:val="000000"/>
+                <w:sz w:val="22"/>
+                <w:szCs w:val="22"/>
               </w:rPr>
               <w:t>Only list if the minimum education required is a high school diploma or GED.</w:t>
             </w:r>
@@ -3189,26 +2385,22 @@
                 <w:ilvl w:val="0"/>
                 <w:numId w:val="7"/>
               </w:numPr>
-              <w:spacing w:after="0" w:line="260" w:lineRule="atLeast"/>
-              <w:ind w:left="240" w:right="0" w:hanging="201"/>
+              <w:spacing w:line="260" w:lineRule="atLeast"/>
+              <w:ind w:left="240" w:hanging="201"/>
               <w:rPr>
                 <w:rStyle w:val="span"/>
                 <w:rFonts w:ascii="Open Sans" w:eastAsia="Open Sans" w:hAnsi="Open Sans" w:cs="Open Sans"/>
-                <w:caps w:val="0"/>
-                <w:color w:val="000000"/>
-                <w:sz w:val="22"/>
-                <w:szCs w:val="22"/>
-                <w:bdr w:val="none" w:sz="0" w:space="0" w:color="auto"/>
-                <w:vertAlign w:val="baseline"/>
+                <w:color w:val="000000"/>
+                <w:sz w:val="22"/>
+                <w:szCs w:val="22"/>
               </w:rPr>
             </w:pPr>
             <w:r>
               <w:rPr>
-                <w:rStyle w:val="strong"/>
+                <w:rStyle w:val="Strong1"/>
                 <w:rFonts w:ascii="Open Sans" w:eastAsia="Open Sans" w:hAnsi="Open Sans" w:cs="Open Sans"/>
                 <w:b/>
                 <w:bCs/>
-                <w:caps w:val="0"/>
                 <w:color w:val="000000"/>
                 <w:sz w:val="22"/>
                 <w:szCs w:val="22"/>
@@ -3219,12 +2411,9 @@
               <w:rPr>
                 <w:rStyle w:val="span"/>
                 <w:rFonts w:ascii="Open Sans" w:eastAsia="Open Sans" w:hAnsi="Open Sans" w:cs="Open Sans"/>
-                <w:caps w:val="0"/>
-                <w:color w:val="000000"/>
-                <w:sz w:val="22"/>
-                <w:szCs w:val="22"/>
-                <w:bdr w:val="none" w:sz="0" w:space="0" w:color="auto"/>
-                <w:vertAlign w:val="baseline"/>
+                <w:color w:val="000000"/>
+                <w:sz w:val="22"/>
+                <w:szCs w:val="22"/>
               </w:rPr>
               <w:t>Boswell High School</w:t>
             </w:r>
@@ -3232,78 +2421,33 @@
               <w:rPr>
                 <w:rStyle w:val="span"/>
                 <w:rFonts w:ascii="Open Sans" w:eastAsia="Open Sans" w:hAnsi="Open Sans" w:cs="Open Sans"/>
-                <w:caps w:val="0"/>
-                <w:color w:val="000000"/>
-                <w:sz w:val="22"/>
-                <w:szCs w:val="22"/>
-                <w:bdr w:val="none" w:sz="0" w:space="0" w:color="auto"/>
-                <w:vertAlign w:val="baseline"/>
+                <w:color w:val="000000"/>
+                <w:sz w:val="22"/>
+                <w:szCs w:val="22"/>
               </w:rPr>
               <w:br/>
+              <w:t>Fort Worth, TX</w:t>
             </w:r>
             <w:r>
               <w:rPr>
                 <w:rStyle w:val="span"/>
                 <w:rFonts w:ascii="Open Sans" w:eastAsia="Open Sans" w:hAnsi="Open Sans" w:cs="Open Sans"/>
-                <w:caps w:val="0"/>
-                <w:color w:val="000000"/>
-                <w:sz w:val="22"/>
-                <w:szCs w:val="22"/>
-                <w:bdr w:val="none" w:sz="0" w:space="0" w:color="auto"/>
-                <w:vertAlign w:val="baseline"/>
-              </w:rPr>
-              <w:t>Fort Worth, TX</w:t>
+                <w:color w:val="000000"/>
+                <w:sz w:val="22"/>
+                <w:szCs w:val="22"/>
+              </w:rPr>
+              <w:br/>
+              <w:t>GED</w:t>
             </w:r>
             <w:r>
               <w:rPr>
                 <w:rStyle w:val="span"/>
                 <w:rFonts w:ascii="Open Sans" w:eastAsia="Open Sans" w:hAnsi="Open Sans" w:cs="Open Sans"/>
-                <w:caps w:val="0"/>
-                <w:color w:val="000000"/>
-                <w:sz w:val="22"/>
-                <w:szCs w:val="22"/>
-                <w:bdr w:val="none" w:sz="0" w:space="0" w:color="auto"/>
-                <w:vertAlign w:val="baseline"/>
+                <w:color w:val="000000"/>
+                <w:sz w:val="22"/>
+                <w:szCs w:val="22"/>
               </w:rPr>
               <w:br/>
-            </w:r>
-            <w:r>
-              <w:rPr>
-                <w:rStyle w:val="span"/>
-                <w:rFonts w:ascii="Open Sans" w:eastAsia="Open Sans" w:hAnsi="Open Sans" w:cs="Open Sans"/>
-                <w:caps w:val="0"/>
-                <w:color w:val="000000"/>
-                <w:sz w:val="22"/>
-                <w:szCs w:val="22"/>
-                <w:bdr w:val="none" w:sz="0" w:space="0" w:color="auto"/>
-                <w:vertAlign w:val="baseline"/>
-              </w:rPr>
-              <w:t>GED</w:t>
-            </w:r>
-            <w:r>
-              <w:rPr>
-                <w:rStyle w:val="span"/>
-                <w:rFonts w:ascii="Open Sans" w:eastAsia="Open Sans" w:hAnsi="Open Sans" w:cs="Open Sans"/>
-                <w:caps w:val="0"/>
-                <w:color w:val="000000"/>
-                <w:sz w:val="22"/>
-                <w:szCs w:val="22"/>
-                <w:bdr w:val="none" w:sz="0" w:space="0" w:color="auto"/>
-                <w:vertAlign w:val="baseline"/>
-              </w:rPr>
-              <w:br/>
-            </w:r>
-            <w:r>
-              <w:rPr>
-                <w:rStyle w:val="span"/>
-                <w:rFonts w:ascii="Open Sans" w:eastAsia="Open Sans" w:hAnsi="Open Sans" w:cs="Open Sans"/>
-                <w:caps w:val="0"/>
-                <w:color w:val="000000"/>
-                <w:sz w:val="22"/>
-                <w:szCs w:val="22"/>
-                <w:bdr w:val="none" w:sz="0" w:space="0" w:color="auto"/>
-                <w:vertAlign w:val="baseline"/>
-              </w:rPr>
               <w:t>June 2018</w:t>
             </w:r>
           </w:p>
@@ -3313,30 +2457,14 @@
     <w:p>
       <w:pPr>
         <w:pStyle w:val="documentskn-slm1sectiontitle"/>
-        <w:pBdr>
-          <w:top w:val="none" w:sz="0" w:space="0" w:color="auto"/>
-          <w:left w:val="none" w:sz="0" w:space="0" w:color="auto"/>
-          <w:bottom w:val="none" w:sz="0" w:space="0" w:color="auto"/>
-          <w:right w:val="none" w:sz="0" w:space="0" w:color="auto"/>
-        </w:pBdr>
         <w:spacing w:before="500" w:after="220"/>
-        <w:ind w:left="0" w:right="0"/>
-        <w:rPr>
-          <w:rFonts w:ascii="Montserrat" w:eastAsia="Montserrat" w:hAnsi="Montserrat" w:cs="Montserrat"/>
-          <w:b/>
-          <w:bCs/>
-          <w:caps/>
-          <w:color w:val="000000"/>
-          <w:spacing w:val="20"/>
-          <w:bdr w:val="none" w:sz="0" w:space="0" w:color="auto"/>
-          <w:vertAlign w:val="baseline"/>
+        <w:rPr>
+          <w:color w:val="000000"/>
         </w:rPr>
       </w:pPr>
       <w:r>
         <w:rPr>
           <w:color w:val="000000"/>
-          <w:bdr w:val="none" w:sz="0" w:space="0" w:color="auto"/>
-          <w:vertAlign w:val="baseline"/>
         </w:rPr>
         <w:t>Certifications</w:t>
       </w:r>
@@ -3344,21 +2472,12 @@
     <w:p>
       <w:pPr>
         <w:pStyle w:val="p"/>
-        <w:pBdr>
-          <w:top w:val="none" w:sz="0" w:space="0" w:color="auto"/>
-          <w:left w:val="none" w:sz="0" w:space="0" w:color="auto"/>
-          <w:bottom w:val="none" w:sz="0" w:space="0" w:color="auto"/>
-          <w:right w:val="none" w:sz="0" w:space="0" w:color="auto"/>
-        </w:pBdr>
-        <w:spacing w:before="0" w:after="0" w:line="260" w:lineRule="atLeast"/>
-        <w:ind w:left="0" w:right="0"/>
+        <w:spacing w:line="260" w:lineRule="atLeast"/>
         <w:rPr>
           <w:rFonts w:ascii="Open Sans" w:eastAsia="Open Sans" w:hAnsi="Open Sans" w:cs="Open Sans"/>
           <w:color w:val="000000"/>
           <w:sz w:val="22"/>
           <w:szCs w:val="22"/>
-          <w:bdr w:val="none" w:sz="0" w:space="0" w:color="auto"/>
-          <w:vertAlign w:val="baseline"/>
         </w:rPr>
       </w:pPr>
       <w:r>
@@ -3367,8 +2486,6 @@
           <w:color w:val="000000"/>
           <w:sz w:val="22"/>
           <w:szCs w:val="22"/>
-          <w:bdr w:val="none" w:sz="0" w:space="0" w:color="auto"/>
-          <w:vertAlign w:val="baseline"/>
         </w:rPr>
         <w:t>If you want to boost your skills and want to demonstrate competency to do a specific job, certifications are particularly important.</w:t>
       </w:r>
@@ -3380,15 +2497,13 @@
           <w:ilvl w:val="0"/>
           <w:numId w:val="8"/>
         </w:numPr>
-        <w:spacing w:before="0" w:after="0" w:line="260" w:lineRule="atLeast"/>
-        <w:ind w:left="240" w:right="0" w:hanging="201"/>
+        <w:spacing w:line="260" w:lineRule="atLeast"/>
+        <w:ind w:left="240" w:hanging="201"/>
         <w:rPr>
           <w:rFonts w:ascii="Open Sans" w:eastAsia="Open Sans" w:hAnsi="Open Sans" w:cs="Open Sans"/>
           <w:color w:val="000000"/>
           <w:sz w:val="22"/>
           <w:szCs w:val="22"/>
-          <w:bdr w:val="none" w:sz="0" w:space="0" w:color="auto"/>
-          <w:vertAlign w:val="baseline"/>
         </w:rPr>
       </w:pPr>
       <w:r>
@@ -3397,8 +2512,6 @@
           <w:color w:val="000000"/>
           <w:sz w:val="22"/>
           <w:szCs w:val="22"/>
-          <w:bdr w:val="none" w:sz="0" w:space="0" w:color="auto"/>
-          <w:vertAlign w:val="baseline"/>
         </w:rPr>
         <w:t>School, Institution, Company or Organization l Certification or Training Obtained - Year</w:t>
       </w:r>
@@ -3410,20 +2523,18 @@
           <w:ilvl w:val="0"/>
           <w:numId w:val="8"/>
         </w:numPr>
-        <w:spacing w:after="0" w:line="260" w:lineRule="atLeast"/>
-        <w:ind w:left="240" w:right="0" w:hanging="201"/>
+        <w:spacing w:line="260" w:lineRule="atLeast"/>
+        <w:ind w:left="240" w:hanging="201"/>
         <w:rPr>
           <w:rFonts w:ascii="Open Sans" w:eastAsia="Open Sans" w:hAnsi="Open Sans" w:cs="Open Sans"/>
           <w:color w:val="000000"/>
           <w:sz w:val="22"/>
           <w:szCs w:val="22"/>
-          <w:bdr w:val="none" w:sz="0" w:space="0" w:color="auto"/>
-          <w:vertAlign w:val="baseline"/>
         </w:rPr>
       </w:pPr>
       <w:r>
         <w:rPr>
-          <w:rStyle w:val="strong"/>
+          <w:rStyle w:val="Strong1"/>
           <w:rFonts w:ascii="Open Sans" w:eastAsia="Open Sans" w:hAnsi="Open Sans" w:cs="Open Sans"/>
           <w:b/>
           <w:bCs/>
@@ -3439,8 +2550,6 @@
           <w:color w:val="000000"/>
           <w:sz w:val="22"/>
           <w:szCs w:val="22"/>
-          <w:bdr w:val="none" w:sz="0" w:space="0" w:color="auto"/>
-          <w:vertAlign w:val="baseline"/>
         </w:rPr>
         <w:t>CPR &amp; First Aid Certified, American Heart Association - 2019</w:t>
       </w:r>
@@ -3448,30 +2557,14 @@
     <w:p>
       <w:pPr>
         <w:pStyle w:val="documentskn-slm1sectiontitle"/>
-        <w:pBdr>
-          <w:top w:val="none" w:sz="0" w:space="0" w:color="auto"/>
-          <w:left w:val="none" w:sz="0" w:space="0" w:color="auto"/>
-          <w:bottom w:val="none" w:sz="0" w:space="0" w:color="auto"/>
-          <w:right w:val="none" w:sz="0" w:space="0" w:color="auto"/>
-        </w:pBdr>
         <w:spacing w:before="500" w:after="220"/>
-        <w:ind w:left="0" w:right="0"/>
-        <w:rPr>
-          <w:rFonts w:ascii="Montserrat" w:eastAsia="Montserrat" w:hAnsi="Montserrat" w:cs="Montserrat"/>
-          <w:b/>
-          <w:bCs/>
-          <w:caps/>
-          <w:color w:val="000000"/>
-          <w:spacing w:val="20"/>
-          <w:bdr w:val="none" w:sz="0" w:space="0" w:color="auto"/>
-          <w:vertAlign w:val="baseline"/>
+        <w:rPr>
+          <w:color w:val="000000"/>
         </w:rPr>
       </w:pPr>
       <w:r>
         <w:rPr>
           <w:color w:val="000000"/>
-          <w:bdr w:val="none" w:sz="0" w:space="0" w:color="auto"/>
-          <w:vertAlign w:val="baseline"/>
         </w:rPr>
         <w:t>Licenses</w:t>
       </w:r>
@@ -3479,21 +2572,12 @@
     <w:p>
       <w:pPr>
         <w:pStyle w:val="p"/>
-        <w:pBdr>
-          <w:top w:val="none" w:sz="0" w:space="0" w:color="auto"/>
-          <w:left w:val="none" w:sz="0" w:space="0" w:color="auto"/>
-          <w:bottom w:val="none" w:sz="0" w:space="0" w:color="auto"/>
-          <w:right w:val="none" w:sz="0" w:space="0" w:color="auto"/>
-        </w:pBdr>
-        <w:spacing w:before="0" w:after="0" w:line="260" w:lineRule="atLeast"/>
-        <w:ind w:left="0" w:right="0"/>
+        <w:spacing w:line="260" w:lineRule="atLeast"/>
         <w:rPr>
           <w:rFonts w:ascii="Open Sans" w:eastAsia="Open Sans" w:hAnsi="Open Sans" w:cs="Open Sans"/>
           <w:color w:val="000000"/>
           <w:sz w:val="22"/>
           <w:szCs w:val="22"/>
-          <w:bdr w:val="none" w:sz="0" w:space="0" w:color="auto"/>
-          <w:vertAlign w:val="baseline"/>
         </w:rPr>
       </w:pPr>
       <w:r>
@@ -3502,9 +2586,8 @@
           <w:color w:val="000000"/>
           <w:sz w:val="22"/>
           <w:szCs w:val="22"/>
-          <w:bdr w:val="none" w:sz="0" w:space="0" w:color="auto"/>
-          <w:vertAlign w:val="baseline"/>
-        </w:rPr>
+        </w:rPr>
+        <w:lastRenderedPageBreak/>
         <w:t>Depending on your career, licenses are required for particular jobs, such as teaching and cosmetology.</w:t>
       </w:r>
     </w:p>
@@ -3515,15 +2598,13 @@
           <w:ilvl w:val="0"/>
           <w:numId w:val="9"/>
         </w:numPr>
-        <w:spacing w:before="0" w:after="0" w:line="260" w:lineRule="atLeast"/>
-        <w:ind w:left="240" w:right="0" w:hanging="201"/>
+        <w:spacing w:line="260" w:lineRule="atLeast"/>
+        <w:ind w:left="240" w:hanging="201"/>
         <w:rPr>
           <w:rFonts w:ascii="Open Sans" w:eastAsia="Open Sans" w:hAnsi="Open Sans" w:cs="Open Sans"/>
           <w:color w:val="000000"/>
           <w:sz w:val="22"/>
           <w:szCs w:val="22"/>
-          <w:bdr w:val="none" w:sz="0" w:space="0" w:color="auto"/>
-          <w:vertAlign w:val="baseline"/>
         </w:rPr>
       </w:pPr>
       <w:r>
@@ -3532,8 +2613,6 @@
           <w:color w:val="000000"/>
           <w:sz w:val="22"/>
           <w:szCs w:val="22"/>
-          <w:bdr w:val="none" w:sz="0" w:space="0" w:color="auto"/>
-          <w:vertAlign w:val="baseline"/>
         </w:rPr>
         <w:t>School, Institution, Company or Organization l Certification or Training Obtained - Year</w:t>
       </w:r>
@@ -3545,20 +2624,18 @@
           <w:ilvl w:val="0"/>
           <w:numId w:val="9"/>
         </w:numPr>
-        <w:spacing w:after="0" w:line="260" w:lineRule="atLeast"/>
-        <w:ind w:left="240" w:right="0" w:hanging="201"/>
+        <w:spacing w:line="260" w:lineRule="atLeast"/>
+        <w:ind w:left="240" w:hanging="201"/>
         <w:rPr>
           <w:rFonts w:ascii="Open Sans" w:eastAsia="Open Sans" w:hAnsi="Open Sans" w:cs="Open Sans"/>
           <w:color w:val="000000"/>
           <w:sz w:val="22"/>
           <w:szCs w:val="22"/>
-          <w:bdr w:val="none" w:sz="0" w:space="0" w:color="auto"/>
-          <w:vertAlign w:val="baseline"/>
         </w:rPr>
       </w:pPr>
       <w:r>
         <w:rPr>
-          <w:rStyle w:val="strong"/>
+          <w:rStyle w:val="Strong1"/>
           <w:rFonts w:ascii="Open Sans" w:eastAsia="Open Sans" w:hAnsi="Open Sans" w:cs="Open Sans"/>
           <w:b/>
           <w:bCs/>
@@ -3574,37 +2651,52 @@
           <w:color w:val="000000"/>
           <w:sz w:val="22"/>
           <w:szCs w:val="22"/>
-          <w:bdr w:val="none" w:sz="0" w:space="0" w:color="auto"/>
-          <w:vertAlign w:val="baseline"/>
         </w:rPr>
         <w:t>Associate of Arts in Hairstyling Long Island Beauty School Inc, Hempstead, NY - June 2017</w:t>
       </w:r>
     </w:p>
     <w:sectPr>
-      <w:headerReference w:type="default" r:id="rId9"/>
-      <w:footerReference w:type="default" r:id="rId10"/>
+      <w:headerReference w:type="default" r:id="rId12"/>
+      <w:footerReference w:type="default" r:id="rId13"/>
       <w:type w:val="continuous"/>
       <w:pgSz w:w="12240" w:h="15840"/>
-      <w:pgMar w:top="400" w:right="800" w:bottom="800" w:left="800" w:header="0" w:footer="0"/>
+      <w:pgMar w:top="400" w:right="800" w:bottom="800" w:left="800" w:header="0" w:footer="0" w:gutter="0"/>
       <w:cols w:space="720"/>
     </w:sectPr>
   </w:body>
 </w:document>
 </file>
 
+<file path=word/endnotes.xml><?xml version="1.0" encoding="utf-8"?>
+<w:endnotes xmlns:wpc="http://schemas.microsoft.com/office/word/2010/wordprocessingCanvas" xmlns:cx="http://schemas.microsoft.com/office/drawing/2014/chartex" xmlns:cx1="http://schemas.microsoft.com/office/drawing/2015/9/8/chartex" xmlns:cx2="http://schemas.microsoft.com/office/drawing/2015/10/21/chartex" xmlns:cx3="http://schemas.microsoft.com/office/drawing/2016/5/9/chartex" xmlns:cx4="http://schemas.microsoft.com/office/drawing/2016/5/10/chartex" xmlns:cx5="http://schemas.microsoft.com/office/drawing/2016/5/11/chartex" xmlns:cx6="http://schemas.microsoft.com/office/drawing/2016/5/12/chartex" xmlns:cx7="http://schemas.microsoft.com/office/drawing/2016/5/13/chartex" xmlns:cx8="http://schemas.microsoft.com/office/drawing/2016/5/14/chartex" xmlns:mc="http://schemas.openxmlformats.org/markup-compatibility/2006" xmlns:aink="http://schemas.microsoft.com/office/drawing/2016/ink" xmlns:am3d="http://schemas.microsoft.com/office/drawing/2017/model3d" xmlns:o="urn:schemas-microsoft-com:office:office" xmlns:oel="http://schemas.microsoft.com/office/2019/extlst" xmlns:r="http://schemas.openxmlformats.org/officeDocument/2006/relationships" xmlns:m="http://schemas.openxmlformats.org/officeDocument/2006/math" xmlns:v="urn:schemas-microsoft-com:vml" xmlns:wp14="http://schemas.microsoft.com/office/word/2010/wordprocessingDrawing" xmlns:wp="http://schemas.openxmlformats.org/drawingml/2006/wordprocessingDrawing" xmlns:w10="urn:schemas-microsoft-com:office:word" xmlns:w="http://schemas.openxmlformats.org/wordprocessingml/2006/main" xmlns:w14="http://schemas.microsoft.com/office/word/2010/wordml" xmlns:w15="http://schemas.microsoft.com/office/word/2012/wordml" xmlns:w16cex="http://schemas.microsoft.com/office/word/2018/wordml/cex" xmlns:w16cid="http://schemas.microsoft.com/office/word/2016/wordml/cid" xmlns:w16="http://schemas.microsoft.com/office/word/2018/wordml" xmlns:w16du="http://schemas.microsoft.com/office/word/2023/wordml/word16du" xmlns:w16sdtdh="http://schemas.microsoft.com/office/word/2020/wordml/sdtdatahash" xmlns:w16sdtfl="http://schemas.microsoft.com/office/word/2024/wordml/sdtformatlock" xmlns:w16se="http://schemas.microsoft.com/office/word/2015/wordml/symex" xmlns:wpg="http://schemas.microsoft.com/office/word/2010/wordprocessingGroup" xmlns:wpi="http://schemas.microsoft.com/office/word/2010/wordprocessingInk" xmlns:wne="http://schemas.microsoft.com/office/word/2006/wordml" xmlns:wps="http://schemas.microsoft.com/office/word/2010/wordprocessingShape" mc:Ignorable="w14 w15 w16se w16cid w16 w16cex w16sdtdh w16sdtfl w16du wp14">
+  <w:endnote w:type="separator" w:id="-1">
+    <w:p>
+      <w:pPr>
+        <w:spacing w:line="240" w:lineRule="auto"/>
+      </w:pPr>
+      <w:r>
+        <w:separator/>
+      </w:r>
+    </w:p>
+  </w:endnote>
+  <w:endnote w:type="continuationSeparator" w:id="0">
+    <w:p>
+      <w:pPr>
+        <w:spacing w:line="240" w:lineRule="auto"/>
+      </w:pPr>
+      <w:r>
+        <w:continuationSeparator/>
+      </w:r>
+    </w:p>
+  </w:endnote>
+</w:endnotes>
+</file>
+
 <file path=word/footer1.xml><?xml version="1.0" encoding="utf-8"?>
-<w:ftr xmlns:ve="http://schemas.openxmlformats.org/markup-compatibility/2006" xmlns:o="urn:schemas-microsoft-com:office:office" xmlns:r="http://schemas.openxmlformats.org/officeDocument/2006/relationships" xmlns:m="http://schemas.openxmlformats.org/officeDocument/2006/math" xmlns:v="urn:schemas-microsoft-com:vml" xmlns:wp="http://schemas.openxmlformats.org/drawingml/2006/wordprocessingDrawing" xmlns:w10="urn:schemas-microsoft-com:office:word" xmlns:w="http://schemas.openxmlformats.org/wordprocessingml/2006/main" xmlns:wne="http://schemas.microsoft.com/office/word/2006/wordml">
+<w:ftr xmlns:wpc="http://schemas.microsoft.com/office/word/2010/wordprocessingCanvas" xmlns:cx="http://schemas.microsoft.com/office/drawing/2014/chartex" xmlns:cx1="http://schemas.microsoft.com/office/drawing/2015/9/8/chartex" xmlns:cx2="http://schemas.microsoft.com/office/drawing/2015/10/21/chartex" xmlns:cx3="http://schemas.microsoft.com/office/drawing/2016/5/9/chartex" xmlns:cx4="http://schemas.microsoft.com/office/drawing/2016/5/10/chartex" xmlns:cx5="http://schemas.microsoft.com/office/drawing/2016/5/11/chartex" xmlns:cx6="http://schemas.microsoft.com/office/drawing/2016/5/12/chartex" xmlns:cx7="http://schemas.microsoft.com/office/drawing/2016/5/13/chartex" xmlns:cx8="http://schemas.microsoft.com/office/drawing/2016/5/14/chartex" xmlns:mc="http://schemas.openxmlformats.org/markup-compatibility/2006" xmlns:aink="http://schemas.microsoft.com/office/drawing/2016/ink" xmlns:am3d="http://schemas.microsoft.com/office/drawing/2017/model3d" xmlns:o="urn:schemas-microsoft-com:office:office" xmlns:oel="http://schemas.microsoft.com/office/2019/extlst" xmlns:r="http://schemas.openxmlformats.org/officeDocument/2006/relationships" xmlns:m="http://schemas.openxmlformats.org/officeDocument/2006/math" xmlns:v="urn:schemas-microsoft-com:vml" xmlns:wp14="http://schemas.microsoft.com/office/word/2010/wordprocessingDrawing" xmlns:wp="http://schemas.openxmlformats.org/drawingml/2006/wordprocessingDrawing" xmlns:w10="urn:schemas-microsoft-com:office:word" xmlns:w="http://schemas.openxmlformats.org/wordprocessingml/2006/main" xmlns:w14="http://schemas.microsoft.com/office/word/2010/wordml" xmlns:w15="http://schemas.microsoft.com/office/word/2012/wordml" xmlns:w16cex="http://schemas.microsoft.com/office/word/2018/wordml/cex" xmlns:w16cid="http://schemas.microsoft.com/office/word/2016/wordml/cid" xmlns:w16="http://schemas.microsoft.com/office/word/2018/wordml" xmlns:w16du="http://schemas.microsoft.com/office/word/2023/wordml/word16du" xmlns:w16sdtdh="http://schemas.microsoft.com/office/word/2020/wordml/sdtdatahash" xmlns:w16sdtfl="http://schemas.microsoft.com/office/word/2024/wordml/sdtformatlock" xmlns:w16se="http://schemas.microsoft.com/office/word/2015/wordml/symex" xmlns:wpg="http://schemas.microsoft.com/office/word/2010/wordprocessingGroup" xmlns:wpi="http://schemas.microsoft.com/office/word/2010/wordprocessingInk" xmlns:wne="http://schemas.microsoft.com/office/word/2006/wordml" xmlns:wps="http://schemas.microsoft.com/office/word/2010/wordprocessingShape" mc:Ignorable="w14 w15 w16se w16cid w16 w16cex w16sdtdh w16sdtfl w16du wp14">
   <w:p>
     <w:pPr>
-      <w:pBdr>
-        <w:top w:val="none" w:sz="0" w:space="0" w:color="auto"/>
-        <w:left w:val="none" w:sz="0" w:space="0" w:color="auto"/>
-        <w:bottom w:val="none" w:sz="0" w:space="0" w:color="auto"/>
-        <w:right w:val="none" w:sz="0" w:space="0" w:color="auto"/>
-        <w:between w:val="none" w:sz="0" w:space="0" w:color="auto"/>
-        <w:bar w:val="none" w:sz="0" w:space="0" w:color="auto"/>
-      </w:pBdr>
-      <w:spacing w:before="0" w:after="0" w:line="20" w:lineRule="auto"/>
+      <w:spacing w:line="20" w:lineRule="auto"/>
     </w:pPr>
     <w:r>
       <w:rPr>
@@ -3618,18 +2710,10 @@
 </file>
 
 <file path=word/footer2.xml><?xml version="1.0" encoding="utf-8"?>
-<w:ftr xmlns:ve="http://schemas.openxmlformats.org/markup-compatibility/2006" xmlns:o="urn:schemas-microsoft-com:office:office" xmlns:r="http://schemas.openxmlformats.org/officeDocument/2006/relationships" xmlns:m="http://schemas.openxmlformats.org/officeDocument/2006/math" xmlns:v="urn:schemas-microsoft-com:vml" xmlns:wp="http://schemas.openxmlformats.org/drawingml/2006/wordprocessingDrawing" xmlns:w10="urn:schemas-microsoft-com:office:word" xmlns:w="http://schemas.openxmlformats.org/wordprocessingml/2006/main" xmlns:wne="http://schemas.microsoft.com/office/word/2006/wordml">
+<w:ftr xmlns:wpc="http://schemas.microsoft.com/office/word/2010/wordprocessingCanvas" xmlns:cx="http://schemas.microsoft.com/office/drawing/2014/chartex" xmlns:cx1="http://schemas.microsoft.com/office/drawing/2015/9/8/chartex" xmlns:cx2="http://schemas.microsoft.com/office/drawing/2015/10/21/chartex" xmlns:cx3="http://schemas.microsoft.com/office/drawing/2016/5/9/chartex" xmlns:cx4="http://schemas.microsoft.com/office/drawing/2016/5/10/chartex" xmlns:cx5="http://schemas.microsoft.com/office/drawing/2016/5/11/chartex" xmlns:cx6="http://schemas.microsoft.com/office/drawing/2016/5/12/chartex" xmlns:cx7="http://schemas.microsoft.com/office/drawing/2016/5/13/chartex" xmlns:cx8="http://schemas.microsoft.com/office/drawing/2016/5/14/chartex" xmlns:mc="http://schemas.openxmlformats.org/markup-compatibility/2006" xmlns:aink="http://schemas.microsoft.com/office/drawing/2016/ink" xmlns:am3d="http://schemas.microsoft.com/office/drawing/2017/model3d" xmlns:o="urn:schemas-microsoft-com:office:office" xmlns:oel="http://schemas.microsoft.com/office/2019/extlst" xmlns:r="http://schemas.openxmlformats.org/officeDocument/2006/relationships" xmlns:m="http://schemas.openxmlformats.org/officeDocument/2006/math" xmlns:v="urn:schemas-microsoft-com:vml" xmlns:wp14="http://schemas.microsoft.com/office/word/2010/wordprocessingDrawing" xmlns:wp="http://schemas.openxmlformats.org/drawingml/2006/wordprocessingDrawing" xmlns:w10="urn:schemas-microsoft-com:office:word" xmlns:w="http://schemas.openxmlformats.org/wordprocessingml/2006/main" xmlns:w14="http://schemas.microsoft.com/office/word/2010/wordml" xmlns:w15="http://schemas.microsoft.com/office/word/2012/wordml" xmlns:w16cex="http://schemas.microsoft.com/office/word/2018/wordml/cex" xmlns:w16cid="http://schemas.microsoft.com/office/word/2016/wordml/cid" xmlns:w16="http://schemas.microsoft.com/office/word/2018/wordml" xmlns:w16du="http://schemas.microsoft.com/office/word/2023/wordml/word16du" xmlns:w16sdtdh="http://schemas.microsoft.com/office/word/2020/wordml/sdtdatahash" xmlns:w16sdtfl="http://schemas.microsoft.com/office/word/2024/wordml/sdtformatlock" xmlns:w16se="http://schemas.microsoft.com/office/word/2015/wordml/symex" xmlns:wpg="http://schemas.microsoft.com/office/word/2010/wordprocessingGroup" xmlns:wpi="http://schemas.microsoft.com/office/word/2010/wordprocessingInk" xmlns:wne="http://schemas.microsoft.com/office/word/2006/wordml" xmlns:wps="http://schemas.microsoft.com/office/word/2010/wordprocessingShape" mc:Ignorable="w14 w15 w16se w16cid w16 w16cex w16sdtdh w16sdtfl w16du wp14">
   <w:p>
     <w:pPr>
-      <w:pBdr>
-        <w:top w:val="none" w:sz="0" w:space="0" w:color="auto"/>
-        <w:left w:val="none" w:sz="0" w:space="0" w:color="auto"/>
-        <w:bottom w:val="none" w:sz="0" w:space="0" w:color="auto"/>
-        <w:right w:val="none" w:sz="0" w:space="0" w:color="auto"/>
-        <w:between w:val="none" w:sz="0" w:space="0" w:color="auto"/>
-        <w:bar w:val="none" w:sz="0" w:space="0" w:color="auto"/>
-      </w:pBdr>
-      <w:spacing w:before="0" w:after="0" w:line="20" w:lineRule="auto"/>
+      <w:spacing w:line="20" w:lineRule="auto"/>
     </w:pPr>
     <w:r>
       <w:rPr>
@@ -3642,19 +2726,36 @@
 </w:ftr>
 </file>
 
+<file path=word/footnotes.xml><?xml version="1.0" encoding="utf-8"?>
+<w:footnotes xmlns:wpc="http://schemas.microsoft.com/office/word/2010/wordprocessingCanvas" xmlns:cx="http://schemas.microsoft.com/office/drawing/2014/chartex" xmlns:cx1="http://schemas.microsoft.com/office/drawing/2015/9/8/chartex" xmlns:cx2="http://schemas.microsoft.com/office/drawing/2015/10/21/chartex" xmlns:cx3="http://schemas.microsoft.com/office/drawing/2016/5/9/chartex" xmlns:cx4="http://schemas.microsoft.com/office/drawing/2016/5/10/chartex" xmlns:cx5="http://schemas.microsoft.com/office/drawing/2016/5/11/chartex" xmlns:cx6="http://schemas.microsoft.com/office/drawing/2016/5/12/chartex" xmlns:cx7="http://schemas.microsoft.com/office/drawing/2016/5/13/chartex" xmlns:cx8="http://schemas.microsoft.com/office/drawing/2016/5/14/chartex" xmlns:mc="http://schemas.openxmlformats.org/markup-compatibility/2006" xmlns:aink="http://schemas.microsoft.com/office/drawing/2016/ink" xmlns:am3d="http://schemas.microsoft.com/office/drawing/2017/model3d" xmlns:o="urn:schemas-microsoft-com:office:office" xmlns:oel="http://schemas.microsoft.com/office/2019/extlst" xmlns:r="http://schemas.openxmlformats.org/officeDocument/2006/relationships" xmlns:m="http://schemas.openxmlformats.org/officeDocument/2006/math" xmlns:v="urn:schemas-microsoft-com:vml" xmlns:wp14="http://schemas.microsoft.com/office/word/2010/wordprocessingDrawing" xmlns:wp="http://schemas.openxmlformats.org/drawingml/2006/wordprocessingDrawing" xmlns:w10="urn:schemas-microsoft-com:office:word" xmlns:w="http://schemas.openxmlformats.org/wordprocessingml/2006/main" xmlns:w14="http://schemas.microsoft.com/office/word/2010/wordml" xmlns:w15="http://schemas.microsoft.com/office/word/2012/wordml" xmlns:w16cex="http://schemas.microsoft.com/office/word/2018/wordml/cex" xmlns:w16cid="http://schemas.microsoft.com/office/word/2016/wordml/cid" xmlns:w16="http://schemas.microsoft.com/office/word/2018/wordml" xmlns:w16du="http://schemas.microsoft.com/office/word/2023/wordml/word16du" xmlns:w16sdtdh="http://schemas.microsoft.com/office/word/2020/wordml/sdtdatahash" xmlns:w16sdtfl="http://schemas.microsoft.com/office/word/2024/wordml/sdtformatlock" xmlns:w16se="http://schemas.microsoft.com/office/word/2015/wordml/symex" xmlns:wpg="http://schemas.microsoft.com/office/word/2010/wordprocessingGroup" xmlns:wpi="http://schemas.microsoft.com/office/word/2010/wordprocessingInk" xmlns:wne="http://schemas.microsoft.com/office/word/2006/wordml" xmlns:wps="http://schemas.microsoft.com/office/word/2010/wordprocessingShape" mc:Ignorable="w14 w15 w16se w16cid w16 w16cex w16sdtdh w16sdtfl w16du wp14">
+  <w:footnote w:type="separator" w:id="-1">
+    <w:p>
+      <w:pPr>
+        <w:spacing w:line="240" w:lineRule="auto"/>
+      </w:pPr>
+      <w:r>
+        <w:separator/>
+      </w:r>
+    </w:p>
+  </w:footnote>
+  <w:footnote w:type="continuationSeparator" w:id="0">
+    <w:p>
+      <w:pPr>
+        <w:spacing w:line="240" w:lineRule="auto"/>
+      </w:pPr>
+      <w:r>
+        <w:continuationSeparator/>
+      </w:r>
+    </w:p>
+  </w:footnote>
+</w:footnotes>
+</file>
+
 <file path=word/header1.xml><?xml version="1.0" encoding="utf-8"?>
-<w:hdr xmlns:ve="http://schemas.openxmlformats.org/markup-compatibility/2006" xmlns:o="urn:schemas-microsoft-com:office:office" xmlns:r="http://schemas.openxmlformats.org/officeDocument/2006/relationships" xmlns:m="http://schemas.openxmlformats.org/officeDocument/2006/math" xmlns:v="urn:schemas-microsoft-com:vml" xmlns:wp="http://schemas.openxmlformats.org/drawingml/2006/wordprocessingDrawing" xmlns:w10="urn:schemas-microsoft-com:office:word" xmlns:w="http://schemas.openxmlformats.org/wordprocessingml/2006/main" xmlns:wne="http://schemas.microsoft.com/office/word/2006/wordml">
+<w:hdr xmlns:wpc="http://schemas.microsoft.com/office/word/2010/wordprocessingCanvas" xmlns:cx="http://schemas.microsoft.com/office/drawing/2014/chartex" xmlns:cx1="http://schemas.microsoft.com/office/drawing/2015/9/8/chartex" xmlns:cx2="http://schemas.microsoft.com/office/drawing/2015/10/21/chartex" xmlns:cx3="http://schemas.microsoft.com/office/drawing/2016/5/9/chartex" xmlns:cx4="http://schemas.microsoft.com/office/drawing/2016/5/10/chartex" xmlns:cx5="http://schemas.microsoft.com/office/drawing/2016/5/11/chartex" xmlns:cx6="http://schemas.microsoft.com/office/drawing/2016/5/12/chartex" xmlns:cx7="http://schemas.microsoft.com/office/drawing/2016/5/13/chartex" xmlns:cx8="http://schemas.microsoft.com/office/drawing/2016/5/14/chartex" xmlns:mc="http://schemas.openxmlformats.org/markup-compatibility/2006" xmlns:aink="http://schemas.microsoft.com/office/drawing/2016/ink" xmlns:am3d="http://schemas.microsoft.com/office/drawing/2017/model3d" xmlns:o="urn:schemas-microsoft-com:office:office" xmlns:oel="http://schemas.microsoft.com/office/2019/extlst" xmlns:r="http://schemas.openxmlformats.org/officeDocument/2006/relationships" xmlns:m="http://schemas.openxmlformats.org/officeDocument/2006/math" xmlns:v="urn:schemas-microsoft-com:vml" xmlns:wp14="http://schemas.microsoft.com/office/word/2010/wordprocessingDrawing" xmlns:wp="http://schemas.openxmlformats.org/drawingml/2006/wordprocessingDrawing" xmlns:w10="urn:schemas-microsoft-com:office:word" xmlns:w="http://schemas.openxmlformats.org/wordprocessingml/2006/main" xmlns:w14="http://schemas.microsoft.com/office/word/2010/wordml" xmlns:w15="http://schemas.microsoft.com/office/word/2012/wordml" xmlns:w16cex="http://schemas.microsoft.com/office/word/2018/wordml/cex" xmlns:w16cid="http://schemas.microsoft.com/office/word/2016/wordml/cid" xmlns:w16="http://schemas.microsoft.com/office/word/2018/wordml" xmlns:w16du="http://schemas.microsoft.com/office/word/2023/wordml/word16du" xmlns:w16sdtdh="http://schemas.microsoft.com/office/word/2020/wordml/sdtdatahash" xmlns:w16sdtfl="http://schemas.microsoft.com/office/word/2024/wordml/sdtformatlock" xmlns:w16se="http://schemas.microsoft.com/office/word/2015/wordml/symex" xmlns:wpg="http://schemas.microsoft.com/office/word/2010/wordprocessingGroup" xmlns:wpi="http://schemas.microsoft.com/office/word/2010/wordprocessingInk" xmlns:wne="http://schemas.microsoft.com/office/word/2006/wordml" xmlns:wps="http://schemas.microsoft.com/office/word/2010/wordprocessingShape" mc:Ignorable="w14 w15 w16se w16cid w16 w16cex w16sdtdh w16sdtfl w16du wp14">
   <w:p>
     <w:pPr>
-      <w:pBdr>
-        <w:top w:val="none" w:sz="0" w:space="0" w:color="auto"/>
-        <w:left w:val="none" w:sz="0" w:space="0" w:color="auto"/>
-        <w:bottom w:val="none" w:sz="0" w:space="0" w:color="auto"/>
-        <w:right w:val="none" w:sz="0" w:space="0" w:color="auto"/>
-        <w:between w:val="none" w:sz="0" w:space="0" w:color="auto"/>
-        <w:bar w:val="none" w:sz="0" w:space="0" w:color="auto"/>
-      </w:pBdr>
-      <w:spacing w:before="0" w:after="0" w:line="20" w:lineRule="auto"/>
+      <w:spacing w:line="20" w:lineRule="auto"/>
     </w:pPr>
     <w:r>
       <w:rPr>
@@ -3668,18 +2769,10 @@
 </file>
 
 <file path=word/header2.xml><?xml version="1.0" encoding="utf-8"?>
-<w:hdr xmlns:ve="http://schemas.openxmlformats.org/markup-compatibility/2006" xmlns:o="urn:schemas-microsoft-com:office:office" xmlns:r="http://schemas.openxmlformats.org/officeDocument/2006/relationships" xmlns:m="http://schemas.openxmlformats.org/officeDocument/2006/math" xmlns:v="urn:schemas-microsoft-com:vml" xmlns:wp="http://schemas.openxmlformats.org/drawingml/2006/wordprocessingDrawing" xmlns:w10="urn:schemas-microsoft-com:office:word" xmlns:w="http://schemas.openxmlformats.org/wordprocessingml/2006/main" xmlns:wne="http://schemas.microsoft.com/office/word/2006/wordml">
+<w:hdr xmlns:wpc="http://schemas.microsoft.com/office/word/2010/wordprocessingCanvas" xmlns:cx="http://schemas.microsoft.com/office/drawing/2014/chartex" xmlns:cx1="http://schemas.microsoft.com/office/drawing/2015/9/8/chartex" xmlns:cx2="http://schemas.microsoft.com/office/drawing/2015/10/21/chartex" xmlns:cx3="http://schemas.microsoft.com/office/drawing/2016/5/9/chartex" xmlns:cx4="http://schemas.microsoft.com/office/drawing/2016/5/10/chartex" xmlns:cx5="http://schemas.microsoft.com/office/drawing/2016/5/11/chartex" xmlns:cx6="http://schemas.microsoft.com/office/drawing/2016/5/12/chartex" xmlns:cx7="http://schemas.microsoft.com/office/drawing/2016/5/13/chartex" xmlns:cx8="http://schemas.microsoft.com/office/drawing/2016/5/14/chartex" xmlns:mc="http://schemas.openxmlformats.org/markup-compatibility/2006" xmlns:aink="http://schemas.microsoft.com/office/drawing/2016/ink" xmlns:am3d="http://schemas.microsoft.com/office/drawing/2017/model3d" xmlns:o="urn:schemas-microsoft-com:office:office" xmlns:oel="http://schemas.microsoft.com/office/2019/extlst" xmlns:r="http://schemas.openxmlformats.org/officeDocument/2006/relationships" xmlns:m="http://schemas.openxmlformats.org/officeDocument/2006/math" xmlns:v="urn:schemas-microsoft-com:vml" xmlns:wp14="http://schemas.microsoft.com/office/word/2010/wordprocessingDrawing" xmlns:wp="http://schemas.openxmlformats.org/drawingml/2006/wordprocessingDrawing" xmlns:w10="urn:schemas-microsoft-com:office:word" xmlns:w="http://schemas.openxmlformats.org/wordprocessingml/2006/main" xmlns:w14="http://schemas.microsoft.com/office/word/2010/wordml" xmlns:w15="http://schemas.microsoft.com/office/word/2012/wordml" xmlns:w16cex="http://schemas.microsoft.com/office/word/2018/wordml/cex" xmlns:w16cid="http://schemas.microsoft.com/office/word/2016/wordml/cid" xmlns:w16="http://schemas.microsoft.com/office/word/2018/wordml" xmlns:w16du="http://schemas.microsoft.com/office/word/2023/wordml/word16du" xmlns:w16sdtdh="http://schemas.microsoft.com/office/word/2020/wordml/sdtdatahash" xmlns:w16sdtfl="http://schemas.microsoft.com/office/word/2024/wordml/sdtformatlock" xmlns:w16se="http://schemas.microsoft.com/office/word/2015/wordml/symex" xmlns:wpg="http://schemas.microsoft.com/office/word/2010/wordprocessingGroup" xmlns:wpi="http://schemas.microsoft.com/office/word/2010/wordprocessingInk" xmlns:wne="http://schemas.microsoft.com/office/word/2006/wordml" xmlns:wps="http://schemas.microsoft.com/office/word/2010/wordprocessingShape" mc:Ignorable="w14 w15 w16se w16cid w16 w16cex w16sdtdh w16sdtfl w16du wp14">
   <w:p>
     <w:pPr>
-      <w:pBdr>
-        <w:top w:val="none" w:sz="0" w:space="0" w:color="auto"/>
-        <w:left w:val="none" w:sz="0" w:space="0" w:color="auto"/>
-        <w:bottom w:val="none" w:sz="0" w:space="0" w:color="auto"/>
-        <w:right w:val="none" w:sz="0" w:space="0" w:color="auto"/>
-        <w:between w:val="none" w:sz="0" w:space="0" w:color="auto"/>
-        <w:bar w:val="none" w:sz="0" w:space="0" w:color="auto"/>
-      </w:pBdr>
-      <w:spacing w:before="0" w:after="0" w:line="20" w:lineRule="auto"/>
+      <w:spacing w:line="20" w:lineRule="auto"/>
     </w:pPr>
     <w:r>
       <w:rPr>
@@ -3693,12 +2786,12 @@
 </file>
 
 <file path=word/numbering.xml><?xml version="1.0" encoding="utf-8"?>
-<w:numbering xmlns:ve="http://schemas.openxmlformats.org/markup-compatibility/2006" xmlns:o="urn:schemas-microsoft-com:office:office" xmlns:r="http://schemas.openxmlformats.org/officeDocument/2006/relationships" xmlns:m="http://schemas.openxmlformats.org/officeDocument/2006/math" xmlns:v="urn:schemas-microsoft-com:vml" xmlns:wp="http://schemas.openxmlformats.org/drawingml/2006/wordprocessingDrawing" xmlns:w10="urn:schemas-microsoft-com:office:word" xmlns:w="http://schemas.openxmlformats.org/wordprocessingml/2006/main" xmlns:wne="http://schemas.microsoft.com/office/word/2006/wordml">
-  <w:abstractNum w:abstractNumId="0">
+<w:numbering xmlns:wpc="http://schemas.microsoft.com/office/word/2010/wordprocessingCanvas" xmlns:cx="http://schemas.microsoft.com/office/drawing/2014/chartex" xmlns:cx1="http://schemas.microsoft.com/office/drawing/2015/9/8/chartex" xmlns:cx2="http://schemas.microsoft.com/office/drawing/2015/10/21/chartex" xmlns:cx3="http://schemas.microsoft.com/office/drawing/2016/5/9/chartex" xmlns:cx4="http://schemas.microsoft.com/office/drawing/2016/5/10/chartex" xmlns:cx5="http://schemas.microsoft.com/office/drawing/2016/5/11/chartex" xmlns:cx6="http://schemas.microsoft.com/office/drawing/2016/5/12/chartex" xmlns:cx7="http://schemas.microsoft.com/office/drawing/2016/5/13/chartex" xmlns:cx8="http://schemas.microsoft.com/office/drawing/2016/5/14/chartex" xmlns:mc="http://schemas.openxmlformats.org/markup-compatibility/2006" xmlns:aink="http://schemas.microsoft.com/office/drawing/2016/ink" xmlns:am3d="http://schemas.microsoft.com/office/drawing/2017/model3d" xmlns:o="urn:schemas-microsoft-com:office:office" xmlns:oel="http://schemas.microsoft.com/office/2019/extlst" xmlns:r="http://schemas.openxmlformats.org/officeDocument/2006/relationships" xmlns:m="http://schemas.openxmlformats.org/officeDocument/2006/math" xmlns:v="urn:schemas-microsoft-com:vml" xmlns:wp14="http://schemas.microsoft.com/office/word/2010/wordprocessingDrawing" xmlns:wp="http://schemas.openxmlformats.org/drawingml/2006/wordprocessingDrawing" xmlns:w10="urn:schemas-microsoft-com:office:word" xmlns:w="http://schemas.openxmlformats.org/wordprocessingml/2006/main" xmlns:w14="http://schemas.microsoft.com/office/word/2010/wordml" xmlns:w15="http://schemas.microsoft.com/office/word/2012/wordml" xmlns:w16cex="http://schemas.microsoft.com/office/word/2018/wordml/cex" xmlns:w16cid="http://schemas.microsoft.com/office/word/2016/wordml/cid" xmlns:w16="http://schemas.microsoft.com/office/word/2018/wordml" xmlns:w16du="http://schemas.microsoft.com/office/word/2023/wordml/word16du" xmlns:w16sdtdh="http://schemas.microsoft.com/office/word/2020/wordml/sdtdatahash" xmlns:w16sdtfl="http://schemas.microsoft.com/office/word/2024/wordml/sdtformatlock" xmlns:w16se="http://schemas.microsoft.com/office/word/2015/wordml/symex" xmlns:wpg="http://schemas.microsoft.com/office/word/2010/wordprocessingGroup" xmlns:wpi="http://schemas.microsoft.com/office/word/2010/wordprocessingInk" xmlns:wne="http://schemas.microsoft.com/office/word/2006/wordml" xmlns:wps="http://schemas.microsoft.com/office/word/2010/wordprocessingShape" mc:Ignorable="w14 w15 w16se w16cid w16 w16cex w16sdtdh w16sdtfl w16du wp14">
+  <w:abstractNum w:abstractNumId="0" w15:restartNumberingAfterBreak="0">
     <w:nsid w:val="00000001"/>
     <w:multiLevelType w:val="hybridMultilevel"/>
     <w:tmpl w:val="00000001"/>
-    <w:lvl w:ilvl="0">
+    <w:lvl w:ilvl="0" w:tplc="EC9467AC">
       <w:start w:val="1"/>
       <w:numFmt w:val="bullet"/>
       <w:lvlText w:val=""/>
@@ -3710,7 +2803,7 @@
         <w:rFonts w:ascii="Symbol" w:hAnsi="Symbol"/>
       </w:rPr>
     </w:lvl>
-    <w:lvl w:ilvl="1">
+    <w:lvl w:ilvl="1" w:tplc="CF08086A">
       <w:start w:val="1"/>
       <w:numFmt w:val="bullet"/>
       <w:lvlText w:val="o"/>
@@ -3725,7 +2818,7 @@
         <w:rFonts w:ascii="Courier New" w:hAnsi="Courier New"/>
       </w:rPr>
     </w:lvl>
-    <w:lvl w:ilvl="2">
+    <w:lvl w:ilvl="2" w:tplc="2884BA26">
       <w:start w:val="1"/>
       <w:numFmt w:val="bullet"/>
       <w:lvlText w:val=""/>
@@ -3740,7 +2833,7 @@
         <w:rFonts w:ascii="Wingdings" w:hAnsi="Wingdings"/>
       </w:rPr>
     </w:lvl>
-    <w:lvl w:ilvl="3">
+    <w:lvl w:ilvl="3" w:tplc="CAFA8040">
       <w:start w:val="1"/>
       <w:numFmt w:val="bullet"/>
       <w:lvlText w:val=""/>
@@ -3755,7 +2848,7 @@
         <w:rFonts w:ascii="Symbol" w:hAnsi="Symbol"/>
       </w:rPr>
     </w:lvl>
-    <w:lvl w:ilvl="4">
+    <w:lvl w:ilvl="4" w:tplc="A658E99A">
       <w:start w:val="1"/>
       <w:numFmt w:val="bullet"/>
       <w:lvlText w:val="o"/>
@@ -3770,7 +2863,7 @@
         <w:rFonts w:ascii="Courier New" w:hAnsi="Courier New"/>
       </w:rPr>
     </w:lvl>
-    <w:lvl w:ilvl="5">
+    <w:lvl w:ilvl="5" w:tplc="432071C6">
       <w:start w:val="1"/>
       <w:numFmt w:val="bullet"/>
       <w:lvlText w:val=""/>
@@ -3785,7 +2878,7 @@
         <w:rFonts w:ascii="Wingdings" w:hAnsi="Wingdings"/>
       </w:rPr>
     </w:lvl>
-    <w:lvl w:ilvl="6">
+    <w:lvl w:ilvl="6" w:tplc="4656C926">
       <w:start w:val="1"/>
       <w:numFmt w:val="bullet"/>
       <w:lvlText w:val=""/>
@@ -3800,7 +2893,7 @@
         <w:rFonts w:ascii="Symbol" w:hAnsi="Symbol"/>
       </w:rPr>
     </w:lvl>
-    <w:lvl w:ilvl="7">
+    <w:lvl w:ilvl="7" w:tplc="60BC64D0">
       <w:start w:val="1"/>
       <w:numFmt w:val="bullet"/>
       <w:lvlText w:val="o"/>
@@ -3815,7 +2908,7 @@
         <w:rFonts w:ascii="Courier New" w:hAnsi="Courier New"/>
       </w:rPr>
     </w:lvl>
-    <w:lvl w:ilvl="8">
+    <w:lvl w:ilvl="8" w:tplc="1DC69244">
       <w:start w:val="1"/>
       <w:numFmt w:val="bullet"/>
       <w:lvlText w:val=""/>
@@ -3831,11 +2924,11 @@
       </w:rPr>
     </w:lvl>
   </w:abstractNum>
-  <w:abstractNum w:abstractNumId="1">
+  <w:abstractNum w:abstractNumId="1" w15:restartNumberingAfterBreak="0">
     <w:nsid w:val="00000002"/>
     <w:multiLevelType w:val="hybridMultilevel"/>
     <w:tmpl w:val="00000002"/>
-    <w:lvl w:ilvl="0">
+    <w:lvl w:ilvl="0" w:tplc="9CB2F324">
       <w:start w:val="1"/>
       <w:numFmt w:val="bullet"/>
       <w:lvlText w:val=""/>
@@ -3847,7 +2940,7 @@
         <w:rFonts w:ascii="Symbol" w:hAnsi="Symbol"/>
       </w:rPr>
     </w:lvl>
-    <w:lvl w:ilvl="1">
+    <w:lvl w:ilvl="1" w:tplc="63EA92FE">
       <w:start w:val="1"/>
       <w:numFmt w:val="bullet"/>
       <w:lvlText w:val="o"/>
@@ -3862,7 +2955,7 @@
         <w:rFonts w:ascii="Courier New" w:hAnsi="Courier New"/>
       </w:rPr>
     </w:lvl>
-    <w:lvl w:ilvl="2">
+    <w:lvl w:ilvl="2" w:tplc="BFA84646">
       <w:start w:val="1"/>
       <w:numFmt w:val="bullet"/>
       <w:lvlText w:val=""/>
@@ -3877,7 +2970,7 @@
         <w:rFonts w:ascii="Wingdings" w:hAnsi="Wingdings"/>
       </w:rPr>
     </w:lvl>
-    <w:lvl w:ilvl="3">
+    <w:lvl w:ilvl="3" w:tplc="5D364FE2">
       <w:start w:val="1"/>
       <w:numFmt w:val="bullet"/>
       <w:lvlText w:val=""/>
@@ -3892,7 +2985,7 @@
         <w:rFonts w:ascii="Symbol" w:hAnsi="Symbol"/>
       </w:rPr>
     </w:lvl>
-    <w:lvl w:ilvl="4">
+    <w:lvl w:ilvl="4" w:tplc="E00811A0">
       <w:start w:val="1"/>
       <w:numFmt w:val="bullet"/>
       <w:lvlText w:val="o"/>
@@ -3907,7 +3000,7 @@
         <w:rFonts w:ascii="Courier New" w:hAnsi="Courier New"/>
       </w:rPr>
     </w:lvl>
-    <w:lvl w:ilvl="5">
+    <w:lvl w:ilvl="5" w:tplc="7B3C0DFC">
       <w:start w:val="1"/>
       <w:numFmt w:val="bullet"/>
       <w:lvlText w:val=""/>
@@ -3922,7 +3015,7 @@
         <w:rFonts w:ascii="Wingdings" w:hAnsi="Wingdings"/>
       </w:rPr>
     </w:lvl>
-    <w:lvl w:ilvl="6">
+    <w:lvl w:ilvl="6" w:tplc="CD28FC70">
       <w:start w:val="1"/>
       <w:numFmt w:val="bullet"/>
       <w:lvlText w:val=""/>
@@ -3937,7 +3030,7 @@
         <w:rFonts w:ascii="Symbol" w:hAnsi="Symbol"/>
       </w:rPr>
     </w:lvl>
-    <w:lvl w:ilvl="7">
+    <w:lvl w:ilvl="7" w:tplc="00C60602">
       <w:start w:val="1"/>
       <w:numFmt w:val="bullet"/>
       <w:lvlText w:val="o"/>
@@ -3952,7 +3045,7 @@
         <w:rFonts w:ascii="Courier New" w:hAnsi="Courier New"/>
       </w:rPr>
     </w:lvl>
-    <w:lvl w:ilvl="8">
+    <w:lvl w:ilvl="8" w:tplc="DCBE1AF8">
       <w:start w:val="1"/>
       <w:numFmt w:val="bullet"/>
       <w:lvlText w:val=""/>
@@ -3968,11 +3061,11 @@
       </w:rPr>
     </w:lvl>
   </w:abstractNum>
-  <w:abstractNum w:abstractNumId="2">
+  <w:abstractNum w:abstractNumId="2" w15:restartNumberingAfterBreak="0">
     <w:nsid w:val="00000003"/>
     <w:multiLevelType w:val="hybridMultilevel"/>
     <w:tmpl w:val="00000003"/>
-    <w:lvl w:ilvl="0">
+    <w:lvl w:ilvl="0" w:tplc="046E2DA8">
       <w:start w:val="1"/>
       <w:numFmt w:val="bullet"/>
       <w:lvlText w:val=""/>
@@ -3984,7 +3077,7 @@
         <w:rFonts w:ascii="Symbol" w:hAnsi="Symbol"/>
       </w:rPr>
     </w:lvl>
-    <w:lvl w:ilvl="1">
+    <w:lvl w:ilvl="1" w:tplc="12BABC3C">
       <w:start w:val="1"/>
       <w:numFmt w:val="bullet"/>
       <w:lvlText w:val="o"/>
@@ -3999,7 +3092,7 @@
         <w:rFonts w:ascii="Courier New" w:hAnsi="Courier New"/>
       </w:rPr>
     </w:lvl>
-    <w:lvl w:ilvl="2">
+    <w:lvl w:ilvl="2" w:tplc="FCCA6C52">
       <w:start w:val="1"/>
       <w:numFmt w:val="bullet"/>
       <w:lvlText w:val=""/>
@@ -4014,7 +3107,7 @@
         <w:rFonts w:ascii="Wingdings" w:hAnsi="Wingdings"/>
       </w:rPr>
     </w:lvl>
-    <w:lvl w:ilvl="3">
+    <w:lvl w:ilvl="3" w:tplc="056AEC7E">
       <w:start w:val="1"/>
       <w:numFmt w:val="bullet"/>
       <w:lvlText w:val=""/>
@@ -4029,7 +3122,7 @@
         <w:rFonts w:ascii="Symbol" w:hAnsi="Symbol"/>
       </w:rPr>
     </w:lvl>
-    <w:lvl w:ilvl="4">
+    <w:lvl w:ilvl="4" w:tplc="3066036E">
       <w:start w:val="1"/>
       <w:numFmt w:val="bullet"/>
       <w:lvlText w:val="o"/>
@@ -4044,7 +3137,7 @@
         <w:rFonts w:ascii="Courier New" w:hAnsi="Courier New"/>
       </w:rPr>
     </w:lvl>
-    <w:lvl w:ilvl="5">
+    <w:lvl w:ilvl="5" w:tplc="CBAC360A">
       <w:start w:val="1"/>
       <w:numFmt w:val="bullet"/>
       <w:lvlText w:val=""/>
@@ -4059,7 +3152,7 @@
         <w:rFonts w:ascii="Wingdings" w:hAnsi="Wingdings"/>
       </w:rPr>
     </w:lvl>
-    <w:lvl w:ilvl="6">
+    <w:lvl w:ilvl="6" w:tplc="A080F5C4">
       <w:start w:val="1"/>
       <w:numFmt w:val="bullet"/>
       <w:lvlText w:val=""/>
@@ -4074,7 +3167,7 @@
         <w:rFonts w:ascii="Symbol" w:hAnsi="Symbol"/>
       </w:rPr>
     </w:lvl>
-    <w:lvl w:ilvl="7">
+    <w:lvl w:ilvl="7" w:tplc="048E2894">
       <w:start w:val="1"/>
       <w:numFmt w:val="bullet"/>
       <w:lvlText w:val="o"/>
@@ -4089,7 +3182,7 @@
         <w:rFonts w:ascii="Courier New" w:hAnsi="Courier New"/>
       </w:rPr>
     </w:lvl>
-    <w:lvl w:ilvl="8">
+    <w:lvl w:ilvl="8" w:tplc="2F900388">
       <w:start w:val="1"/>
       <w:numFmt w:val="bullet"/>
       <w:lvlText w:val=""/>
@@ -4105,11 +3198,11 @@
       </w:rPr>
     </w:lvl>
   </w:abstractNum>
-  <w:abstractNum w:abstractNumId="3">
+  <w:abstractNum w:abstractNumId="3" w15:restartNumberingAfterBreak="0">
     <w:nsid w:val="00000004"/>
     <w:multiLevelType w:val="hybridMultilevel"/>
     <w:tmpl w:val="00000004"/>
-    <w:lvl w:ilvl="0">
+    <w:lvl w:ilvl="0" w:tplc="1026F01A">
       <w:start w:val="1"/>
       <w:numFmt w:val="bullet"/>
       <w:lvlText w:val=""/>
@@ -4121,7 +3214,7 @@
         <w:rFonts w:ascii="Symbol" w:hAnsi="Symbol"/>
       </w:rPr>
     </w:lvl>
-    <w:lvl w:ilvl="1">
+    <w:lvl w:ilvl="1" w:tplc="C7324BC0">
       <w:start w:val="1"/>
       <w:numFmt w:val="bullet"/>
       <w:lvlText w:val="o"/>
@@ -4136,7 +3229,7 @@
         <w:rFonts w:ascii="Courier New" w:hAnsi="Courier New"/>
       </w:rPr>
     </w:lvl>
-    <w:lvl w:ilvl="2">
+    <w:lvl w:ilvl="2" w:tplc="5C8E520E">
       <w:start w:val="1"/>
       <w:numFmt w:val="bullet"/>
       <w:lvlText w:val=""/>
@@ -4151,7 +3244,7 @@
         <w:rFonts w:ascii="Wingdings" w:hAnsi="Wingdings"/>
       </w:rPr>
     </w:lvl>
-    <w:lvl w:ilvl="3">
+    <w:lvl w:ilvl="3" w:tplc="61C677E8">
       <w:start w:val="1"/>
       <w:numFmt w:val="bullet"/>
       <w:lvlText w:val=""/>
@@ -4166,7 +3259,7 @@
         <w:rFonts w:ascii="Symbol" w:hAnsi="Symbol"/>
       </w:rPr>
     </w:lvl>
-    <w:lvl w:ilvl="4">
+    <w:lvl w:ilvl="4" w:tplc="7026DA80">
       <w:start w:val="1"/>
       <w:numFmt w:val="bullet"/>
       <w:lvlText w:val="o"/>
@@ -4181,7 +3274,7 @@
         <w:rFonts w:ascii="Courier New" w:hAnsi="Courier New"/>
       </w:rPr>
     </w:lvl>
-    <w:lvl w:ilvl="5">
+    <w:lvl w:ilvl="5" w:tplc="FA8EAE10">
       <w:start w:val="1"/>
       <w:numFmt w:val="bullet"/>
       <w:lvlText w:val=""/>
@@ -4196,7 +3289,7 @@
         <w:rFonts w:ascii="Wingdings" w:hAnsi="Wingdings"/>
       </w:rPr>
     </w:lvl>
-    <w:lvl w:ilvl="6">
+    <w:lvl w:ilvl="6" w:tplc="1D26B5BC">
       <w:start w:val="1"/>
       <w:numFmt w:val="bullet"/>
       <w:lvlText w:val=""/>
@@ -4211,7 +3304,7 @@
         <w:rFonts w:ascii="Symbol" w:hAnsi="Symbol"/>
       </w:rPr>
     </w:lvl>
-    <w:lvl w:ilvl="7">
+    <w:lvl w:ilvl="7" w:tplc="81BA207C">
       <w:start w:val="1"/>
       <w:numFmt w:val="bullet"/>
       <w:lvlText w:val="o"/>
@@ -4226,7 +3319,7 @@
         <w:rFonts w:ascii="Courier New" w:hAnsi="Courier New"/>
       </w:rPr>
     </w:lvl>
-    <w:lvl w:ilvl="8">
+    <w:lvl w:ilvl="8" w:tplc="77CA00AA">
       <w:start w:val="1"/>
       <w:numFmt w:val="bullet"/>
       <w:lvlText w:val=""/>
@@ -4242,11 +3335,11 @@
       </w:rPr>
     </w:lvl>
   </w:abstractNum>
-  <w:abstractNum w:abstractNumId="4">
+  <w:abstractNum w:abstractNumId="4" w15:restartNumberingAfterBreak="0">
     <w:nsid w:val="00000005"/>
     <w:multiLevelType w:val="hybridMultilevel"/>
     <w:tmpl w:val="00000005"/>
-    <w:lvl w:ilvl="0">
+    <w:lvl w:ilvl="0" w:tplc="35BE3772">
       <w:start w:val="1"/>
       <w:numFmt w:val="bullet"/>
       <w:lvlText w:val=""/>
@@ -4258,7 +3351,7 @@
         <w:rFonts w:ascii="Symbol" w:hAnsi="Symbol"/>
       </w:rPr>
     </w:lvl>
-    <w:lvl w:ilvl="1">
+    <w:lvl w:ilvl="1" w:tplc="7B10769A">
       <w:start w:val="1"/>
       <w:numFmt w:val="bullet"/>
       <w:lvlText w:val="o"/>
@@ -4273,7 +3366,7 @@
         <w:rFonts w:ascii="Courier New" w:hAnsi="Courier New"/>
       </w:rPr>
     </w:lvl>
-    <w:lvl w:ilvl="2">
+    <w:lvl w:ilvl="2" w:tplc="71BCA448">
       <w:start w:val="1"/>
       <w:numFmt w:val="bullet"/>
       <w:lvlText w:val=""/>
@@ -4288,7 +3381,7 @@
         <w:rFonts w:ascii="Wingdings" w:hAnsi="Wingdings"/>
       </w:rPr>
     </w:lvl>
-    <w:lvl w:ilvl="3">
+    <w:lvl w:ilvl="3" w:tplc="DDEE71EC">
       <w:start w:val="1"/>
       <w:numFmt w:val="bullet"/>
       <w:lvlText w:val=""/>
@@ -4303,7 +3396,7 @@
         <w:rFonts w:ascii="Symbol" w:hAnsi="Symbol"/>
       </w:rPr>
     </w:lvl>
-    <w:lvl w:ilvl="4">
+    <w:lvl w:ilvl="4" w:tplc="D8640616">
       <w:start w:val="1"/>
       <w:numFmt w:val="bullet"/>
       <w:lvlText w:val="o"/>
@@ -4318,7 +3411,7 @@
         <w:rFonts w:ascii="Courier New" w:hAnsi="Courier New"/>
       </w:rPr>
     </w:lvl>
-    <w:lvl w:ilvl="5">
+    <w:lvl w:ilvl="5" w:tplc="D650645C">
       <w:start w:val="1"/>
       <w:numFmt w:val="bullet"/>
       <w:lvlText w:val=""/>
@@ -4333,7 +3426,7 @@
         <w:rFonts w:ascii="Wingdings" w:hAnsi="Wingdings"/>
       </w:rPr>
     </w:lvl>
-    <w:lvl w:ilvl="6">
+    <w:lvl w:ilvl="6" w:tplc="763AFE6C">
       <w:start w:val="1"/>
       <w:numFmt w:val="bullet"/>
       <w:lvlText w:val=""/>
@@ -4348,7 +3441,7 @@
         <w:rFonts w:ascii="Symbol" w:hAnsi="Symbol"/>
       </w:rPr>
     </w:lvl>
-    <w:lvl w:ilvl="7">
+    <w:lvl w:ilvl="7" w:tplc="2E0A8E8E">
       <w:start w:val="1"/>
       <w:numFmt w:val="bullet"/>
       <w:lvlText w:val="o"/>
@@ -4363,7 +3456,7 @@
         <w:rFonts w:ascii="Courier New" w:hAnsi="Courier New"/>
       </w:rPr>
     </w:lvl>
-    <w:lvl w:ilvl="8">
+    <w:lvl w:ilvl="8" w:tplc="5AE44C76">
       <w:start w:val="1"/>
       <w:numFmt w:val="bullet"/>
       <w:lvlText w:val=""/>
@@ -4379,11 +3472,11 @@
       </w:rPr>
     </w:lvl>
   </w:abstractNum>
-  <w:abstractNum w:abstractNumId="5">
+  <w:abstractNum w:abstractNumId="5" w15:restartNumberingAfterBreak="0">
     <w:nsid w:val="00000006"/>
     <w:multiLevelType w:val="hybridMultilevel"/>
     <w:tmpl w:val="00000006"/>
-    <w:lvl w:ilvl="0">
+    <w:lvl w:ilvl="0" w:tplc="D8D4E14C">
       <w:start w:val="1"/>
       <w:numFmt w:val="bullet"/>
       <w:lvlText w:val=""/>
@@ -4395,7 +3488,7 @@
         <w:rFonts w:ascii="Symbol" w:hAnsi="Symbol"/>
       </w:rPr>
     </w:lvl>
-    <w:lvl w:ilvl="1">
+    <w:lvl w:ilvl="1" w:tplc="B750F930">
       <w:start w:val="1"/>
       <w:numFmt w:val="bullet"/>
       <w:lvlText w:val="o"/>
@@ -4410,7 +3503,7 @@
         <w:rFonts w:ascii="Courier New" w:hAnsi="Courier New"/>
       </w:rPr>
     </w:lvl>
-    <w:lvl w:ilvl="2">
+    <w:lvl w:ilvl="2" w:tplc="6246A38E">
       <w:start w:val="1"/>
       <w:numFmt w:val="bullet"/>
       <w:lvlText w:val=""/>
@@ -4425,7 +3518,7 @@
         <w:rFonts w:ascii="Wingdings" w:hAnsi="Wingdings"/>
       </w:rPr>
     </w:lvl>
-    <w:lvl w:ilvl="3">
+    <w:lvl w:ilvl="3" w:tplc="FEB4C33A">
       <w:start w:val="1"/>
       <w:numFmt w:val="bullet"/>
       <w:lvlText w:val=""/>
@@ -4440,7 +3533,7 @@
         <w:rFonts w:ascii="Symbol" w:hAnsi="Symbol"/>
       </w:rPr>
     </w:lvl>
-    <w:lvl w:ilvl="4">
+    <w:lvl w:ilvl="4" w:tplc="2A4E3DB4">
       <w:start w:val="1"/>
       <w:numFmt w:val="bullet"/>
       <w:lvlText w:val="o"/>
@@ -4455,7 +3548,7 @@
         <w:rFonts w:ascii="Courier New" w:hAnsi="Courier New"/>
       </w:rPr>
     </w:lvl>
-    <w:lvl w:ilvl="5">
+    <w:lvl w:ilvl="5" w:tplc="9C40B70C">
       <w:start w:val="1"/>
       <w:numFmt w:val="bullet"/>
       <w:lvlText w:val=""/>
@@ -4470,7 +3563,7 @@
         <w:rFonts w:ascii="Wingdings" w:hAnsi="Wingdings"/>
       </w:rPr>
     </w:lvl>
-    <w:lvl w:ilvl="6">
+    <w:lvl w:ilvl="6" w:tplc="FD6228DA">
       <w:start w:val="1"/>
       <w:numFmt w:val="bullet"/>
       <w:lvlText w:val=""/>
@@ -4485,7 +3578,7 @@
         <w:rFonts w:ascii="Symbol" w:hAnsi="Symbol"/>
       </w:rPr>
     </w:lvl>
-    <w:lvl w:ilvl="7">
+    <w:lvl w:ilvl="7" w:tplc="AD621A78">
       <w:start w:val="1"/>
       <w:numFmt w:val="bullet"/>
       <w:lvlText w:val="o"/>
@@ -4500,7 +3593,7 @@
         <w:rFonts w:ascii="Courier New" w:hAnsi="Courier New"/>
       </w:rPr>
     </w:lvl>
-    <w:lvl w:ilvl="8">
+    <w:lvl w:ilvl="8" w:tplc="F05A53C0">
       <w:start w:val="1"/>
       <w:numFmt w:val="bullet"/>
       <w:lvlText w:val=""/>
@@ -4516,11 +3609,11 @@
       </w:rPr>
     </w:lvl>
   </w:abstractNum>
-  <w:abstractNum w:abstractNumId="6">
+  <w:abstractNum w:abstractNumId="6" w15:restartNumberingAfterBreak="0">
     <w:nsid w:val="00000007"/>
     <w:multiLevelType w:val="hybridMultilevel"/>
     <w:tmpl w:val="00000007"/>
-    <w:lvl w:ilvl="0">
+    <w:lvl w:ilvl="0" w:tplc="22A8D2D0">
       <w:start w:val="1"/>
       <w:numFmt w:val="bullet"/>
       <w:lvlText w:val=""/>
@@ -4532,7 +3625,7 @@
         <w:rFonts w:ascii="Symbol" w:hAnsi="Symbol"/>
       </w:rPr>
     </w:lvl>
-    <w:lvl w:ilvl="1">
+    <w:lvl w:ilvl="1" w:tplc="2752F350">
       <w:start w:val="1"/>
       <w:numFmt w:val="bullet"/>
       <w:lvlText w:val="o"/>
@@ -4547,7 +3640,7 @@
         <w:rFonts w:ascii="Courier New" w:hAnsi="Courier New"/>
       </w:rPr>
     </w:lvl>
-    <w:lvl w:ilvl="2">
+    <w:lvl w:ilvl="2" w:tplc="DE4203F0">
       <w:start w:val="1"/>
       <w:numFmt w:val="bullet"/>
       <w:lvlText w:val=""/>
@@ -4562,7 +3655,7 @@
         <w:rFonts w:ascii="Wingdings" w:hAnsi="Wingdings"/>
       </w:rPr>
     </w:lvl>
-    <w:lvl w:ilvl="3">
+    <w:lvl w:ilvl="3" w:tplc="7E948E18">
       <w:start w:val="1"/>
       <w:numFmt w:val="bullet"/>
       <w:lvlText w:val=""/>
@@ -4577,7 +3670,7 @@
         <w:rFonts w:ascii="Symbol" w:hAnsi="Symbol"/>
       </w:rPr>
     </w:lvl>
-    <w:lvl w:ilvl="4">
+    <w:lvl w:ilvl="4" w:tplc="C16CCB42">
       <w:start w:val="1"/>
       <w:numFmt w:val="bullet"/>
       <w:lvlText w:val="o"/>
@@ -4592,7 +3685,7 @@
         <w:rFonts w:ascii="Courier New" w:hAnsi="Courier New"/>
       </w:rPr>
     </w:lvl>
-    <w:lvl w:ilvl="5">
+    <w:lvl w:ilvl="5" w:tplc="55BC5FA8">
       <w:start w:val="1"/>
       <w:numFmt w:val="bullet"/>
       <w:lvlText w:val=""/>
@@ -4607,7 +3700,7 @@
         <w:rFonts w:ascii="Wingdings" w:hAnsi="Wingdings"/>
       </w:rPr>
     </w:lvl>
-    <w:lvl w:ilvl="6">
+    <w:lvl w:ilvl="6" w:tplc="15C45266">
       <w:start w:val="1"/>
       <w:numFmt w:val="bullet"/>
       <w:lvlText w:val=""/>
@@ -4622,7 +3715,7 @@
         <w:rFonts w:ascii="Symbol" w:hAnsi="Symbol"/>
       </w:rPr>
     </w:lvl>
-    <w:lvl w:ilvl="7">
+    <w:lvl w:ilvl="7" w:tplc="92FC3EF0">
       <w:start w:val="1"/>
       <w:numFmt w:val="bullet"/>
       <w:lvlText w:val="o"/>
@@ -4637,7 +3730,7 @@
         <w:rFonts w:ascii="Courier New" w:hAnsi="Courier New"/>
       </w:rPr>
     </w:lvl>
-    <w:lvl w:ilvl="8">
+    <w:lvl w:ilvl="8" w:tplc="ECB2EAF0">
       <w:start w:val="1"/>
       <w:numFmt w:val="bullet"/>
       <w:lvlText w:val=""/>
@@ -4653,11 +3746,11 @@
       </w:rPr>
     </w:lvl>
   </w:abstractNum>
-  <w:abstractNum w:abstractNumId="7">
+  <w:abstractNum w:abstractNumId="7" w15:restartNumberingAfterBreak="0">
     <w:nsid w:val="00000008"/>
     <w:multiLevelType w:val="hybridMultilevel"/>
     <w:tmpl w:val="00000008"/>
-    <w:lvl w:ilvl="0">
+    <w:lvl w:ilvl="0" w:tplc="DEDC405A">
       <w:start w:val="1"/>
       <w:numFmt w:val="bullet"/>
       <w:lvlText w:val=""/>
@@ -4669,7 +3762,7 @@
         <w:rFonts w:ascii="Symbol" w:hAnsi="Symbol"/>
       </w:rPr>
     </w:lvl>
-    <w:lvl w:ilvl="1">
+    <w:lvl w:ilvl="1" w:tplc="1442947E">
       <w:start w:val="1"/>
       <w:numFmt w:val="bullet"/>
       <w:lvlText w:val="o"/>
@@ -4684,7 +3777,7 @@
         <w:rFonts w:ascii="Courier New" w:hAnsi="Courier New"/>
       </w:rPr>
     </w:lvl>
-    <w:lvl w:ilvl="2">
+    <w:lvl w:ilvl="2" w:tplc="24D0C56A">
       <w:start w:val="1"/>
       <w:numFmt w:val="bullet"/>
       <w:lvlText w:val=""/>
@@ -4699,7 +3792,7 @@
         <w:rFonts w:ascii="Wingdings" w:hAnsi="Wingdings"/>
       </w:rPr>
     </w:lvl>
-    <w:lvl w:ilvl="3">
+    <w:lvl w:ilvl="3" w:tplc="2A38337A">
       <w:start w:val="1"/>
       <w:numFmt w:val="bullet"/>
       <w:lvlText w:val=""/>
@@ -4714,7 +3807,7 @@
         <w:rFonts w:ascii="Symbol" w:hAnsi="Symbol"/>
       </w:rPr>
     </w:lvl>
-    <w:lvl w:ilvl="4">
+    <w:lvl w:ilvl="4" w:tplc="445605B6">
       <w:start w:val="1"/>
       <w:numFmt w:val="bullet"/>
       <w:lvlText w:val="o"/>
@@ -4729,7 +3822,7 @@
         <w:rFonts w:ascii="Courier New" w:hAnsi="Courier New"/>
       </w:rPr>
     </w:lvl>
-    <w:lvl w:ilvl="5">
+    <w:lvl w:ilvl="5" w:tplc="59129702">
       <w:start w:val="1"/>
       <w:numFmt w:val="bullet"/>
       <w:lvlText w:val=""/>
@@ -4744,7 +3837,7 @@
         <w:rFonts w:ascii="Wingdings" w:hAnsi="Wingdings"/>
       </w:rPr>
     </w:lvl>
-    <w:lvl w:ilvl="6">
+    <w:lvl w:ilvl="6" w:tplc="BF107072">
       <w:start w:val="1"/>
       <w:numFmt w:val="bullet"/>
       <w:lvlText w:val=""/>
@@ -4759,7 +3852,7 @@
         <w:rFonts w:ascii="Symbol" w:hAnsi="Symbol"/>
       </w:rPr>
     </w:lvl>
-    <w:lvl w:ilvl="7">
+    <w:lvl w:ilvl="7" w:tplc="30EC3D2E">
       <w:start w:val="1"/>
       <w:numFmt w:val="bullet"/>
       <w:lvlText w:val="o"/>
@@ -4774,7 +3867,7 @@
         <w:rFonts w:ascii="Courier New" w:hAnsi="Courier New"/>
       </w:rPr>
     </w:lvl>
-    <w:lvl w:ilvl="8">
+    <w:lvl w:ilvl="8" w:tplc="6D888654">
       <w:start w:val="1"/>
       <w:numFmt w:val="bullet"/>
       <w:lvlText w:val=""/>
@@ -4790,11 +3883,11 @@
       </w:rPr>
     </w:lvl>
   </w:abstractNum>
-  <w:abstractNum w:abstractNumId="8">
+  <w:abstractNum w:abstractNumId="8" w15:restartNumberingAfterBreak="0">
     <w:nsid w:val="00000009"/>
     <w:multiLevelType w:val="hybridMultilevel"/>
     <w:tmpl w:val="00000009"/>
-    <w:lvl w:ilvl="0">
+    <w:lvl w:ilvl="0" w:tplc="6096EEBE">
       <w:start w:val="1"/>
       <w:numFmt w:val="bullet"/>
       <w:lvlText w:val=""/>
@@ -4806,7 +3899,7 @@
         <w:rFonts w:ascii="Symbol" w:hAnsi="Symbol"/>
       </w:rPr>
     </w:lvl>
-    <w:lvl w:ilvl="1">
+    <w:lvl w:ilvl="1" w:tplc="88C8C8BA">
       <w:start w:val="1"/>
       <w:numFmt w:val="bullet"/>
       <w:lvlText w:val="o"/>
@@ -4821,7 +3914,7 @@
         <w:rFonts w:ascii="Courier New" w:hAnsi="Courier New"/>
       </w:rPr>
     </w:lvl>
-    <w:lvl w:ilvl="2">
+    <w:lvl w:ilvl="2" w:tplc="35ECF6B6">
       <w:start w:val="1"/>
       <w:numFmt w:val="bullet"/>
       <w:lvlText w:val=""/>
@@ -4836,7 +3929,7 @@
         <w:rFonts w:ascii="Wingdings" w:hAnsi="Wingdings"/>
       </w:rPr>
     </w:lvl>
-    <w:lvl w:ilvl="3">
+    <w:lvl w:ilvl="3" w:tplc="70421C50">
       <w:start w:val="1"/>
       <w:numFmt w:val="bullet"/>
       <w:lvlText w:val=""/>
@@ -4851,7 +3944,7 @@
         <w:rFonts w:ascii="Symbol" w:hAnsi="Symbol"/>
       </w:rPr>
     </w:lvl>
-    <w:lvl w:ilvl="4">
+    <w:lvl w:ilvl="4" w:tplc="7DB02D08">
       <w:start w:val="1"/>
       <w:numFmt w:val="bullet"/>
       <w:lvlText w:val="o"/>
@@ -4866,7 +3959,7 @@
         <w:rFonts w:ascii="Courier New" w:hAnsi="Courier New"/>
       </w:rPr>
     </w:lvl>
-    <w:lvl w:ilvl="5">
+    <w:lvl w:ilvl="5" w:tplc="D4601136">
       <w:start w:val="1"/>
       <w:numFmt w:val="bullet"/>
       <w:lvlText w:val=""/>
@@ -4881,7 +3974,7 @@
         <w:rFonts w:ascii="Wingdings" w:hAnsi="Wingdings"/>
       </w:rPr>
     </w:lvl>
-    <w:lvl w:ilvl="6">
+    <w:lvl w:ilvl="6" w:tplc="CBE240CE">
       <w:start w:val="1"/>
       <w:numFmt w:val="bullet"/>
       <w:lvlText w:val=""/>
@@ -4896,7 +3989,7 @@
         <w:rFonts w:ascii="Symbol" w:hAnsi="Symbol"/>
       </w:rPr>
     </w:lvl>
-    <w:lvl w:ilvl="7">
+    <w:lvl w:ilvl="7" w:tplc="74288C34">
       <w:start w:val="1"/>
       <w:numFmt w:val="bullet"/>
       <w:lvlText w:val="o"/>
@@ -4911,7 +4004,7 @@
         <w:rFonts w:ascii="Courier New" w:hAnsi="Courier New"/>
       </w:rPr>
     </w:lvl>
-    <w:lvl w:ilvl="8">
+    <w:lvl w:ilvl="8" w:tplc="1690F082">
       <w:start w:val="1"/>
       <w:numFmt w:val="bullet"/>
       <w:lvlText w:val=""/>
@@ -4927,205 +4020,436 @@
       </w:rPr>
     </w:lvl>
   </w:abstractNum>
-  <w:num w:numId="1">
+  <w:num w:numId="1" w16cid:durableId="671298641">
     <w:abstractNumId w:val="0"/>
   </w:num>
-  <w:num w:numId="2">
+  <w:num w:numId="2" w16cid:durableId="284892077">
     <w:abstractNumId w:val="1"/>
   </w:num>
-  <w:num w:numId="3">
+  <w:num w:numId="3" w16cid:durableId="675573131">
     <w:abstractNumId w:val="2"/>
   </w:num>
-  <w:num w:numId="4">
+  <w:num w:numId="4" w16cid:durableId="1734351204">
     <w:abstractNumId w:val="3"/>
   </w:num>
-  <w:num w:numId="5">
+  <w:num w:numId="5" w16cid:durableId="173691270">
     <w:abstractNumId w:val="4"/>
   </w:num>
-  <w:num w:numId="6">
+  <w:num w:numId="6" w16cid:durableId="1740976025">
     <w:abstractNumId w:val="5"/>
   </w:num>
-  <w:num w:numId="7">
+  <w:num w:numId="7" w16cid:durableId="2092045307">
     <w:abstractNumId w:val="6"/>
   </w:num>
-  <w:num w:numId="8">
+  <w:num w:numId="8" w16cid:durableId="840002197">
     <w:abstractNumId w:val="7"/>
   </w:num>
-  <w:num w:numId="9">
+  <w:num w:numId="9" w16cid:durableId="1843543865">
     <w:abstractNumId w:val="8"/>
   </w:num>
 </w:numbering>
 </file>
 
 <file path=word/styles.xml><?xml version="1.0" encoding="utf-8"?>
-<w:styles xmlns:r="http://schemas.openxmlformats.org/officeDocument/2006/relationships" xmlns:w="http://schemas.openxmlformats.org/wordprocessingml/2006/main">
+<w:styles xmlns:mc="http://schemas.openxmlformats.org/markup-compatibility/2006" xmlns:r="http://schemas.openxmlformats.org/officeDocument/2006/relationships" xmlns:w="http://schemas.openxmlformats.org/wordprocessingml/2006/main" xmlns:w14="http://schemas.microsoft.com/office/word/2010/wordml" xmlns:w15="http://schemas.microsoft.com/office/word/2012/wordml" xmlns:w16cex="http://schemas.microsoft.com/office/word/2018/wordml/cex" xmlns:w16cid="http://schemas.microsoft.com/office/word/2016/wordml/cid" xmlns:w16="http://schemas.microsoft.com/office/word/2018/wordml" xmlns:w16du="http://schemas.microsoft.com/office/word/2023/wordml/word16du" xmlns:w16sdtdh="http://schemas.microsoft.com/office/word/2020/wordml/sdtdatahash" xmlns:w16sdtfl="http://schemas.microsoft.com/office/word/2024/wordml/sdtformatlock" xmlns:w16se="http://schemas.microsoft.com/office/word/2015/wordml/symex" mc:Ignorable="w14 w15 w16se w16cid w16 w16cex w16sdtdh w16sdtfl w16du">
   <w:docDefaults>
     <w:rPrDefault>
       <w:rPr>
+        <w:rFonts w:ascii="Times New Roman" w:eastAsia="Times New Roman" w:hAnsi="Times New Roman" w:cs="Times New Roman"/>
         <w:lang w:val="en-US" w:eastAsia="en-US" w:bidi="ar-SA"/>
       </w:rPr>
     </w:rPrDefault>
     <w:pPrDefault/>
   </w:docDefaults>
-  <w:latentStyles w:defLockedState="0" w:defUIPriority="99" w:defSemiHidden="1" w:defUnhideWhenUsed="1" w:defQFormat="0" w:count="267">
-    <w:lsdException w:name="Normal" w:semiHidden="0" w:uiPriority="0" w:unhideWhenUsed="0" w:qFormat="1"/>
-    <w:lsdException w:name="heading 1" w:semiHidden="0" w:uiPriority="9" w:unhideWhenUsed="0" w:qFormat="1"/>
-    <w:lsdException w:name="heading 2" w:uiPriority="9" w:qFormat="1"/>
-    <w:lsdException w:name="heading 3" w:uiPriority="9" w:qFormat="1"/>
-    <w:lsdException w:name="heading 4" w:uiPriority="9" w:qFormat="1"/>
-    <w:lsdException w:name="heading 5" w:uiPriority="9" w:qFormat="1"/>
-    <w:lsdException w:name="heading 6" w:uiPriority="9" w:qFormat="1"/>
-    <w:lsdException w:name="heading 7" w:uiPriority="9" w:qFormat="1"/>
-    <w:lsdException w:name="heading 8" w:uiPriority="9" w:qFormat="1"/>
-    <w:lsdException w:name="heading 9" w:uiPriority="9" w:qFormat="1"/>
-    <w:lsdException w:name="toc 1" w:uiPriority="39"/>
-    <w:lsdException w:name="toc 2" w:uiPriority="39"/>
-    <w:lsdException w:name="toc 3" w:uiPriority="39"/>
-    <w:lsdException w:name="toc 4" w:uiPriority="39"/>
-    <w:lsdException w:name="toc 5" w:uiPriority="39"/>
-    <w:lsdException w:name="toc 6" w:uiPriority="39"/>
-    <w:lsdException w:name="toc 7" w:uiPriority="39"/>
-    <w:lsdException w:name="toc 8" w:uiPriority="39"/>
-    <w:lsdException w:name="toc 9" w:uiPriority="39"/>
-    <w:lsdException w:name="caption" w:uiPriority="35" w:qFormat="1"/>
-    <w:lsdException w:name="Title" w:semiHidden="0" w:uiPriority="10" w:unhideWhenUsed="0" w:qFormat="1"/>
-    <w:lsdException w:name="Default Paragraph Font" w:uiPriority="1"/>
-    <w:lsdException w:name="Subtitle" w:semiHidden="0" w:uiPriority="11" w:unhideWhenUsed="0" w:qFormat="1"/>
-    <w:lsdException w:name="Strong" w:semiHidden="0" w:uiPriority="22" w:unhideWhenUsed="0" w:qFormat="1"/>
-    <w:lsdException w:name="Emphasis" w:semiHidden="0" w:uiPriority="20" w:unhideWhenUsed="0" w:qFormat="1"/>
-    <w:lsdException w:name="Table Grid" w:semiHidden="0" w:uiPriority="59" w:unhideWhenUsed="0"/>
-    <w:lsdException w:name="Placeholder Text" w:unhideWhenUsed="0"/>
-    <w:lsdException w:name="No Spacing" w:semiHidden="0" w:uiPriority="1" w:unhideWhenUsed="0" w:qFormat="1"/>
-    <w:lsdException w:name="Light Shading" w:semiHidden="0" w:uiPriority="60" w:unhideWhenUsed="0"/>
-    <w:lsdException w:name="Light List" w:semiHidden="0" w:uiPriority="61" w:unhideWhenUsed="0"/>
-    <w:lsdException w:name="Light Grid" w:semiHidden="0" w:uiPriority="62" w:unhideWhenUsed="0"/>
-    <w:lsdException w:name="Medium Shading 1" w:semiHidden="0" w:uiPriority="63" w:unhideWhenUsed="0"/>
-    <w:lsdException w:name="Medium Shading 2" w:semiHidden="0" w:uiPriority="64" w:unhideWhenUsed="0"/>
-    <w:lsdException w:name="Medium List 1" w:semiHidden="0" w:uiPriority="65" w:unhideWhenUsed="0"/>
-    <w:lsdException w:name="Medium List 2" w:semiHidden="0" w:uiPriority="66" w:unhideWhenUsed="0"/>
-    <w:lsdException w:name="Medium Grid 1" w:semiHidden="0" w:uiPriority="67" w:unhideWhenUsed="0"/>
-    <w:lsdException w:name="Medium Grid 2" w:semiHidden="0" w:uiPriority="68" w:unhideWhenUsed="0"/>
-    <w:lsdException w:name="Medium Grid 3" w:semiHidden="0" w:uiPriority="69" w:unhideWhenUsed="0"/>
-    <w:lsdException w:name="Dark List" w:semiHidden="0" w:uiPriority="70" w:unhideWhenUsed="0"/>
-    <w:lsdException w:name="Colorful Shading" w:semiHidden="0" w:uiPriority="71" w:unhideWhenUsed="0"/>
-    <w:lsdException w:name="Colorful List" w:semiHidden="0" w:uiPriority="72" w:unhideWhenUsed="0"/>
-    <w:lsdException w:name="Colorful Grid" w:semiHidden="0" w:uiPriority="73" w:unhideWhenUsed="0"/>
-    <w:lsdException w:name="Light Shading Accent 1" w:semiHidden="0" w:uiPriority="60" w:unhideWhenUsed="0"/>
-    <w:lsdException w:name="Light List Accent 1" w:semiHidden="0" w:uiPriority="61" w:unhideWhenUsed="0"/>
-    <w:lsdException w:name="Light Grid Accent 1" w:semiHidden="0" w:uiPriority="62" w:unhideWhenUsed="0"/>
-    <w:lsdException w:name="Medium Shading 1 Accent 1" w:semiHidden="0" w:uiPriority="63" w:unhideWhenUsed="0"/>
-    <w:lsdException w:name="Medium Shading 2 Accent 1" w:semiHidden="0" w:uiPriority="64" w:unhideWhenUsed="0"/>
-    <w:lsdException w:name="Medium List 1 Accent 1" w:semiHidden="0" w:uiPriority="65" w:unhideWhenUsed="0"/>
-    <w:lsdException w:name="Revision" w:unhideWhenUsed="0"/>
-    <w:lsdException w:name="List Paragraph" w:semiHidden="0" w:uiPriority="34" w:unhideWhenUsed="0" w:qFormat="1"/>
-    <w:lsdException w:name="Quote" w:semiHidden="0" w:uiPriority="29" w:unhideWhenUsed="0" w:qFormat="1"/>
-    <w:lsdException w:name="Intense Quote" w:semiHidden="0" w:uiPriority="30" w:unhideWhenUsed="0" w:qFormat="1"/>
-    <w:lsdException w:name="Medium List 2 Accent 1" w:semiHidden="0" w:uiPriority="66" w:unhideWhenUsed="0"/>
-    <w:lsdException w:name="Medium Grid 1 Accent 1" w:semiHidden="0" w:uiPriority="67" w:unhideWhenUsed="0"/>
-    <w:lsdException w:name="Medium Grid 2 Accent 1" w:semiHidden="0" w:uiPriority="68" w:unhideWhenUsed="0"/>
-    <w:lsdException w:name="Medium Grid 3 Accent 1" w:semiHidden="0" w:uiPriority="69" w:unhideWhenUsed="0"/>
-    <w:lsdException w:name="Dark List Accent 1" w:semiHidden="0" w:uiPriority="70" w:unhideWhenUsed="0"/>
-    <w:lsdException w:name="Colorful Shading Accent 1" w:semiHidden="0" w:uiPriority="71" w:unhideWhenUsed="0"/>
-    <w:lsdException w:name="Colorful List Accent 1" w:semiHidden="0" w:uiPriority="72" w:unhideWhenUsed="0"/>
-    <w:lsdException w:name="Colorful Grid Accent 1" w:semiHidden="0" w:uiPriority="73" w:unhideWhenUsed="0"/>
-    <w:lsdException w:name="Light Shading Accent 2" w:semiHidden="0" w:uiPriority="60" w:unhideWhenUsed="0"/>
-    <w:lsdException w:name="Light List Accent 2" w:semiHidden="0" w:uiPriority="61" w:unhideWhenUsed="0"/>
-    <w:lsdException w:name="Light Grid Accent 2" w:semiHidden="0" w:uiPriority="62" w:unhideWhenUsed="0"/>
-    <w:lsdException w:name="Medium Shading 1 Accent 2" w:semiHidden="0" w:uiPriority="63" w:unhideWhenUsed="0"/>
-    <w:lsdException w:name="Medium Shading 2 Accent 2" w:semiHidden="0" w:uiPriority="64" w:unhideWhenUsed="0"/>
-    <w:lsdException w:name="Medium List 1 Accent 2" w:semiHidden="0" w:uiPriority="65" w:unhideWhenUsed="0"/>
-    <w:lsdException w:name="Medium List 2 Accent 2" w:semiHidden="0" w:uiPriority="66" w:unhideWhenUsed="0"/>
-    <w:lsdException w:name="Medium Grid 1 Accent 2" w:semiHidden="0" w:uiPriority="67" w:unhideWhenUsed="0"/>
-    <w:lsdException w:name="Medium Grid 2 Accent 2" w:semiHidden="0" w:uiPriority="68" w:unhideWhenUsed="0"/>
-    <w:lsdException w:name="Medium Grid 3 Accent 2" w:semiHidden="0" w:uiPriority="69" w:unhideWhenUsed="0"/>
-    <w:lsdException w:name="Dark List Accent 2" w:semiHidden="0" w:uiPriority="70" w:unhideWhenUsed="0"/>
-    <w:lsdException w:name="Colorful Shading Accent 2" w:semiHidden="0" w:uiPriority="71" w:unhideWhenUsed="0"/>
-    <w:lsdException w:name="Colorful List Accent 2" w:semiHidden="0" w:uiPriority="72" w:unhideWhenUsed="0"/>
-    <w:lsdException w:name="Colorful Grid Accent 2" w:semiHidden="0" w:uiPriority="73" w:unhideWhenUsed="0"/>
-    <w:lsdException w:name="Light Shading Accent 3" w:semiHidden="0" w:uiPriority="60" w:unhideWhenUsed="0"/>
-    <w:lsdException w:name="Light List Accent 3" w:semiHidden="0" w:uiPriority="61" w:unhideWhenUsed="0"/>
-    <w:lsdException w:name="Light Grid Accent 3" w:semiHidden="0" w:uiPriority="62" w:unhideWhenUsed="0"/>
-    <w:lsdException w:name="Medium Shading 1 Accent 3" w:semiHidden="0" w:uiPriority="63" w:unhideWhenUsed="0"/>
-    <w:lsdException w:name="Medium Shading 2 Accent 3" w:semiHidden="0" w:uiPriority="64" w:unhideWhenUsed="0"/>
-    <w:lsdException w:name="Medium List 1 Accent 3" w:semiHidden="0" w:uiPriority="65" w:unhideWhenUsed="0"/>
-    <w:lsdException w:name="Medium List 2 Accent 3" w:semiHidden="0" w:uiPriority="66" w:unhideWhenUsed="0"/>
-    <w:lsdException w:name="Medium Grid 1 Accent 3" w:semiHidden="0" w:uiPriority="67" w:unhideWhenUsed="0"/>
-    <w:lsdException w:name="Medium Grid 2 Accent 3" w:semiHidden="0" w:uiPriority="68" w:unhideWhenUsed="0"/>
-    <w:lsdException w:name="Medium Grid 3 Accent 3" w:semiHidden="0" w:uiPriority="69" w:unhideWhenUsed="0"/>
-    <w:lsdException w:name="Dark List Accent 3" w:semiHidden="0" w:uiPriority="70" w:unhideWhenUsed="0"/>
-    <w:lsdException w:name="Colorful Shading Accent 3" w:semiHidden="0" w:uiPriority="71" w:unhideWhenUsed="0"/>
-    <w:lsdException w:name="Colorful List Accent 3" w:semiHidden="0" w:uiPriority="72" w:unhideWhenUsed="0"/>
-    <w:lsdException w:name="Colorful Grid Accent 3" w:semiHidden="0" w:uiPriority="73" w:unhideWhenUsed="0"/>
-    <w:lsdException w:name="Light Shading Accent 4" w:semiHidden="0" w:uiPriority="60" w:unhideWhenUsed="0"/>
-    <w:lsdException w:name="Light List Accent 4" w:semiHidden="0" w:uiPriority="61" w:unhideWhenUsed="0"/>
-    <w:lsdException w:name="Light Grid Accent 4" w:semiHidden="0" w:uiPriority="62" w:unhideWhenUsed="0"/>
-    <w:lsdException w:name="Medium Shading 1 Accent 4" w:semiHidden="0" w:uiPriority="63" w:unhideWhenUsed="0"/>
-    <w:lsdException w:name="Medium Shading 2 Accent 4" w:semiHidden="0" w:uiPriority="64" w:unhideWhenUsed="0"/>
-    <w:lsdException w:name="Medium List 1 Accent 4" w:semiHidden="0" w:uiPriority="65" w:unhideWhenUsed="0"/>
-    <w:lsdException w:name="Medium List 2 Accent 4" w:semiHidden="0" w:uiPriority="66" w:unhideWhenUsed="0"/>
-    <w:lsdException w:name="Medium Grid 1 Accent 4" w:semiHidden="0" w:uiPriority="67" w:unhideWhenUsed="0"/>
-    <w:lsdException w:name="Medium Grid 2 Accent 4" w:semiHidden="0" w:uiPriority="68" w:unhideWhenUsed="0"/>
-    <w:lsdException w:name="Medium Grid 3 Accent 4" w:semiHidden="0" w:uiPriority="69" w:unhideWhenUsed="0"/>
-    <w:lsdException w:name="Dark List Accent 4" w:semiHidden="0" w:uiPriority="70" w:unhideWhenUsed="0"/>
-    <w:lsdException w:name="Colorful Shading Accent 4" w:semiHidden="0" w:uiPriority="71" w:unhideWhenUsed="0"/>
-    <w:lsdException w:name="Colorful List Accent 4" w:semiHidden="0" w:uiPriority="72" w:unhideWhenUsed="0"/>
-    <w:lsdException w:name="Colorful Grid Accent 4" w:semiHidden="0" w:uiPriority="73" w:unhideWhenUsed="0"/>
-    <w:lsdException w:name="Light Shading Accent 5" w:semiHidden="0" w:uiPriority="60" w:unhideWhenUsed="0"/>
-    <w:lsdException w:name="Light List Accent 5" w:semiHidden="0" w:uiPriority="61" w:unhideWhenUsed="0"/>
-    <w:lsdException w:name="Light Grid Accent 5" w:semiHidden="0" w:uiPriority="62" w:unhideWhenUsed="0"/>
-    <w:lsdException w:name="Medium Shading 1 Accent 5" w:semiHidden="0" w:uiPriority="63" w:unhideWhenUsed="0"/>
-    <w:lsdException w:name="Medium Shading 2 Accent 5" w:semiHidden="0" w:uiPriority="64" w:unhideWhenUsed="0"/>
-    <w:lsdException w:name="Medium List 1 Accent 5" w:semiHidden="0" w:uiPriority="65" w:unhideWhenUsed="0"/>
-    <w:lsdException w:name="Medium List 2 Accent 5" w:semiHidden="0" w:uiPriority="66" w:unhideWhenUsed="0"/>
-    <w:lsdException w:name="Medium Grid 1 Accent 5" w:semiHidden="0" w:uiPriority="67" w:unhideWhenUsed="0"/>
-    <w:lsdException w:name="Medium Grid 2 Accent 5" w:semiHidden="0" w:uiPriority="68" w:unhideWhenUsed="0"/>
-    <w:lsdException w:name="Medium Grid 3 Accent 5" w:semiHidden="0" w:uiPriority="69" w:unhideWhenUsed="0"/>
-    <w:lsdException w:name="Dark List Accent 5" w:semiHidden="0" w:uiPriority="70" w:unhideWhenUsed="0"/>
-    <w:lsdException w:name="Colorful Shading Accent 5" w:semiHidden="0" w:uiPriority="71" w:unhideWhenUsed="0"/>
-    <w:lsdException w:name="Colorful List Accent 5" w:semiHidden="0" w:uiPriority="72" w:unhideWhenUsed="0"/>
-    <w:lsdException w:name="Colorful Grid Accent 5" w:semiHidden="0" w:uiPriority="73" w:unhideWhenUsed="0"/>
-    <w:lsdException w:name="Light Shading Accent 6" w:semiHidden="0" w:uiPriority="60" w:unhideWhenUsed="0"/>
-    <w:lsdException w:name="Light List Accent 6" w:semiHidden="0" w:uiPriority="61" w:unhideWhenUsed="0"/>
-    <w:lsdException w:name="Light Grid Accent 6" w:semiHidden="0" w:uiPriority="62" w:unhideWhenUsed="0"/>
-    <w:lsdException w:name="Medium Shading 1 Accent 6" w:semiHidden="0" w:uiPriority="63" w:unhideWhenUsed="0"/>
-    <w:lsdException w:name="Medium Shading 2 Accent 6" w:semiHidden="0" w:uiPriority="64" w:unhideWhenUsed="0"/>
-    <w:lsdException w:name="Medium List 1 Accent 6" w:semiHidden="0" w:uiPriority="65" w:unhideWhenUsed="0"/>
-    <w:lsdException w:name="Medium List 2 Accent 6" w:semiHidden="0" w:uiPriority="66" w:unhideWhenUsed="0"/>
-    <w:lsdException w:name="Medium Grid 1 Accent 6" w:semiHidden="0" w:uiPriority="67" w:unhideWhenUsed="0"/>
-    <w:lsdException w:name="Medium Grid 2 Accent 6" w:semiHidden="0" w:uiPriority="68" w:unhideWhenUsed="0"/>
-    <w:lsdException w:name="Medium Grid 3 Accent 6" w:semiHidden="0" w:uiPriority="69" w:unhideWhenUsed="0"/>
-    <w:lsdException w:name="Dark List Accent 6" w:semiHidden="0" w:uiPriority="70" w:unhideWhenUsed="0"/>
-    <w:lsdException w:name="Colorful Shading Accent 6" w:semiHidden="0" w:uiPriority="71" w:unhideWhenUsed="0"/>
-    <w:lsdException w:name="Colorful List Accent 6" w:semiHidden="0" w:uiPriority="72" w:unhideWhenUsed="0"/>
-    <w:lsdException w:name="Colorful Grid Accent 6" w:semiHidden="0" w:uiPriority="73" w:unhideWhenUsed="0"/>
-    <w:lsdException w:name="Subtle Emphasis" w:semiHidden="0" w:uiPriority="19" w:unhideWhenUsed="0" w:qFormat="1"/>
-    <w:lsdException w:name="Intense Emphasis" w:semiHidden="0" w:uiPriority="21" w:unhideWhenUsed="0" w:qFormat="1"/>
-    <w:lsdException w:name="Subtle Reference" w:semiHidden="0" w:uiPriority="31" w:unhideWhenUsed="0" w:qFormat="1"/>
-    <w:lsdException w:name="Intense Reference" w:semiHidden="0" w:uiPriority="32" w:unhideWhenUsed="0" w:qFormat="1"/>
-    <w:lsdException w:name="Book Title" w:semiHidden="0" w:uiPriority="33" w:unhideWhenUsed="0" w:qFormat="1"/>
-    <w:lsdException w:name="Bibliography" w:uiPriority="37"/>
-    <w:lsdException w:name="TOC Heading" w:uiPriority="39" w:qFormat="1"/>
+  <w:latentStyles w:defLockedState="0" w:defUIPriority="99" w:defSemiHidden="0" w:defUnhideWhenUsed="0" w:defQFormat="0" w:count="376">
+    <w:lsdException w:name="Normal" w:uiPriority="0" w:qFormat="1"/>
+    <w:lsdException w:name="heading 1" w:uiPriority="9" w:qFormat="1"/>
+    <w:lsdException w:name="heading 2" w:semiHidden="1" w:uiPriority="9" w:unhideWhenUsed="1" w:qFormat="1"/>
+    <w:lsdException w:name="heading 3" w:semiHidden="1" w:uiPriority="9" w:unhideWhenUsed="1" w:qFormat="1"/>
+    <w:lsdException w:name="heading 4" w:semiHidden="1" w:uiPriority="9" w:unhideWhenUsed="1" w:qFormat="1"/>
+    <w:lsdException w:name="heading 5" w:semiHidden="1" w:uiPriority="9" w:unhideWhenUsed="1" w:qFormat="1"/>
+    <w:lsdException w:name="heading 6" w:semiHidden="1" w:uiPriority="9" w:unhideWhenUsed="1" w:qFormat="1"/>
+    <w:lsdException w:name="heading 7" w:semiHidden="1" w:uiPriority="9" w:unhideWhenUsed="1" w:qFormat="1"/>
+    <w:lsdException w:name="heading 8" w:semiHidden="1" w:uiPriority="9" w:unhideWhenUsed="1" w:qFormat="1"/>
+    <w:lsdException w:name="heading 9" w:semiHidden="1" w:uiPriority="9" w:unhideWhenUsed="1" w:qFormat="1"/>
+    <w:lsdException w:name="index 1" w:semiHidden="1" w:unhideWhenUsed="1"/>
+    <w:lsdException w:name="index 2" w:semiHidden="1" w:unhideWhenUsed="1"/>
+    <w:lsdException w:name="index 3" w:semiHidden="1" w:unhideWhenUsed="1"/>
+    <w:lsdException w:name="index 4" w:semiHidden="1" w:unhideWhenUsed="1"/>
+    <w:lsdException w:name="index 5" w:semiHidden="1" w:unhideWhenUsed="1"/>
+    <w:lsdException w:name="index 6" w:semiHidden="1" w:unhideWhenUsed="1"/>
+    <w:lsdException w:name="index 7" w:semiHidden="1" w:unhideWhenUsed="1"/>
+    <w:lsdException w:name="index 8" w:semiHidden="1" w:unhideWhenUsed="1"/>
+    <w:lsdException w:name="index 9" w:semiHidden="1" w:unhideWhenUsed="1"/>
+    <w:lsdException w:name="toc 1" w:semiHidden="1" w:uiPriority="39" w:unhideWhenUsed="1"/>
+    <w:lsdException w:name="toc 2" w:semiHidden="1" w:uiPriority="39" w:unhideWhenUsed="1"/>
+    <w:lsdException w:name="toc 3" w:semiHidden="1" w:uiPriority="39" w:unhideWhenUsed="1"/>
+    <w:lsdException w:name="toc 4" w:semiHidden="1" w:uiPriority="39" w:unhideWhenUsed="1"/>
+    <w:lsdException w:name="toc 5" w:semiHidden="1" w:uiPriority="39" w:unhideWhenUsed="1"/>
+    <w:lsdException w:name="toc 6" w:semiHidden="1" w:uiPriority="39" w:unhideWhenUsed="1"/>
+    <w:lsdException w:name="toc 7" w:semiHidden="1" w:uiPriority="39" w:unhideWhenUsed="1"/>
+    <w:lsdException w:name="toc 8" w:semiHidden="1" w:uiPriority="39" w:unhideWhenUsed="1"/>
+    <w:lsdException w:name="toc 9" w:semiHidden="1" w:uiPriority="39" w:unhideWhenUsed="1"/>
+    <w:lsdException w:name="Normal Indent" w:semiHidden="1" w:unhideWhenUsed="1"/>
+    <w:lsdException w:name="footnote text" w:semiHidden="1" w:unhideWhenUsed="1"/>
+    <w:lsdException w:name="annotation text" w:semiHidden="1" w:unhideWhenUsed="1"/>
+    <w:lsdException w:name="header" w:semiHidden="1" w:unhideWhenUsed="1"/>
+    <w:lsdException w:name="footer" w:semiHidden="1" w:unhideWhenUsed="1"/>
+    <w:lsdException w:name="index heading" w:semiHidden="1" w:unhideWhenUsed="1"/>
+    <w:lsdException w:name="caption" w:semiHidden="1" w:uiPriority="35" w:unhideWhenUsed="1" w:qFormat="1"/>
+    <w:lsdException w:name="table of figures" w:semiHidden="1" w:unhideWhenUsed="1"/>
+    <w:lsdException w:name="envelope address" w:semiHidden="1" w:unhideWhenUsed="1"/>
+    <w:lsdException w:name="envelope return" w:semiHidden="1" w:unhideWhenUsed="1"/>
+    <w:lsdException w:name="footnote reference" w:semiHidden="1" w:unhideWhenUsed="1"/>
+    <w:lsdException w:name="annotation reference" w:semiHidden="1" w:unhideWhenUsed="1"/>
+    <w:lsdException w:name="line number" w:semiHidden="1" w:unhideWhenUsed="1"/>
+    <w:lsdException w:name="page number" w:semiHidden="1" w:unhideWhenUsed="1"/>
+    <w:lsdException w:name="endnote reference" w:semiHidden="1" w:unhideWhenUsed="1"/>
+    <w:lsdException w:name="endnote text" w:semiHidden="1" w:unhideWhenUsed="1"/>
+    <w:lsdException w:name="table of authorities" w:semiHidden="1" w:unhideWhenUsed="1"/>
+    <w:lsdException w:name="macro" w:semiHidden="1" w:unhideWhenUsed="1"/>
+    <w:lsdException w:name="toa heading" w:semiHidden="1" w:unhideWhenUsed="1"/>
+    <w:lsdException w:name="List" w:semiHidden="1" w:unhideWhenUsed="1"/>
+    <w:lsdException w:name="List Bullet" w:semiHidden="1" w:unhideWhenUsed="1"/>
+    <w:lsdException w:name="List Number" w:semiHidden="1" w:unhideWhenUsed="1"/>
+    <w:lsdException w:name="List 2" w:semiHidden="1" w:unhideWhenUsed="1"/>
+    <w:lsdException w:name="List 3" w:semiHidden="1" w:unhideWhenUsed="1"/>
+    <w:lsdException w:name="List 4" w:semiHidden="1" w:unhideWhenUsed="1"/>
+    <w:lsdException w:name="List 5" w:semiHidden="1" w:unhideWhenUsed="1"/>
+    <w:lsdException w:name="List Bullet 2" w:semiHidden="1" w:unhideWhenUsed="1"/>
+    <w:lsdException w:name="List Bullet 3" w:semiHidden="1" w:unhideWhenUsed="1"/>
+    <w:lsdException w:name="List Bullet 4" w:semiHidden="1" w:unhideWhenUsed="1"/>
+    <w:lsdException w:name="List Bullet 5" w:semiHidden="1" w:unhideWhenUsed="1"/>
+    <w:lsdException w:name="List Number 2" w:semiHidden="1" w:unhideWhenUsed="1"/>
+    <w:lsdException w:name="List Number 3" w:semiHidden="1" w:unhideWhenUsed="1"/>
+    <w:lsdException w:name="List Number 4" w:semiHidden="1" w:unhideWhenUsed="1"/>
+    <w:lsdException w:name="List Number 5" w:semiHidden="1" w:unhideWhenUsed="1"/>
+    <w:lsdException w:name="Title" w:uiPriority="10" w:qFormat="1"/>
+    <w:lsdException w:name="Closing" w:semiHidden="1" w:unhideWhenUsed="1"/>
+    <w:lsdException w:name="Signature" w:semiHidden="1" w:unhideWhenUsed="1"/>
+    <w:lsdException w:name="Default Paragraph Font" w:semiHidden="1" w:uiPriority="1" w:unhideWhenUsed="1"/>
+    <w:lsdException w:name="Body Text" w:semiHidden="1" w:unhideWhenUsed="1"/>
+    <w:lsdException w:name="Body Text Indent" w:semiHidden="1" w:unhideWhenUsed="1"/>
+    <w:lsdException w:name="List Continue" w:semiHidden="1" w:unhideWhenUsed="1"/>
+    <w:lsdException w:name="List Continue 2" w:semiHidden="1" w:unhideWhenUsed="1"/>
+    <w:lsdException w:name="List Continue 3" w:semiHidden="1" w:unhideWhenUsed="1"/>
+    <w:lsdException w:name="List Continue 4" w:semiHidden="1" w:unhideWhenUsed="1"/>
+    <w:lsdException w:name="List Continue 5" w:semiHidden="1" w:unhideWhenUsed="1"/>
+    <w:lsdException w:name="Message Header" w:semiHidden="1" w:unhideWhenUsed="1"/>
+    <w:lsdException w:name="Subtitle" w:uiPriority="11" w:qFormat="1"/>
+    <w:lsdException w:name="Salutation" w:semiHidden="1" w:unhideWhenUsed="1"/>
+    <w:lsdException w:name="Date" w:semiHidden="1" w:unhideWhenUsed="1"/>
+    <w:lsdException w:name="Body Text First Indent" w:semiHidden="1" w:unhideWhenUsed="1"/>
+    <w:lsdException w:name="Body Text First Indent 2" w:semiHidden="1" w:unhideWhenUsed="1"/>
+    <w:lsdException w:name="Note Heading" w:semiHidden="1" w:unhideWhenUsed="1"/>
+    <w:lsdException w:name="Body Text 2" w:semiHidden="1" w:unhideWhenUsed="1"/>
+    <w:lsdException w:name="Body Text 3" w:semiHidden="1" w:unhideWhenUsed="1"/>
+    <w:lsdException w:name="Body Text Indent 2" w:semiHidden="1" w:unhideWhenUsed="1"/>
+    <w:lsdException w:name="Body Text Indent 3" w:semiHidden="1" w:unhideWhenUsed="1"/>
+    <w:lsdException w:name="Block Text" w:semiHidden="1" w:unhideWhenUsed="1"/>
+    <w:lsdException w:name="Hyperlink" w:semiHidden="1" w:unhideWhenUsed="1"/>
+    <w:lsdException w:name="FollowedHyperlink" w:semiHidden="1" w:unhideWhenUsed="1"/>
+    <w:lsdException w:name="Strong" w:uiPriority="22" w:qFormat="1"/>
+    <w:lsdException w:name="Emphasis" w:uiPriority="20" w:qFormat="1"/>
+    <w:lsdException w:name="Document Map" w:semiHidden="1" w:unhideWhenUsed="1"/>
+    <w:lsdException w:name="Plain Text" w:semiHidden="1" w:unhideWhenUsed="1"/>
+    <w:lsdException w:name="E-mail Signature" w:semiHidden="1" w:unhideWhenUsed="1"/>
+    <w:lsdException w:name="HTML Top of Form" w:semiHidden="1" w:unhideWhenUsed="1"/>
+    <w:lsdException w:name="HTML Bottom of Form" w:semiHidden="1" w:unhideWhenUsed="1"/>
+    <w:lsdException w:name="Normal (Web)" w:semiHidden="1" w:unhideWhenUsed="1"/>
+    <w:lsdException w:name="HTML Acronym" w:semiHidden="1" w:unhideWhenUsed="1"/>
+    <w:lsdException w:name="HTML Address" w:semiHidden="1" w:unhideWhenUsed="1"/>
+    <w:lsdException w:name="HTML Cite" w:semiHidden="1" w:unhideWhenUsed="1"/>
+    <w:lsdException w:name="HTML Code" w:semiHidden="1" w:unhideWhenUsed="1"/>
+    <w:lsdException w:name="HTML Definition" w:semiHidden="1" w:unhideWhenUsed="1"/>
+    <w:lsdException w:name="HTML Keyboard" w:semiHidden="1" w:unhideWhenUsed="1"/>
+    <w:lsdException w:name="HTML Preformatted" w:semiHidden="1" w:unhideWhenUsed="1"/>
+    <w:lsdException w:name="HTML Sample" w:semiHidden="1" w:unhideWhenUsed="1"/>
+    <w:lsdException w:name="HTML Typewriter" w:semiHidden="1" w:unhideWhenUsed="1"/>
+    <w:lsdException w:name="HTML Variable" w:semiHidden="1" w:unhideWhenUsed="1"/>
+    <w:lsdException w:name="Normal Table" w:semiHidden="1" w:unhideWhenUsed="1"/>
+    <w:lsdException w:name="annotation subject" w:semiHidden="1" w:unhideWhenUsed="1"/>
+    <w:lsdException w:name="No List" w:semiHidden="1" w:unhideWhenUsed="1"/>
+    <w:lsdException w:name="Outline List 1" w:semiHidden="1" w:unhideWhenUsed="1"/>
+    <w:lsdException w:name="Outline List 2" w:semiHidden="1" w:unhideWhenUsed="1"/>
+    <w:lsdException w:name="Outline List 3" w:semiHidden="1" w:unhideWhenUsed="1"/>
+    <w:lsdException w:name="Table Simple 1" w:semiHidden="1" w:unhideWhenUsed="1"/>
+    <w:lsdException w:name="Table Simple 2" w:semiHidden="1" w:unhideWhenUsed="1"/>
+    <w:lsdException w:name="Table Simple 3" w:semiHidden="1" w:unhideWhenUsed="1"/>
+    <w:lsdException w:name="Table Classic 1" w:semiHidden="1" w:unhideWhenUsed="1"/>
+    <w:lsdException w:name="Table Classic 2" w:semiHidden="1" w:unhideWhenUsed="1"/>
+    <w:lsdException w:name="Table Classic 3" w:semiHidden="1" w:unhideWhenUsed="1"/>
+    <w:lsdException w:name="Table Classic 4" w:semiHidden="1" w:unhideWhenUsed="1"/>
+    <w:lsdException w:name="Table Colorful 1" w:semiHidden="1" w:unhideWhenUsed="1"/>
+    <w:lsdException w:name="Table Colorful 2" w:semiHidden="1" w:unhideWhenUsed="1"/>
+    <w:lsdException w:name="Table Colorful 3" w:semiHidden="1" w:unhideWhenUsed="1"/>
+    <w:lsdException w:name="Table Columns 1" w:semiHidden="1" w:unhideWhenUsed="1"/>
+    <w:lsdException w:name="Table Columns 2" w:semiHidden="1" w:unhideWhenUsed="1"/>
+    <w:lsdException w:name="Table Columns 3" w:semiHidden="1" w:unhideWhenUsed="1"/>
+    <w:lsdException w:name="Table Columns 4" w:semiHidden="1" w:unhideWhenUsed="1"/>
+    <w:lsdException w:name="Table Columns 5" w:semiHidden="1" w:unhideWhenUsed="1"/>
+    <w:lsdException w:name="Table Grid 1" w:semiHidden="1" w:unhideWhenUsed="1"/>
+    <w:lsdException w:name="Table Grid 2" w:semiHidden="1" w:unhideWhenUsed="1"/>
+    <w:lsdException w:name="Table Grid 3" w:semiHidden="1" w:unhideWhenUsed="1"/>
+    <w:lsdException w:name="Table Grid 4" w:semiHidden="1" w:unhideWhenUsed="1"/>
+    <w:lsdException w:name="Table Grid 5" w:semiHidden="1" w:unhideWhenUsed="1"/>
+    <w:lsdException w:name="Table Grid 6" w:semiHidden="1" w:unhideWhenUsed="1"/>
+    <w:lsdException w:name="Table Grid 7" w:semiHidden="1" w:unhideWhenUsed="1"/>
+    <w:lsdException w:name="Table Grid 8" w:semiHidden="1" w:unhideWhenUsed="1"/>
+    <w:lsdException w:name="Table List 1" w:semiHidden="1" w:unhideWhenUsed="1"/>
+    <w:lsdException w:name="Table List 2" w:semiHidden="1" w:unhideWhenUsed="1"/>
+    <w:lsdException w:name="Table List 3" w:semiHidden="1" w:unhideWhenUsed="1"/>
+    <w:lsdException w:name="Table List 4" w:semiHidden="1" w:unhideWhenUsed="1"/>
+    <w:lsdException w:name="Table List 5" w:semiHidden="1" w:unhideWhenUsed="1"/>
+    <w:lsdException w:name="Table List 6" w:semiHidden="1" w:unhideWhenUsed="1"/>
+    <w:lsdException w:name="Table List 7" w:semiHidden="1" w:unhideWhenUsed="1"/>
+    <w:lsdException w:name="Table List 8" w:semiHidden="1" w:unhideWhenUsed="1"/>
+    <w:lsdException w:name="Table 3D effects 1" w:semiHidden="1" w:unhideWhenUsed="1"/>
+    <w:lsdException w:name="Table 3D effects 2" w:semiHidden="1" w:unhideWhenUsed="1"/>
+    <w:lsdException w:name="Table 3D effects 3" w:semiHidden="1" w:unhideWhenUsed="1"/>
+    <w:lsdException w:name="Table Contemporary" w:semiHidden="1" w:unhideWhenUsed="1"/>
+    <w:lsdException w:name="Table Elegant" w:semiHidden="1" w:unhideWhenUsed="1"/>
+    <w:lsdException w:name="Table Professional" w:semiHidden="1" w:unhideWhenUsed="1"/>
+    <w:lsdException w:name="Table Subtle 1" w:semiHidden="1" w:unhideWhenUsed="1"/>
+    <w:lsdException w:name="Table Subtle 2" w:semiHidden="1" w:unhideWhenUsed="1"/>
+    <w:lsdException w:name="Table Web 1" w:semiHidden="1" w:unhideWhenUsed="1"/>
+    <w:lsdException w:name="Table Web 2" w:semiHidden="1" w:unhideWhenUsed="1"/>
+    <w:lsdException w:name="Table Web 3" w:semiHidden="1" w:unhideWhenUsed="1"/>
+    <w:lsdException w:name="Balloon Text" w:semiHidden="1" w:unhideWhenUsed="1"/>
+    <w:lsdException w:name="Table Grid" w:uiPriority="59"/>
+    <w:lsdException w:name="Table Theme" w:semiHidden="1" w:unhideWhenUsed="1"/>
+    <w:lsdException w:name="Placeholder Text" w:semiHidden="1"/>
+    <w:lsdException w:name="No Spacing" w:uiPriority="1" w:qFormat="1"/>
+    <w:lsdException w:name="Light Shading" w:uiPriority="60"/>
+    <w:lsdException w:name="Light List" w:uiPriority="61"/>
+    <w:lsdException w:name="Light Grid" w:uiPriority="62"/>
+    <w:lsdException w:name="Medium Shading 1" w:uiPriority="63"/>
+    <w:lsdException w:name="Medium Shading 2" w:uiPriority="64"/>
+    <w:lsdException w:name="Medium List 1" w:uiPriority="65"/>
+    <w:lsdException w:name="Medium List 2" w:uiPriority="66"/>
+    <w:lsdException w:name="Medium Grid 1" w:uiPriority="67"/>
+    <w:lsdException w:name="Medium Grid 2" w:uiPriority="68"/>
+    <w:lsdException w:name="Medium Grid 3" w:uiPriority="69"/>
+    <w:lsdException w:name="Dark List" w:uiPriority="70"/>
+    <w:lsdException w:name="Colorful Shading" w:uiPriority="71"/>
+    <w:lsdException w:name="Colorful List" w:uiPriority="72"/>
+    <w:lsdException w:name="Colorful Grid" w:uiPriority="73"/>
+    <w:lsdException w:name="Light Shading Accent 1" w:uiPriority="60"/>
+    <w:lsdException w:name="Light List Accent 1" w:uiPriority="61"/>
+    <w:lsdException w:name="Light Grid Accent 1" w:uiPriority="62"/>
+    <w:lsdException w:name="Medium Shading 1 Accent 1" w:uiPriority="63"/>
+    <w:lsdException w:name="Medium Shading 2 Accent 1" w:uiPriority="64"/>
+    <w:lsdException w:name="Medium List 1 Accent 1" w:uiPriority="65"/>
+    <w:lsdException w:name="Revision" w:semiHidden="1"/>
+    <w:lsdException w:name="List Paragraph" w:uiPriority="34" w:qFormat="1"/>
+    <w:lsdException w:name="Quote" w:uiPriority="29" w:qFormat="1"/>
+    <w:lsdException w:name="Intense Quote" w:uiPriority="30" w:qFormat="1"/>
+    <w:lsdException w:name="Medium List 2 Accent 1" w:uiPriority="66"/>
+    <w:lsdException w:name="Medium Grid 1 Accent 1" w:uiPriority="67"/>
+    <w:lsdException w:name="Medium Grid 2 Accent 1" w:uiPriority="68"/>
+    <w:lsdException w:name="Medium Grid 3 Accent 1" w:uiPriority="69"/>
+    <w:lsdException w:name="Dark List Accent 1" w:uiPriority="70"/>
+    <w:lsdException w:name="Colorful Shading Accent 1" w:uiPriority="71"/>
+    <w:lsdException w:name="Colorful List Accent 1" w:uiPriority="72"/>
+    <w:lsdException w:name="Colorful Grid Accent 1" w:uiPriority="73"/>
+    <w:lsdException w:name="Light Shading Accent 2" w:uiPriority="60"/>
+    <w:lsdException w:name="Light List Accent 2" w:uiPriority="61"/>
+    <w:lsdException w:name="Light Grid Accent 2" w:uiPriority="62"/>
+    <w:lsdException w:name="Medium Shading 1 Accent 2" w:uiPriority="63"/>
+    <w:lsdException w:name="Medium Shading 2 Accent 2" w:uiPriority="64"/>
+    <w:lsdException w:name="Medium List 1 Accent 2" w:uiPriority="65"/>
+    <w:lsdException w:name="Medium List 2 Accent 2" w:uiPriority="66"/>
+    <w:lsdException w:name="Medium Grid 1 Accent 2" w:uiPriority="67"/>
+    <w:lsdException w:name="Medium Grid 2 Accent 2" w:uiPriority="68"/>
+    <w:lsdException w:name="Medium Grid 3 Accent 2" w:uiPriority="69"/>
+    <w:lsdException w:name="Dark List Accent 2" w:uiPriority="70"/>
+    <w:lsdException w:name="Colorful Shading Accent 2" w:uiPriority="71"/>
+    <w:lsdException w:name="Colorful List Accent 2" w:uiPriority="72"/>
+    <w:lsdException w:name="Colorful Grid Accent 2" w:uiPriority="73"/>
+    <w:lsdException w:name="Light Shading Accent 3" w:uiPriority="60"/>
+    <w:lsdException w:name="Light List Accent 3" w:uiPriority="61"/>
+    <w:lsdException w:name="Light Grid Accent 3" w:uiPriority="62"/>
+    <w:lsdException w:name="Medium Shading 1 Accent 3" w:uiPriority="63"/>
+    <w:lsdException w:name="Medium Shading 2 Accent 3" w:uiPriority="64"/>
+    <w:lsdException w:name="Medium List 1 Accent 3" w:uiPriority="65"/>
+    <w:lsdException w:name="Medium List 2 Accent 3" w:uiPriority="66"/>
+    <w:lsdException w:name="Medium Grid 1 Accent 3" w:uiPriority="67"/>
+    <w:lsdException w:name="Medium Grid 2 Accent 3" w:uiPriority="68"/>
+    <w:lsdException w:name="Medium Grid 3 Accent 3" w:uiPriority="69"/>
+    <w:lsdException w:name="Dark List Accent 3" w:uiPriority="70"/>
+    <w:lsdException w:name="Colorful Shading Accent 3" w:uiPriority="71"/>
+    <w:lsdException w:name="Colorful List Accent 3" w:uiPriority="72"/>
+    <w:lsdException w:name="Colorful Grid Accent 3" w:uiPriority="73"/>
+    <w:lsdException w:name="Light Shading Accent 4" w:uiPriority="60"/>
+    <w:lsdException w:name="Light List Accent 4" w:uiPriority="61"/>
+    <w:lsdException w:name="Light Grid Accent 4" w:uiPriority="62"/>
+    <w:lsdException w:name="Medium Shading 1 Accent 4" w:uiPriority="63"/>
+    <w:lsdException w:name="Medium Shading 2 Accent 4" w:uiPriority="64"/>
+    <w:lsdException w:name="Medium List 1 Accent 4" w:uiPriority="65"/>
+    <w:lsdException w:name="Medium List 2 Accent 4" w:uiPriority="66"/>
+    <w:lsdException w:name="Medium Grid 1 Accent 4" w:uiPriority="67"/>
+    <w:lsdException w:name="Medium Grid 2 Accent 4" w:uiPriority="68"/>
+    <w:lsdException w:name="Medium Grid 3 Accent 4" w:uiPriority="69"/>
+    <w:lsdException w:name="Dark List Accent 4" w:uiPriority="70"/>
+    <w:lsdException w:name="Colorful Shading Accent 4" w:uiPriority="71"/>
+    <w:lsdException w:name="Colorful List Accent 4" w:uiPriority="72"/>
+    <w:lsdException w:name="Colorful Grid Accent 4" w:uiPriority="73"/>
+    <w:lsdException w:name="Light Shading Accent 5" w:uiPriority="60"/>
+    <w:lsdException w:name="Light List Accent 5" w:uiPriority="61"/>
+    <w:lsdException w:name="Light Grid Accent 5" w:uiPriority="62"/>
+    <w:lsdException w:name="Medium Shading 1 Accent 5" w:uiPriority="63"/>
+    <w:lsdException w:name="Medium Shading 2 Accent 5" w:uiPriority="64"/>
+    <w:lsdException w:name="Medium List 1 Accent 5" w:uiPriority="65"/>
+    <w:lsdException w:name="Medium List 2 Accent 5" w:uiPriority="66"/>
+    <w:lsdException w:name="Medium Grid 1 Accent 5" w:uiPriority="67"/>
+    <w:lsdException w:name="Medium Grid 2 Accent 5" w:uiPriority="68"/>
+    <w:lsdException w:name="Medium Grid 3 Accent 5" w:uiPriority="69"/>
+    <w:lsdException w:name="Dark List Accent 5" w:uiPriority="70"/>
+    <w:lsdException w:name="Colorful Shading Accent 5" w:uiPriority="71"/>
+    <w:lsdException w:name="Colorful List Accent 5" w:uiPriority="72"/>
+    <w:lsdException w:name="Colorful Grid Accent 5" w:uiPriority="73"/>
+    <w:lsdException w:name="Light Shading Accent 6" w:uiPriority="60"/>
+    <w:lsdException w:name="Light List Accent 6" w:uiPriority="61"/>
+    <w:lsdException w:name="Light Grid Accent 6" w:uiPriority="62"/>
+    <w:lsdException w:name="Medium Shading 1 Accent 6" w:uiPriority="63"/>
+    <w:lsdException w:name="Medium Shading 2 Accent 6" w:uiPriority="64"/>
+    <w:lsdException w:name="Medium List 1 Accent 6" w:uiPriority="65"/>
+    <w:lsdException w:name="Medium List 2 Accent 6" w:uiPriority="66"/>
+    <w:lsdException w:name="Medium Grid 1 Accent 6" w:uiPriority="67"/>
+    <w:lsdException w:name="Medium Grid 2 Accent 6" w:uiPriority="68"/>
+    <w:lsdException w:name="Medium Grid 3 Accent 6" w:uiPriority="69"/>
+    <w:lsdException w:name="Dark List Accent 6" w:uiPriority="70"/>
+    <w:lsdException w:name="Colorful Shading Accent 6" w:uiPriority="71"/>
+    <w:lsdException w:name="Colorful List Accent 6" w:uiPriority="72"/>
+    <w:lsdException w:name="Colorful Grid Accent 6" w:uiPriority="73"/>
+    <w:lsdException w:name="Subtle Emphasis" w:uiPriority="19" w:qFormat="1"/>
+    <w:lsdException w:name="Intense Emphasis" w:uiPriority="21" w:qFormat="1"/>
+    <w:lsdException w:name="Subtle Reference" w:uiPriority="31" w:qFormat="1"/>
+    <w:lsdException w:name="Intense Reference" w:uiPriority="32" w:qFormat="1"/>
+    <w:lsdException w:name="Book Title" w:uiPriority="33" w:qFormat="1"/>
+    <w:lsdException w:name="Bibliography" w:semiHidden="1" w:uiPriority="37" w:unhideWhenUsed="1"/>
+    <w:lsdException w:name="TOC Heading" w:semiHidden="1" w:uiPriority="39" w:unhideWhenUsed="1" w:qFormat="1"/>
+    <w:lsdException w:name="Plain Table 1" w:uiPriority="41"/>
+    <w:lsdException w:name="Plain Table 2" w:uiPriority="42"/>
+    <w:lsdException w:name="Plain Table 3" w:uiPriority="43"/>
+    <w:lsdException w:name="Plain Table 4" w:uiPriority="44"/>
+    <w:lsdException w:name="Plain Table 5" w:uiPriority="45"/>
+    <w:lsdException w:name="Grid Table Light" w:uiPriority="40"/>
+    <w:lsdException w:name="Grid Table 1 Light" w:uiPriority="46"/>
+    <w:lsdException w:name="Grid Table 2" w:uiPriority="47"/>
+    <w:lsdException w:name="Grid Table 3" w:uiPriority="48"/>
+    <w:lsdException w:name="Grid Table 4" w:uiPriority="49"/>
+    <w:lsdException w:name="Grid Table 5 Dark" w:uiPriority="50"/>
+    <w:lsdException w:name="Grid Table 6 Colorful" w:uiPriority="51"/>
+    <w:lsdException w:name="Grid Table 7 Colorful" w:uiPriority="52"/>
+    <w:lsdException w:name="Grid Table 1 Light Accent 1" w:uiPriority="46"/>
+    <w:lsdException w:name="Grid Table 2 Accent 1" w:uiPriority="47"/>
+    <w:lsdException w:name="Grid Table 3 Accent 1" w:uiPriority="48"/>
+    <w:lsdException w:name="Grid Table 4 Accent 1" w:uiPriority="49"/>
+    <w:lsdException w:name="Grid Table 5 Dark Accent 1" w:uiPriority="50"/>
+    <w:lsdException w:name="Grid Table 6 Colorful Accent 1" w:uiPriority="51"/>
+    <w:lsdException w:name="Grid Table 7 Colorful Accent 1" w:uiPriority="52"/>
+    <w:lsdException w:name="Grid Table 1 Light Accent 2" w:uiPriority="46"/>
+    <w:lsdException w:name="Grid Table 2 Accent 2" w:uiPriority="47"/>
+    <w:lsdException w:name="Grid Table 3 Accent 2" w:uiPriority="48"/>
+    <w:lsdException w:name="Grid Table 4 Accent 2" w:uiPriority="49"/>
+    <w:lsdException w:name="Grid Table 5 Dark Accent 2" w:uiPriority="50"/>
+    <w:lsdException w:name="Grid Table 6 Colorful Accent 2" w:uiPriority="51"/>
+    <w:lsdException w:name="Grid Table 7 Colorful Accent 2" w:uiPriority="52"/>
+    <w:lsdException w:name="Grid Table 1 Light Accent 3" w:uiPriority="46"/>
+    <w:lsdException w:name="Grid Table 2 Accent 3" w:uiPriority="47"/>
+    <w:lsdException w:name="Grid Table 3 Accent 3" w:uiPriority="48"/>
+    <w:lsdException w:name="Grid Table 4 Accent 3" w:uiPriority="49"/>
+    <w:lsdException w:name="Grid Table 5 Dark Accent 3" w:uiPriority="50"/>
+    <w:lsdException w:name="Grid Table 6 Colorful Accent 3" w:uiPriority="51"/>
+    <w:lsdException w:name="Grid Table 7 Colorful Accent 3" w:uiPriority="52"/>
+    <w:lsdException w:name="Grid Table 1 Light Accent 4" w:uiPriority="46"/>
+    <w:lsdException w:name="Grid Table 2 Accent 4" w:uiPriority="47"/>
+    <w:lsdException w:name="Grid Table 3 Accent 4" w:uiPriority="48"/>
+    <w:lsdException w:name="Grid Table 4 Accent 4" w:uiPriority="49"/>
+    <w:lsdException w:name="Grid Table 5 Dark Accent 4" w:uiPriority="50"/>
+    <w:lsdException w:name="Grid Table 6 Colorful Accent 4" w:uiPriority="51"/>
+    <w:lsdException w:name="Grid Table 7 Colorful Accent 4" w:uiPriority="52"/>
+    <w:lsdException w:name="Grid Table 1 Light Accent 5" w:uiPriority="46"/>
+    <w:lsdException w:name="Grid Table 2 Accent 5" w:uiPriority="47"/>
+    <w:lsdException w:name="Grid Table 3 Accent 5" w:uiPriority="48"/>
+    <w:lsdException w:name="Grid Table 4 Accent 5" w:uiPriority="49"/>
+    <w:lsdException w:name="Grid Table 5 Dark Accent 5" w:uiPriority="50"/>
+    <w:lsdException w:name="Grid Table 6 Colorful Accent 5" w:uiPriority="51"/>
+    <w:lsdException w:name="Grid Table 7 Colorful Accent 5" w:uiPriority="52"/>
+    <w:lsdException w:name="Grid Table 1 Light Accent 6" w:uiPriority="46"/>
+    <w:lsdException w:name="Grid Table 2 Accent 6" w:uiPriority="47"/>
+    <w:lsdException w:name="Grid Table 3 Accent 6" w:uiPriority="48"/>
+    <w:lsdException w:name="Grid Table 4 Accent 6" w:uiPriority="49"/>
+    <w:lsdException w:name="Grid Table 5 Dark Accent 6" w:uiPriority="50"/>
+    <w:lsdException w:name="Grid Table 6 Colorful Accent 6" w:uiPriority="51"/>
+    <w:lsdException w:name="Grid Table 7 Colorful Accent 6" w:uiPriority="52"/>
+    <w:lsdException w:name="List Table 1 Light" w:uiPriority="46"/>
+    <w:lsdException w:name="List Table 2" w:uiPriority="47"/>
+    <w:lsdException w:name="List Table 3" w:uiPriority="48"/>
+    <w:lsdException w:name="List Table 4" w:uiPriority="49"/>
+    <w:lsdException w:name="List Table 5 Dark" w:uiPriority="50"/>
+    <w:lsdException w:name="List Table 6 Colorful" w:uiPriority="51"/>
+    <w:lsdException w:name="List Table 7 Colorful" w:uiPriority="52"/>
+    <w:lsdException w:name="List Table 1 Light Accent 1" w:uiPriority="46"/>
+    <w:lsdException w:name="List Table 2 Accent 1" w:uiPriority="47"/>
+    <w:lsdException w:name="List Table 3 Accent 1" w:uiPriority="48"/>
+    <w:lsdException w:name="List Table 4 Accent 1" w:uiPriority="49"/>
+    <w:lsdException w:name="List Table 5 Dark Accent 1" w:uiPriority="50"/>
+    <w:lsdException w:name="List Table 6 Colorful Accent 1" w:uiPriority="51"/>
+    <w:lsdException w:name="List Table 7 Colorful Accent 1" w:uiPriority="52"/>
+    <w:lsdException w:name="List Table 1 Light Accent 2" w:uiPriority="46"/>
+    <w:lsdException w:name="List Table 2 Accent 2" w:uiPriority="47"/>
+    <w:lsdException w:name="List Table 3 Accent 2" w:uiPriority="48"/>
+    <w:lsdException w:name="List Table 4 Accent 2" w:uiPriority="49"/>
+    <w:lsdException w:name="List Table 5 Dark Accent 2" w:uiPriority="50"/>
+    <w:lsdException w:name="List Table 6 Colorful Accent 2" w:uiPriority="51"/>
+    <w:lsdException w:name="List Table 7 Colorful Accent 2" w:uiPriority="52"/>
+    <w:lsdException w:name="List Table 1 Light Accent 3" w:uiPriority="46"/>
+    <w:lsdException w:name="List Table 2 Accent 3" w:uiPriority="47"/>
+    <w:lsdException w:name="List Table 3 Accent 3" w:uiPriority="48"/>
+    <w:lsdException w:name="List Table 4 Accent 3" w:uiPriority="49"/>
+    <w:lsdException w:name="List Table 5 Dark Accent 3" w:uiPriority="50"/>
+    <w:lsdException w:name="List Table 6 Colorful Accent 3" w:uiPriority="51"/>
+    <w:lsdException w:name="List Table 7 Colorful Accent 3" w:uiPriority="52"/>
+    <w:lsdException w:name="List Table 1 Light Accent 4" w:uiPriority="46"/>
+    <w:lsdException w:name="List Table 2 Accent 4" w:uiPriority="47"/>
+    <w:lsdException w:name="List Table 3 Accent 4" w:uiPriority="48"/>
+    <w:lsdException w:name="List Table 4 Accent 4" w:uiPriority="49"/>
+    <w:lsdException w:name="List Table 5 Dark Accent 4" w:uiPriority="50"/>
+    <w:lsdException w:name="List Table 6 Colorful Accent 4" w:uiPriority="51"/>
+    <w:lsdException w:name="List Table 7 Colorful Accent 4" w:uiPriority="52"/>
+    <w:lsdException w:name="List Table 1 Light Accent 5" w:uiPriority="46"/>
+    <w:lsdException w:name="List Table 2 Accent 5" w:uiPriority="47"/>
+    <w:lsdException w:name="List Table 3 Accent 5" w:uiPriority="48"/>
+    <w:lsdException w:name="List Table 4 Accent 5" w:uiPriority="49"/>
+    <w:lsdException w:name="List Table 5 Dark Accent 5" w:uiPriority="50"/>
+    <w:lsdException w:name="List Table 6 Colorful Accent 5" w:uiPriority="51"/>
+    <w:lsdException w:name="List Table 7 Colorful Accent 5" w:uiPriority="52"/>
+    <w:lsdException w:name="List Table 1 Light Accent 6" w:uiPriority="46"/>
+    <w:lsdException w:name="List Table 2 Accent 6" w:uiPriority="47"/>
+    <w:lsdException w:name="List Table 3 Accent 6" w:uiPriority="48"/>
+    <w:lsdException w:name="List Table 4 Accent 6" w:uiPriority="49"/>
+    <w:lsdException w:name="List Table 5 Dark Accent 6" w:uiPriority="50"/>
+    <w:lsdException w:name="List Table 6 Colorful Accent 6" w:uiPriority="51"/>
+    <w:lsdException w:name="List Table 7 Colorful Accent 6" w:uiPriority="52"/>
+    <w:lsdException w:name="Mention" w:semiHidden="1" w:unhideWhenUsed="1"/>
+    <w:lsdException w:name="Smart Hyperlink" w:semiHidden="1" w:unhideWhenUsed="1"/>
+    <w:lsdException w:name="Hashtag" w:semiHidden="1" w:unhideWhenUsed="1"/>
+    <w:lsdException w:name="Unresolved Mention" w:semiHidden="1" w:unhideWhenUsed="1"/>
+    <w:lsdException w:name="Smart Link" w:semiHidden="1" w:unhideWhenUsed="1"/>
   </w:latentStyles>
   <w:style w:type="paragraph" w:default="1" w:styleId="Normal">
     <w:name w:val="Normal"/>
     <w:qFormat/>
     <w:rsid w:val="00805BCE"/>
     <w:pPr>
-      <w:pBdr>
-        <w:top w:val="none" w:sz="0" w:space="0" w:color="auto"/>
-        <w:left w:val="none" w:sz="0" w:space="0" w:color="auto"/>
-        <w:bottom w:val="none" w:sz="0" w:space="0" w:color="auto"/>
-        <w:right w:val="none" w:sz="0" w:space="0" w:color="auto"/>
-      </w:pBdr>
       <w:spacing w:line="240" w:lineRule="atLeast"/>
-      <w:jc w:val="left"/>
       <w:textAlignment w:val="baseline"/>
     </w:pPr>
     <w:rPr>
       <w:sz w:val="24"/>
       <w:szCs w:val="24"/>
-      <w:bdr w:val="none" w:sz="0" w:space="0" w:color="auto"/>
-      <w:vertAlign w:val="baseline"/>
     </w:rPr>
   </w:style>
   <w:style w:type="paragraph" w:styleId="Heading1">
@@ -5139,27 +4463,16 @@
     <w:pPr>
       <w:keepNext/>
       <w:keepLines/>
-      <w:pBdr>
-        <w:top w:val="none" w:sz="0" w:space="0" w:color="auto"/>
-        <w:left w:val="none" w:sz="0" w:space="0" w:color="auto"/>
-        <w:bottom w:val="none" w:sz="0" w:space="0" w:color="auto"/>
-        <w:right w:val="none" w:sz="0" w:space="0" w:color="auto"/>
-      </w:pBdr>
-      <w:spacing w:before="240" w:after="0"/>
-      <w:textAlignment w:val="baseline"/>
+      <w:spacing w:before="240"/>
       <w:outlineLvl w:val="0"/>
     </w:pPr>
     <w:rPr>
-      <w:rFonts w:ascii="Times New Roman" w:eastAsia="Times New Roman" w:hAnsi="Times New Roman" w:cs="Times New Roman"/>
       <w:b/>
       <w:bCs/>
-      <w:i w:val="0"/>
-      <w:color w:val="2F5496" w:themeShade="BF"/>
+      <w:color w:val="2F5496"/>
       <w:kern w:val="36"/>
       <w:sz w:val="48"/>
       <w:szCs w:val="48"/>
-      <w:bdr w:val="none" w:sz="0" w:space="0" w:color="auto"/>
-      <w:vertAlign w:val="baseline"/>
     </w:rPr>
   </w:style>
   <w:style w:type="paragraph" w:styleId="Heading2">
@@ -5173,26 +4486,15 @@
     <w:pPr>
       <w:keepNext/>
       <w:keepLines/>
-      <w:pBdr>
-        <w:top w:val="none" w:sz="0" w:space="0" w:color="auto"/>
-        <w:left w:val="none" w:sz="0" w:space="0" w:color="auto"/>
-        <w:bottom w:val="none" w:sz="0" w:space="0" w:color="auto"/>
-        <w:right w:val="none" w:sz="0" w:space="0" w:color="auto"/>
-      </w:pBdr>
-      <w:spacing w:before="40" w:after="0"/>
-      <w:textAlignment w:val="baseline"/>
+      <w:spacing w:before="40"/>
       <w:outlineLvl w:val="1"/>
     </w:pPr>
     <w:rPr>
-      <w:rFonts w:ascii="Times New Roman" w:eastAsia="Times New Roman" w:hAnsi="Times New Roman" w:cs="Times New Roman"/>
       <w:b/>
       <w:bCs/>
-      <w:i w:val="0"/>
-      <w:color w:val="2F5496" w:themeShade="BF"/>
+      <w:color w:val="2F5496"/>
       <w:sz w:val="36"/>
       <w:szCs w:val="36"/>
-      <w:bdr w:val="none" w:sz="0" w:space="0" w:color="auto"/>
-      <w:vertAlign w:val="baseline"/>
     </w:rPr>
   </w:style>
   <w:style w:type="paragraph" w:styleId="Heading3">
@@ -5206,26 +4508,15 @@
     <w:pPr>
       <w:keepNext/>
       <w:keepLines/>
-      <w:pBdr>
-        <w:top w:val="none" w:sz="0" w:space="0" w:color="auto"/>
-        <w:left w:val="none" w:sz="0" w:space="0" w:color="auto"/>
-        <w:bottom w:val="none" w:sz="0" w:space="0" w:color="auto"/>
-        <w:right w:val="none" w:sz="0" w:space="0" w:color="auto"/>
-      </w:pBdr>
-      <w:spacing w:before="40" w:after="0"/>
-      <w:textAlignment w:val="baseline"/>
+      <w:spacing w:before="40"/>
       <w:outlineLvl w:val="2"/>
     </w:pPr>
     <w:rPr>
-      <w:rFonts w:ascii="Times New Roman" w:eastAsia="Times New Roman" w:hAnsi="Times New Roman" w:cs="Times New Roman"/>
       <w:b/>
       <w:bCs/>
-      <w:i w:val="0"/>
-      <w:color w:val="1F3763" w:themeShade="7F"/>
+      <w:color w:val="1F3763"/>
       <w:sz w:val="28"/>
       <w:szCs w:val="28"/>
-      <w:bdr w:val="none" w:sz="0" w:space="0" w:color="auto"/>
-      <w:vertAlign w:val="baseline"/>
     </w:rPr>
   </w:style>
   <w:style w:type="paragraph" w:styleId="Heading4">
@@ -5239,27 +4530,14 @@
     <w:pPr>
       <w:keepNext/>
       <w:keepLines/>
-      <w:pBdr>
-        <w:top w:val="none" w:sz="0" w:space="0" w:color="auto"/>
-        <w:left w:val="none" w:sz="0" w:space="0" w:color="auto"/>
-        <w:bottom w:val="none" w:sz="0" w:space="0" w:color="auto"/>
-        <w:right w:val="none" w:sz="0" w:space="0" w:color="auto"/>
-      </w:pBdr>
-      <w:spacing w:before="40" w:after="0"/>
-      <w:textAlignment w:val="baseline"/>
+      <w:spacing w:before="40"/>
       <w:outlineLvl w:val="3"/>
     </w:pPr>
     <w:rPr>
-      <w:rFonts w:ascii="Times New Roman" w:eastAsia="Times New Roman" w:hAnsi="Times New Roman" w:cs="Times New Roman"/>
       <w:b/>
       <w:bCs/>
-      <w:i w:val="0"/>
       <w:iCs/>
-      <w:color w:val="2F5496" w:themeShade="BF"/>
-      <w:sz w:val="24"/>
-      <w:szCs w:val="24"/>
-      <w:bdr w:val="none" w:sz="0" w:space="0" w:color="auto"/>
-      <w:vertAlign w:val="baseline"/>
+      <w:color w:val="2F5496"/>
     </w:rPr>
   </w:style>
   <w:style w:type="paragraph" w:styleId="Heading5">
@@ -5273,26 +4551,15 @@
     <w:pPr>
       <w:keepNext/>
       <w:keepLines/>
-      <w:pBdr>
-        <w:top w:val="none" w:sz="0" w:space="0" w:color="auto"/>
-        <w:left w:val="none" w:sz="0" w:space="0" w:color="auto"/>
-        <w:bottom w:val="none" w:sz="0" w:space="0" w:color="auto"/>
-        <w:right w:val="none" w:sz="0" w:space="0" w:color="auto"/>
-      </w:pBdr>
-      <w:spacing w:before="40" w:after="0"/>
-      <w:textAlignment w:val="baseline"/>
+      <w:spacing w:before="40"/>
       <w:outlineLvl w:val="4"/>
     </w:pPr>
     <w:rPr>
-      <w:rFonts w:ascii="Times New Roman" w:eastAsia="Times New Roman" w:hAnsi="Times New Roman" w:cs="Times New Roman"/>
       <w:b/>
       <w:bCs/>
-      <w:i w:val="0"/>
-      <w:color w:val="2F5496" w:themeShade="BF"/>
+      <w:color w:val="2F5496"/>
       <w:sz w:val="20"/>
       <w:szCs w:val="20"/>
-      <w:bdr w:val="none" w:sz="0" w:space="0" w:color="auto"/>
-      <w:vertAlign w:val="baseline"/>
     </w:rPr>
   </w:style>
   <w:style w:type="paragraph" w:styleId="Heading6">
@@ -5306,38 +4573,27 @@
     <w:pPr>
       <w:keepNext/>
       <w:keepLines/>
-      <w:pBdr>
-        <w:top w:val="none" w:sz="0" w:space="0" w:color="auto"/>
-        <w:left w:val="none" w:sz="0" w:space="0" w:color="auto"/>
-        <w:bottom w:val="none" w:sz="0" w:space="0" w:color="auto"/>
-        <w:right w:val="none" w:sz="0" w:space="0" w:color="auto"/>
-      </w:pBdr>
-      <w:spacing w:before="40" w:after="0"/>
-      <w:textAlignment w:val="baseline"/>
+      <w:spacing w:before="40"/>
       <w:outlineLvl w:val="5"/>
     </w:pPr>
     <w:rPr>
-      <w:rFonts w:ascii="Times New Roman" w:eastAsia="Times New Roman" w:hAnsi="Times New Roman" w:cs="Times New Roman"/>
       <w:b/>
       <w:bCs/>
-      <w:i w:val="0"/>
-      <w:color w:val="1F3763" w:themeShade="7F"/>
+      <w:color w:val="1F3763"/>
       <w:sz w:val="16"/>
       <w:szCs w:val="16"/>
-      <w:bdr w:val="none" w:sz="0" w:space="0" w:color="auto"/>
-      <w:vertAlign w:val="baseline"/>
     </w:rPr>
   </w:style>
   <w:style w:type="character" w:default="1" w:styleId="DefaultParagraphFont">
     <w:name w:val="Default Paragraph Font"/>
-    <w:semiHidden/>
+    <w:uiPriority w:val="1"/>
+    <w:unhideWhenUsed/>
   </w:style>
   <w:style w:type="table" w:default="1" w:styleId="TableNormal">
     <w:name w:val="Normal Table"/>
     <w:uiPriority w:val="99"/>
     <w:semiHidden/>
     <w:unhideWhenUsed/>
-    <w:qFormat/>
     <w:tblPr>
       <w:tblInd w:w="0" w:type="dxa"/>
       <w:tblCellMar>
@@ -5348,6 +4604,12 @@
       </w:tblCellMar>
     </w:tblPr>
   </w:style>
+  <w:style w:type="numbering" w:default="1" w:styleId="NoList">
+    <w:name w:val="No List"/>
+    <w:uiPriority w:val="99"/>
+    <w:semiHidden/>
+    <w:unhideWhenUsed/>
+  </w:style>
   <w:style w:type="character" w:customStyle="1" w:styleId="Heading1Char">
     <w:name w:val="Heading 1 Char"/>
     <w:basedOn w:val="DefaultParagraphFont"/>
@@ -5356,7 +4618,7 @@
     <w:rsid w:val="00506D7A"/>
     <w:rPr>
       <w:rFonts w:ascii="Times New Roman" w:eastAsia="Times New Roman" w:hAnsi="Times New Roman" w:cs="Times New Roman"/>
-      <w:color w:val="2F5496" w:themeShade="BF"/>
+      <w:color w:val="2F5496"/>
       <w:sz w:val="32"/>
       <w:szCs w:val="32"/>
     </w:rPr>
@@ -5369,7 +4631,7 @@
     <w:rsid w:val="00506D7A"/>
     <w:rPr>
       <w:rFonts w:ascii="Times New Roman" w:eastAsia="Times New Roman" w:hAnsi="Times New Roman" w:cs="Times New Roman"/>
-      <w:color w:val="2F5496" w:themeShade="BF"/>
+      <w:color w:val="2F5496"/>
       <w:sz w:val="26"/>
       <w:szCs w:val="26"/>
     </w:rPr>
@@ -5382,7 +4644,7 @@
     <w:rsid w:val="00506D7A"/>
     <w:rPr>
       <w:rFonts w:ascii="Times New Roman" w:eastAsia="Times New Roman" w:hAnsi="Times New Roman" w:cs="Times New Roman"/>
-      <w:color w:val="1F3763" w:themeShade="7F"/>
+      <w:color w:val="1F3763"/>
       <w:sz w:val="24"/>
       <w:szCs w:val="24"/>
     </w:rPr>
@@ -5397,7 +4659,7 @@
       <w:rFonts w:ascii="Times New Roman" w:eastAsia="Times New Roman" w:hAnsi="Times New Roman" w:cs="Times New Roman"/>
       <w:i/>
       <w:iCs/>
-      <w:color w:val="2F5496" w:themeShade="BF"/>
+      <w:color w:val="2F5496"/>
     </w:rPr>
   </w:style>
   <w:style w:type="character" w:customStyle="1" w:styleId="Heading5Char">
@@ -5408,7 +4670,7 @@
     <w:rsid w:val="00506D7A"/>
     <w:rPr>
       <w:rFonts w:ascii="Times New Roman" w:eastAsia="Times New Roman" w:hAnsi="Times New Roman" w:cs="Times New Roman"/>
-      <w:color w:val="2F5496" w:themeShade="BF"/>
+      <w:color w:val="2F5496"/>
     </w:rPr>
   </w:style>
   <w:style w:type="character" w:customStyle="1" w:styleId="Heading6Char">
@@ -5419,7 +4681,7 @@
     <w:rsid w:val="00506D7A"/>
     <w:rPr>
       <w:rFonts w:ascii="Times New Roman" w:eastAsia="Times New Roman" w:hAnsi="Times New Roman" w:cs="Times New Roman"/>
-      <w:color w:val="1F3763" w:themeShade="7F"/>
+      <w:color w:val="1F3763"/>
     </w:rPr>
   </w:style>
   <w:style w:type="paragraph" w:customStyle="1" w:styleId="documentskn-slm1fontsize">
@@ -5496,7 +4758,6 @@
     <w:pPr>
       <w:pBdr>
         <w:top w:val="none" w:sz="0" w:space="10" w:color="auto"/>
-        <w:bottom w:val="none" w:sz="0" w:space="0" w:color="auto"/>
       </w:pBdr>
       <w:shd w:val="clear" w:color="auto" w:fill="404040"/>
       <w:textAlignment w:val="top"/>
@@ -5512,19 +4773,6 @@
   <w:style w:type="paragraph" w:customStyle="1" w:styleId="div">
     <w:name w:val="div"/>
     <w:basedOn w:val="Normal"/>
-    <w:pPr>
-      <w:pBdr>
-        <w:top w:val="none" w:sz="0" w:space="0" w:color="auto"/>
-        <w:left w:val="none" w:sz="0" w:space="0" w:color="auto"/>
-        <w:bottom w:val="none" w:sz="0" w:space="0" w:color="auto"/>
-        <w:right w:val="none" w:sz="0" w:space="0" w:color="auto"/>
-      </w:pBdr>
-      <w:textAlignment w:val="baseline"/>
-    </w:pPr>
-    <w:rPr>
-      <w:bdr w:val="none" w:sz="0" w:space="0" w:color="auto"/>
-      <w:vertAlign w:val="baseline"/>
-    </w:rPr>
   </w:style>
   <w:style w:type="character" w:customStyle="1" w:styleId="whiteTxt">
     <w:name w:val="whiteTxt"/>
@@ -5562,8 +4810,6 @@
       <w:bCs/>
       <w:caps/>
       <w:spacing w:val="20"/>
-      <w:sz w:val="24"/>
-      <w:szCs w:val="24"/>
     </w:rPr>
   </w:style>
   <w:style w:type="paragraph" w:customStyle="1" w:styleId="documentskn-slm1paragraphParagraph">
@@ -5577,19 +4823,6 @@
   <w:style w:type="paragraph" w:customStyle="1" w:styleId="p">
     <w:name w:val="p"/>
     <w:basedOn w:val="Normal"/>
-    <w:pPr>
-      <w:pBdr>
-        <w:top w:val="none" w:sz="0" w:space="0" w:color="auto"/>
-        <w:left w:val="none" w:sz="0" w:space="0" w:color="auto"/>
-        <w:bottom w:val="none" w:sz="0" w:space="0" w:color="auto"/>
-        <w:right w:val="none" w:sz="0" w:space="0" w:color="auto"/>
-      </w:pBdr>
-      <w:textAlignment w:val="baseline"/>
-    </w:pPr>
-    <w:rPr>
-      <w:bdr w:val="none" w:sz="0" w:space="0" w:color="auto"/>
-      <w:vertAlign w:val="baseline"/>
-    </w:rPr>
   </w:style>
   <w:style w:type="character" w:customStyle="1" w:styleId="u">
     <w:name w:val="u"/>
@@ -5599,8 +4832,8 @@
       <w:vertAlign w:val="baseline"/>
     </w:rPr>
   </w:style>
-  <w:style w:type="character" w:customStyle="1" w:styleId="strong">
-    <w:name w:val="strong"/>
+  <w:style w:type="character" w:customStyle="1" w:styleId="Strong1">
+    <w:name w:val="Strong1"/>
     <w:basedOn w:val="DefaultParagraphFont"/>
     <w:rPr>
       <w:bdr w:val="none" w:sz="0" w:space="0" w:color="auto"/>
@@ -5843,7 +5076,7 @@
       <a:effectStyleLst>
         <a:effectStyle>
           <a:effectLst>
-            <a:outerShdw blurRad="40000" dist="20000" dir="5400000" sx="100000" sy="100000" kx="0" ky="0" algn="b" rotWithShape="0">
+            <a:outerShdw blurRad="40000" dist="20000" dir="5400000" rotWithShape="0">
               <a:srgbClr val="000000">
                 <a:alpha val="38000"/>
               </a:srgbClr>
@@ -5852,7 +5085,7 @@
         </a:effectStyle>
         <a:effectStyle>
           <a:effectLst>
-            <a:outerShdw blurRad="40000" dist="23000" dir="5400000" sx="100000" sy="100000" kx="0" ky="0" algn="b" rotWithShape="0">
+            <a:outerShdw blurRad="40000" dist="23000" dir="5400000" rotWithShape="0">
               <a:srgbClr val="000000">
                 <a:alpha val="35000"/>
               </a:srgbClr>
@@ -5861,7 +5094,7 @@
         </a:effectStyle>
         <a:effectStyle>
           <a:effectLst>
-            <a:outerShdw blurRad="40000" dist="23000" dir="5400000" sx="100000" sy="100000" kx="0" ky="0" algn="b" rotWithShape="0">
+            <a:outerShdw blurRad="40000" dist="23000" dir="5400000" rotWithShape="0">
               <a:srgbClr val="000000">
                 <a:alpha val="35000"/>
               </a:srgbClr>
@@ -5876,7 +5109,7 @@
             </a:lightRig>
           </a:scene3d>
           <a:sp3d>
-            <a:bevelT w="63500" h="25400" prst="circle"/>
+            <a:bevelT w="63500" h="25400"/>
           </a:sp3d>
         </a:effectStyle>
       </a:effectStyleLst>
@@ -5933,6 +5166,6 @@
     </a:fmtScheme>
   </a:themeElements>
   <a:objectDefaults/>
-  <a:extraClrSchemeLst xmlns:a="http://schemas.openxmlformats.org/drawingml/2006/main"/>
+  <a:extraClrSchemeLst/>
 </a:theme>
 </file>